--- a/docs/Boxborough News - Editor's Guide.docx
+++ b/docs/Boxborough News - Editor's Guide.docx
@@ -381,7 +381,7 @@
       <w:r>
         <w:t xml:space="preserve">Go to </w:t>
       </w:r>
-      <w:hyperlink w:history="1" r:id="rIdssuzxk2avea4bxz8q-wdv">
+      <w:hyperlink w:history="1" r:id="rIdf-kplfu6_zrodfdg3h5oo">
         <w:r>
           <w:rPr>
             <w:b/>
@@ -1244,7 +1244,7 @@
               <w:spacing w:after="0"/>
             </w:pPr>
             <w:r>
-              <w:t xml:space="preserve">Tick to put the article first on the home page and in the email. Only tick one per week.</w:t>
+              <w:t xml:space="preserve">Tick to list the article first on the home page and in the email. All stories are shown at the same size. Only tick one per week.</w:t>
             </w:r>
           </w:p>
         </w:tc>
@@ -1884,7 +1884,7 @@
       <w:r>
         <w:t xml:space="preserve"> (</w:t>
       </w:r>
-      <w:hyperlink w:history="1" r:id="rIdq-jwgol_dz1avxvk1ds2v">
+      <w:hyperlink w:history="1" r:id="rId_m4ez5fo1sxi0x0dk8f20">
         <w:r>
           <w:rPr>
             <w:color w:val="2C5A3C"/>

--- a/docs/Boxborough News - Editor's Guide.docx
+++ b/docs/Boxborough News - Editor's Guide.docx
@@ -856,7 +856,7 @@
               <w:t xml:space="preserve"> </w:t>
             </w:r>
             <w:r>
-              <w:t xml:space="preserve">story each week. It becomes the large lead story at the top of the home page and leads the email. If nothing is ticked, the newest News story with a photo is used.</w:t>
+              <w:t xml:space="preserve">story each week. It becomes the large lead story at the top of the home page and leads the email. If nothing is ticked, the issue's first News story with a photo is used. The rest of the issue's News and Features follow it; stories from earlier issues move to a short "Earlier issues" list.</w:t>
             </w:r>
           </w:p>
         </w:tc>
@@ -1578,6 +1578,36 @@
                 <w:bCs/>
                 <w:b/>
               </w:rPr>
+              <w:t xml:space="preserve">Event: repeats on</w:t>
+            </w:r>
+          </w:p>
+        </w:tc>
+        <w:tc>
+          <w:tcPr/>
+          <w:p>
+            <w:pPr>
+              <w:pStyle w:val="Compact"/>
+              <w:jc w:val="left"/>
+            </w:pPr>
+            <w:r>
+              <w:t xml:space="preserve">Only for runs that happen on certain days each week (a Saturday market, a show Thursday to Sunday). Tick the days; the event is then listed on its next actual date, with "Runs through …".</w:t>
+            </w:r>
+          </w:p>
+        </w:tc>
+      </w:tr>
+      <w:tr>
+        <w:tc>
+          <w:tcPr/>
+          <w:p>
+            <w:pPr>
+              <w:pStyle w:val="Compact"/>
+              <w:jc w:val="left"/>
+            </w:pPr>
+            <w:r>
+              <w:rPr>
+                <w:bCs/>
+                <w:b/>
+              </w:rPr>
               <w:t xml:space="preserve">Event: time</w:t>
             </w:r>
           </w:p>
@@ -2360,7 +2390,7 @@
         <w:t xml:space="preserve"> </w:t>
       </w:r>
       <w:r>
-        <w:t xml:space="preserve">at any time. It shows exactly what this week's email will contain so far.</w:t>
+        <w:t xml:space="preserve">at any time. It shows the coming Friday's issue as it stands: events, town meetings and anything already published that week. Stories scheduled for Friday join it early Friday morning, before the draft is made.</w:t>
       </w:r>
     </w:p>
     <w:p>
@@ -3883,6 +3913,240 @@
       <w:sz w:val="25"/>
       <w:szCs w:val="25"/>
     </w:rPr>
+  </w:style>
+  <w:style w:customStyle="1" w:styleId="SourceCode" w:type="paragraph">
+    <w:name w:val="Source Code"/>
+    <w:basedOn w:val="Normal"/>
+    <w:link w:val="VerbatimChar"/>
+    <w:pPr>
+      <w:wordWrap w:val="off"/>
+    </w:pPr>
+  </w:style>
+  <w:style w:customStyle="1" w:styleId="KeywordTok" w:type="character">
+    <w:name w:val="KeywordTok"/>
+    <w:basedOn w:val="VerbatimChar"/>
+    <w:rPr>
+      <w:color w:val="007020"/>
+      <w:b/>
+    </w:rPr>
+  </w:style>
+  <w:style w:customStyle="1" w:styleId="DataTypeTok" w:type="character">
+    <w:name w:val="DataTypeTok"/>
+    <w:basedOn w:val="VerbatimChar"/>
+    <w:rPr>
+      <w:color w:val="902000"/>
+    </w:rPr>
+  </w:style>
+  <w:style w:customStyle="1" w:styleId="DecValTok" w:type="character">
+    <w:name w:val="DecValTok"/>
+    <w:basedOn w:val="VerbatimChar"/>
+    <w:rPr>
+      <w:color w:val="40a070"/>
+    </w:rPr>
+  </w:style>
+  <w:style w:customStyle="1" w:styleId="BaseNTok" w:type="character">
+    <w:name w:val="BaseNTok"/>
+    <w:basedOn w:val="VerbatimChar"/>
+    <w:rPr>
+      <w:color w:val="40a070"/>
+    </w:rPr>
+  </w:style>
+  <w:style w:customStyle="1" w:styleId="FloatTok" w:type="character">
+    <w:name w:val="FloatTok"/>
+    <w:basedOn w:val="VerbatimChar"/>
+    <w:rPr>
+      <w:color w:val="40a070"/>
+    </w:rPr>
+  </w:style>
+  <w:style w:customStyle="1" w:styleId="ConstantTok" w:type="character">
+    <w:name w:val="ConstantTok"/>
+    <w:basedOn w:val="VerbatimChar"/>
+    <w:rPr>
+      <w:color w:val="880000"/>
+    </w:rPr>
+  </w:style>
+  <w:style w:customStyle="1" w:styleId="CharTok" w:type="character">
+    <w:name w:val="CharTok"/>
+    <w:basedOn w:val="VerbatimChar"/>
+    <w:rPr>
+      <w:color w:val="4070a0"/>
+    </w:rPr>
+  </w:style>
+  <w:style w:customStyle="1" w:styleId="SpecialCharTok" w:type="character">
+    <w:name w:val="SpecialCharTok"/>
+    <w:basedOn w:val="VerbatimChar"/>
+    <w:rPr>
+      <w:color w:val="4070a0"/>
+    </w:rPr>
+  </w:style>
+  <w:style w:customStyle="1" w:styleId="StringTok" w:type="character">
+    <w:name w:val="StringTok"/>
+    <w:basedOn w:val="VerbatimChar"/>
+    <w:rPr>
+      <w:color w:val="4070a0"/>
+    </w:rPr>
+  </w:style>
+  <w:style w:customStyle="1" w:styleId="VerbatimStringTok" w:type="character">
+    <w:name w:val="VerbatimStringTok"/>
+    <w:basedOn w:val="VerbatimChar"/>
+    <w:rPr>
+      <w:color w:val="4070a0"/>
+    </w:rPr>
+  </w:style>
+  <w:style w:customStyle="1" w:styleId="SpecialStringTok" w:type="character">
+    <w:name w:val="SpecialStringTok"/>
+    <w:basedOn w:val="VerbatimChar"/>
+    <w:rPr>
+      <w:color w:val="bb6688"/>
+    </w:rPr>
+  </w:style>
+  <w:style w:customStyle="1" w:styleId="ImportTok" w:type="character">
+    <w:name w:val="ImportTok"/>
+    <w:basedOn w:val="VerbatimChar"/>
+    <w:rPr>
+      <w:color w:val="008000"/>
+      <w:b/>
+    </w:rPr>
+  </w:style>
+  <w:style w:customStyle="1" w:styleId="CommentTok" w:type="character">
+    <w:name w:val="CommentTok"/>
+    <w:basedOn w:val="VerbatimChar"/>
+    <w:rPr>
+      <w:color w:val="60a0b0"/>
+      <w:i/>
+    </w:rPr>
+  </w:style>
+  <w:style w:customStyle="1" w:styleId="DocumentationTok" w:type="character">
+    <w:name w:val="DocumentationTok"/>
+    <w:basedOn w:val="VerbatimChar"/>
+    <w:rPr>
+      <w:color w:val="ba2121"/>
+      <w:i/>
+    </w:rPr>
+  </w:style>
+  <w:style w:customStyle="1" w:styleId="AnnotationTok" w:type="character">
+    <w:name w:val="AnnotationTok"/>
+    <w:basedOn w:val="VerbatimChar"/>
+    <w:rPr>
+      <w:color w:val="60a0b0"/>
+      <w:b/>
+      <w:i/>
+    </w:rPr>
+  </w:style>
+  <w:style w:customStyle="1" w:styleId="CommentVarTok" w:type="character">
+    <w:name w:val="CommentVarTok"/>
+    <w:basedOn w:val="VerbatimChar"/>
+    <w:rPr>
+      <w:color w:val="60a0b0"/>
+      <w:b/>
+      <w:i/>
+    </w:rPr>
+  </w:style>
+  <w:style w:customStyle="1" w:styleId="OtherTok" w:type="character">
+    <w:name w:val="OtherTok"/>
+    <w:basedOn w:val="VerbatimChar"/>
+    <w:rPr>
+      <w:color w:val="007020"/>
+    </w:rPr>
+  </w:style>
+  <w:style w:customStyle="1" w:styleId="FunctionTok" w:type="character">
+    <w:name w:val="FunctionTok"/>
+    <w:basedOn w:val="VerbatimChar"/>
+    <w:rPr>
+      <w:color w:val="06287e"/>
+    </w:rPr>
+  </w:style>
+  <w:style w:customStyle="1" w:styleId="VariableTok" w:type="character">
+    <w:name w:val="VariableTok"/>
+    <w:basedOn w:val="VerbatimChar"/>
+    <w:rPr>
+      <w:color w:val="19177c"/>
+    </w:rPr>
+  </w:style>
+  <w:style w:customStyle="1" w:styleId="ControlFlowTok" w:type="character">
+    <w:name w:val="ControlFlowTok"/>
+    <w:basedOn w:val="VerbatimChar"/>
+    <w:rPr>
+      <w:color w:val="007020"/>
+      <w:b/>
+    </w:rPr>
+  </w:style>
+  <w:style w:customStyle="1" w:styleId="OperatorTok" w:type="character">
+    <w:name w:val="OperatorTok"/>
+    <w:basedOn w:val="VerbatimChar"/>
+    <w:rPr>
+      <w:color w:val="666666"/>
+    </w:rPr>
+  </w:style>
+  <w:style w:customStyle="1" w:styleId="BuiltInTok" w:type="character">
+    <w:name w:val="BuiltInTok"/>
+    <w:basedOn w:val="VerbatimChar"/>
+    <w:rPr>
+      <w:color w:val="008000"/>
+    </w:rPr>
+  </w:style>
+  <w:style w:customStyle="1" w:styleId="ExtensionTok" w:type="character">
+    <w:name w:val="ExtensionTok"/>
+    <w:basedOn w:val="VerbatimChar"/>
+    <w:rPr/>
+  </w:style>
+  <w:style w:customStyle="1" w:styleId="PreprocessorTok" w:type="character">
+    <w:name w:val="PreprocessorTok"/>
+    <w:basedOn w:val="VerbatimChar"/>
+    <w:rPr>
+      <w:color w:val="bc7a00"/>
+    </w:rPr>
+  </w:style>
+  <w:style w:customStyle="1" w:styleId="AttributeTok" w:type="character">
+    <w:name w:val="AttributeTok"/>
+    <w:basedOn w:val="VerbatimChar"/>
+    <w:rPr>
+      <w:color w:val="7d9029"/>
+    </w:rPr>
+  </w:style>
+  <w:style w:customStyle="1" w:styleId="RegionMarkerTok" w:type="character">
+    <w:name w:val="RegionMarkerTok"/>
+    <w:basedOn w:val="VerbatimChar"/>
+    <w:rPr/>
+  </w:style>
+  <w:style w:customStyle="1" w:styleId="InformationTok" w:type="character">
+    <w:name w:val="InformationTok"/>
+    <w:basedOn w:val="VerbatimChar"/>
+    <w:rPr>
+      <w:color w:val="60a0b0"/>
+      <w:b/>
+      <w:i/>
+    </w:rPr>
+  </w:style>
+  <w:style w:customStyle="1" w:styleId="WarningTok" w:type="character">
+    <w:name w:val="WarningTok"/>
+    <w:basedOn w:val="VerbatimChar"/>
+    <w:rPr>
+      <w:color w:val="60a0b0"/>
+      <w:b/>
+      <w:i/>
+    </w:rPr>
+  </w:style>
+  <w:style w:customStyle="1" w:styleId="AlertTok" w:type="character">
+    <w:name w:val="AlertTok"/>
+    <w:basedOn w:val="VerbatimChar"/>
+    <w:rPr>
+      <w:color w:val="ff0000"/>
+      <w:b/>
+    </w:rPr>
+  </w:style>
+  <w:style w:customStyle="1" w:styleId="ErrorTok" w:type="character">
+    <w:name w:val="ErrorTok"/>
+    <w:basedOn w:val="VerbatimChar"/>
+    <w:rPr>
+      <w:color w:val="ff0000"/>
+      <w:b/>
+    </w:rPr>
+  </w:style>
+  <w:style w:customStyle="1" w:styleId="NormalTok" w:type="character">
+    <w:name w:val="NormalTok"/>
+    <w:basedOn w:val="VerbatimChar"/>
+    <w:rPr/>
   </w:style>
   <w:style w:type="paragraph" w:customStyle="1" w:styleId="SourceCode">
     <w:name w:val="Source Code"/>

--- a/docs/Boxborough News - Editor's Guide.docx
+++ b/docs/Boxborough News - Editor's Guide.docx
@@ -2,13 +2,13 @@
 <file path=word/document.xml><?xml version="1.0" encoding="utf-8"?>
 <w:document xmlns:w="http://schemas.openxmlformats.org/wordprocessingml/2006/main" xmlns:m="http://schemas.openxmlformats.org/officeDocument/2006/math" xmlns:r="http://schemas.openxmlformats.org/officeDocument/2006/relationships" xmlns:o="urn:schemas-microsoft-com:office:office" xmlns:v="urn:schemas-microsoft-com:vml" xmlns:w10="urn:schemas-microsoft-com:office:word" xmlns:a="http://schemas.openxmlformats.org/drawingml/2006/main" xmlns:pic="http://schemas.openxmlformats.org/drawingml/2006/picture" xmlns:wp="http://schemas.openxmlformats.org/drawingml/2006/wordprocessingDrawing">
   <w:body>
-    <w:bookmarkStart w:id="35" w:name="boxborough-news-editors-guide"/>
+    <w:bookmarkStart w:id="32" w:name="boxborough-news-editors-guide"/>
     <w:p>
       <w:pPr>
         <w:pStyle w:val="Heading1"/>
       </w:pPr>
       <w:r>
-        <w:t xml:space="preserve">Boxborough News: Editor's Guide</w:t>
+        <w:t xml:space="preserve">Boxborough News: Editor’s Guide</w:t>
       </w:r>
     </w:p>
     <w:p>
@@ -16,7 +16,7 @@
         <w:pStyle w:val="FirstParagraph"/>
       </w:pPr>
       <w:r>
-        <w:t xml:space="preserve">This guide covers everything an editor needs to publish Boxborough News. You don't need any technical knowledge: you fill in a form, click</w:t>
+        <w:t xml:space="preserve">This guide covers everything an editor needs to publish Boxborough News. You don’t need any technical knowledge: you fill in a form, click</w:t>
       </w:r>
       <w:r>
         <w:t xml:space="preserve"> </w:t>
@@ -51,7 +51,7 @@
     <w:tbl>
       <w:tblPr>
         <w:tblStyle w:val="Table"/>
-        <w:tblW w:type="auto" w:w="0"/>
+        <w:tblW w:type="pct" w:w="5000"/>
         <w:tblLook w:firstRow="1" w:lastRow="0" w:firstColumn="0" w:lastColumn="0" w:noHBand="0" w:noVBand="0" w:val="0020"/>
         <w:jc w:val="start"/>
       </w:tblPr>
@@ -109,17 +109,17 @@
               <w:jc w:val="left"/>
             </w:pPr>
             <w:r>
-              <w:t xml:space="preserve">Add articles as they're ready, with</w:t>
-            </w:r>
-            <w:r>
-              <w:t xml:space="preserve"> </w:t>
-            </w:r>
-            <w:r>
-              <w:rPr>
-                <w:bCs/>
-                <w:b/>
-              </w:rPr>
-              <w:t xml:space="preserve">Friday's date</w:t>
+              <w:t xml:space="preserve">Add articles as they’re ready, with</w:t>
+            </w:r>
+            <w:r>
+              <w:t xml:space="preserve"> </w:t>
+            </w:r>
+            <w:r>
+              <w:rPr>
+                <w:bCs/>
+                <w:b/>
+              </w:rPr>
+              <w:t xml:space="preserve">Friday’s date</w:t>
             </w:r>
             <w:r>
               <w:t xml:space="preserve"> </w:t>
@@ -253,7 +253,7 @@
       </w:r>
     </w:p>
     <w:bookmarkEnd w:id="20"/>
-    <w:bookmarkStart w:id="22" w:name="logging-in"/>
+    <w:bookmarkStart w:id="21" w:name="logging-in"/>
     <w:p>
       <w:pPr>
         <w:pStyle w:val="Heading2"/>
@@ -276,16 +276,13 @@
       <w:r>
         <w:t xml:space="preserve"> </w:t>
       </w:r>
-      <w:hyperlink r:id="rId21">
-        <w:r>
-          <w:rPr>
-            <w:rStyle w:val="Hyperlink"/>
-            <w:bCs/>
-            <w:b/>
-          </w:rPr>
-          <w:t xml:space="preserve">https://app.pagescms.org</w:t>
-        </w:r>
-      </w:hyperlink>
+      <w:r>
+        <w:rPr>
+          <w:bCs/>
+          <w:b/>
+        </w:rPr>
+        <w:t xml:space="preserve">https://app.pagescms.org</w:t>
+      </w:r>
     </w:p>
     <w:p>
       <w:pPr>
@@ -296,7 +293,7 @@
         <w:pStyle w:val="Compact"/>
       </w:pPr>
       <w:r>
-        <w:t xml:space="preserve">Enter your email address and click the sign-in link that arrives in your inbox. There's no password to remember.</w:t>
+        <w:t xml:space="preserve">Enter your email address and click the sign-in link that arrives in your inbox. There’s no password to remember.</w:t>
       </w:r>
     </w:p>
     <w:p>
@@ -333,7 +330,7 @@
           <w:iCs/>
           <w:i/>
         </w:rPr>
-        <w:t xml:space="preserve">(If you've never been invited, ask the site administrator to add your email address.)</w:t>
+        <w:t xml:space="preserve">(If you’ve never been invited, ask the site administrator to add your email address.)</w:t>
       </w:r>
     </w:p>
     <w:p>
@@ -343,8 +340,8 @@
         </w:pict>
       </w:r>
     </w:p>
-    <w:bookmarkEnd w:id="22"/>
-    <w:bookmarkStart w:id="26" w:name="writing-an-article"/>
+    <w:bookmarkEnd w:id="21"/>
+    <w:bookmarkStart w:id="25" w:name="writing-an-article"/>
     <w:p>
       <w:pPr>
         <w:pStyle w:val="Heading2"/>
@@ -405,7 +402,7 @@
     <w:tbl>
       <w:tblPr>
         <w:tblStyle w:val="Table"/>
-        <w:tblW w:type="auto" w:w="0"/>
+        <w:tblW w:type="pct" w:w="5000"/>
         <w:tblLook w:firstRow="1" w:lastRow="0" w:firstColumn="0" w:lastColumn="0" w:noHBand="0" w:noVBand="0" w:val="0020"/>
         <w:jc w:val="start"/>
       </w:tblPr>
@@ -467,7 +464,7 @@
               <w:jc w:val="left"/>
             </w:pPr>
             <w:r>
-              <w:t xml:space="preserve">The article's headline.</w:t>
+              <w:t xml:space="preserve">The article’s headline.</w:t>
             </w:r>
           </w:p>
         </w:tc>
@@ -569,7 +566,7 @@
               <w:t xml:space="preserve"> </w:t>
             </w:r>
             <w:r>
-              <w:t xml:space="preserve">of the issue. A future date schedules the article; it goes live early that morning. (Today's date publishes it right away.)</w:t>
+              <w:t xml:space="preserve">of the issue. A future date schedules the article; it goes live early that morning. (Today’s date publishes it right away.)</w:t>
             </w:r>
           </w:p>
         </w:tc>
@@ -599,10 +596,7 @@
               <w:jc w:val="left"/>
             </w:pPr>
             <w:r>
-              <w:t xml:space="preserve">Optional, e.g.</w:t>
-            </w:r>
-            <w:r>
-              <w:t xml:space="preserve"> </w:t>
+              <w:t xml:space="preserve">Optional, e.g. </w:t>
             </w:r>
             <w:r>
               <w:rPr>
@@ -642,7 +636,25 @@
               <w:jc w:val="left"/>
             </w:pPr>
             <w:r>
-              <w:t xml:space="preserve">Optional. One or two sentences shown on the home page and in the email. If you leave it blank, the first couple of sentences of the article are used, which usually works well.</w:t>
+              <w:t xml:space="preserve">Optional. One or two sentences shown on the home page and in the email. If you leave it blank, the first couple of sentences of the article are used, which usually works well. (Those opening sentences end with</w:t>
+            </w:r>
+            <w:r>
+              <w:t xml:space="preserve"> </w:t>
+            </w:r>
+            <w:r>
+              <w:t xml:space="preserve">“</w:t>
+            </w:r>
+            <w:r>
+              <w:t xml:space="preserve">…</w:t>
+            </w:r>
+            <w:r>
+              <w:t xml:space="preserve">”</w:t>
+            </w:r>
+            <w:r>
+              <w:t xml:space="preserve"> </w:t>
+            </w:r>
+            <w:r>
+              <w:t xml:space="preserve">so readers know the story continues.)</w:t>
             </w:r>
           </w:p>
         </w:tc>
@@ -780,7 +792,7 @@
               <w:t xml:space="preserve"> </w:t>
             </w:r>
             <w:r>
-              <w:t xml:space="preserve">for anything with text in it, so it's always shown whole instead of trimmed to fit.</w:t>
+              <w:t xml:space="preserve">for anything with text in it, so it’s always shown whole instead of trimmed to fit.</w:t>
             </w:r>
           </w:p>
         </w:tc>
@@ -798,19 +810,51 @@
                 <w:bCs/>
                 <w:b/>
               </w:rPr>
-              <w:t xml:space="preserve">Photo caption / credit</w:t>
-            </w:r>
-          </w:p>
-        </w:tc>
-        <w:tc>
-          <w:tcPr/>
-          <w:p>
-            <w:pPr>
-              <w:pStyle w:val="Compact"/>
-              <w:jc w:val="left"/>
-            </w:pPr>
-            <w:r>
-              <w:t xml:space="preserve">Optional. Shown under the photo.</w:t>
+              <w:t xml:space="preserve">Keep in view when trimmed</w:t>
+            </w:r>
+          </w:p>
+        </w:tc>
+        <w:tc>
+          <w:tcPr/>
+          <w:p>
+            <w:pPr>
+              <w:pStyle w:val="Compact"/>
+              <w:jc w:val="left"/>
+            </w:pPr>
+            <w:r>
+              <w:t xml:space="preserve">Leave as</w:t>
+            </w:r>
+            <w:r>
+              <w:t xml:space="preserve"> </w:t>
+            </w:r>
+            <w:r>
+              <w:rPr>
+                <w:bCs/>
+                <w:b/>
+              </w:rPr>
+              <w:t xml:space="preserve">Center</w:t>
+            </w:r>
+            <w:r>
+              <w:t xml:space="preserve"> </w:t>
+            </w:r>
+            <w:r>
+              <w:t xml:space="preserve">for most photos. The home page and section pages trim photos to a standard shape; for a portrait or a tall subject, choose</w:t>
+            </w:r>
+            <w:r>
+              <w:t xml:space="preserve"> </w:t>
+            </w:r>
+            <w:r>
+              <w:rPr>
+                <w:bCs/>
+                <w:b/>
+              </w:rPr>
+              <w:t xml:space="preserve">Top</w:t>
+            </w:r>
+            <w:r>
+              <w:t xml:space="preserve"> </w:t>
+            </w:r>
+            <w:r>
+              <w:t xml:space="preserve">so heads aren’t cut off.</w:t>
             </w:r>
           </w:p>
         </w:tc>
@@ -828,35 +872,19 @@
                 <w:bCs/>
                 <w:b/>
               </w:rPr>
-              <w:t xml:space="preserve">Top story</w:t>
-            </w:r>
-          </w:p>
-        </w:tc>
-        <w:tc>
-          <w:tcPr/>
-          <w:p>
-            <w:pPr>
-              <w:pStyle w:val="Compact"/>
-              <w:jc w:val="left"/>
-            </w:pPr>
-            <w:r>
-              <w:t xml:space="preserve">Tick</w:t>
-            </w:r>
-            <w:r>
-              <w:t xml:space="preserve"> </w:t>
-            </w:r>
-            <w:r>
-              <w:rPr>
-                <w:bCs/>
-                <w:b/>
-              </w:rPr>
-              <w:t xml:space="preserve">one</w:t>
-            </w:r>
-            <w:r>
-              <w:t xml:space="preserve"> </w:t>
-            </w:r>
-            <w:r>
-              <w:t xml:space="preserve">story each week. It becomes the large lead story at the top of the home page and leads the email. If nothing is ticked, the issue's first News story with a photo is used. The rest of the issue's News and Features follow it; stories from earlier issues move to a short "Earlier issues" list.</w:t>
+              <w:t xml:space="preserve">Photo caption / credit</w:t>
+            </w:r>
+          </w:p>
+        </w:tc>
+        <w:tc>
+          <w:tcPr/>
+          <w:p>
+            <w:pPr>
+              <w:pStyle w:val="Compact"/>
+              <w:jc w:val="left"/>
+            </w:pPr>
+            <w:r>
+              <w:t xml:space="preserve">Optional. Shown under the photo.</w:t>
             </w:r>
           </w:p>
         </w:tc>
@@ -874,6 +902,70 @@
                 <w:bCs/>
                 <w:b/>
               </w:rPr>
+              <w:t xml:space="preserve">Top story</w:t>
+            </w:r>
+          </w:p>
+        </w:tc>
+        <w:tc>
+          <w:tcPr/>
+          <w:p>
+            <w:pPr>
+              <w:pStyle w:val="Compact"/>
+              <w:jc w:val="left"/>
+            </w:pPr>
+            <w:r>
+              <w:t xml:space="preserve">Tick</w:t>
+            </w:r>
+            <w:r>
+              <w:t xml:space="preserve"> </w:t>
+            </w:r>
+            <w:r>
+              <w:rPr>
+                <w:bCs/>
+                <w:b/>
+              </w:rPr>
+              <w:t xml:space="preserve">one</w:t>
+            </w:r>
+            <w:r>
+              <w:t xml:space="preserve"> </w:t>
+            </w:r>
+            <w:r>
+              <w:t xml:space="preserve">story each week. It becomes the large lead story at the top of the home page and leads the email. If nothing is ticked, the issue’s first News story with a photo is used. The rest of the issue’s News and Features follow it; stories from earlier issues move to a short</w:t>
+            </w:r>
+            <w:r>
+              <w:t xml:space="preserve"> </w:t>
+            </w:r>
+            <w:r>
+              <w:t xml:space="preserve">“</w:t>
+            </w:r>
+            <w:r>
+              <w:t xml:space="preserve">Earlier issues</w:t>
+            </w:r>
+            <w:r>
+              <w:t xml:space="preserve">”</w:t>
+            </w:r>
+            <w:r>
+              <w:t xml:space="preserve"> </w:t>
+            </w:r>
+            <w:r>
+              <w:t xml:space="preserve">list.</w:t>
+            </w:r>
+          </w:p>
+        </w:tc>
+      </w:tr>
+      <w:tr>
+        <w:tc>
+          <w:tcPr/>
+          <w:p>
+            <w:pPr>
+              <w:pStyle w:val="Compact"/>
+              <w:jc w:val="left"/>
+            </w:pPr>
+            <w:r>
+              <w:rPr>
+                <w:bCs/>
+                <w:b/>
+              </w:rPr>
               <w:t xml:space="preserve">Draft</w:t>
             </w:r>
           </w:p>
@@ -886,7 +978,7 @@
               <w:jc w:val="left"/>
             </w:pPr>
             <w:r>
-              <w:t xml:space="preserve">Tick to save your work without publishing it. Untick when it's ready.</w:t>
+              <w:t xml:space="preserve">Tick to save your work without publishing it. Untick when it’s ready.</w:t>
             </w:r>
           </w:p>
         </w:tc>
@@ -991,7 +1083,7 @@
         <w:t xml:space="preserve">to link to a town document or agenda, highlight the words, click the link button, and paste the web address.</w:t>
       </w:r>
     </w:p>
-    <w:bookmarkStart w:id="23" w:name="photos"/>
+    <w:bookmarkStart w:id="22" w:name="photos"/>
     <w:p>
       <w:pPr>
         <w:pStyle w:val="Heading3"/>
@@ -1050,7 +1142,7 @@
         <w:t xml:space="preserve"> </w:t>
       </w:r>
       <w:r>
-        <w:t xml:space="preserve">size. Very large photos slowly fill up the site's free storage.</w:t>
+        <w:t xml:space="preserve">size. Very large photos slowly fill up the site’s free storage.</w:t>
       </w:r>
     </w:p>
     <w:p>
@@ -1075,7 +1167,7 @@
         <w:t xml:space="preserve">photo credit</w:t>
       </w:r>
       <w:r>
-        <w:t xml:space="preserve">, and get permission for photos you didn't take.</w:t>
+        <w:t xml:space="preserve">, and get permission for photos you didn’t take.</w:t>
       </w:r>
     </w:p>
     <w:p>
@@ -1106,8 +1198,8 @@
         <w:t xml:space="preserve">the article text, click the image button in the toolbar.</w:t>
       </w:r>
     </w:p>
-    <w:bookmarkEnd w:id="23"/>
-    <w:bookmarkStart w:id="24" w:name="fixing-a-mistake"/>
+    <w:bookmarkEnd w:id="22"/>
+    <w:bookmarkStart w:id="23" w:name="fixing-a-mistake"/>
     <w:p>
       <w:pPr>
         <w:pStyle w:val="Heading3"/>
@@ -1134,21 +1226,32 @@
         <w:t xml:space="preserve">Save</w:t>
       </w:r>
       <w:r>
-        <w:t xml:space="preserve">. The live site updates in about two minutes. For a significant correction, add a line at the end of the article, e.g.</w:t>
-      </w:r>
-      <w:r>
-        <w:t xml:space="preserve"> </w:t>
+        <w:t xml:space="preserve">. The live site updates in about two minutes. For a significant correction, add a line at the end of the article, e.g. </w:t>
       </w:r>
       <w:r>
         <w:rPr>
           <w:iCs/>
           <w:i/>
         </w:rPr>
-        <w:t xml:space="preserve">"Correction: An earlier version of this article misstated the meeting date."</w:t>
-      </w:r>
-    </w:p>
-    <w:bookmarkEnd w:id="24"/>
-    <w:bookmarkStart w:id="25" w:name="taking-an-article-down"/>
+        <w:t xml:space="preserve">“</w:t>
+      </w:r>
+      <w:r>
+        <w:rPr>
+          <w:iCs/>
+          <w:i/>
+        </w:rPr>
+        <w:t xml:space="preserve">Correction: An earlier version of this article misstated the meeting date.</w:t>
+      </w:r>
+      <w:r>
+        <w:rPr>
+          <w:iCs/>
+          <w:i/>
+        </w:rPr>
+        <w:t xml:space="preserve">”</w:t>
+      </w:r>
+    </w:p>
+    <w:bookmarkEnd w:id="23"/>
+    <w:bookmarkStart w:id="24" w:name="taking-an-article-down"/>
     <w:p>
       <w:pPr>
         <w:pStyle w:val="Heading3"/>
@@ -1188,7 +1291,7 @@
         <w:t xml:space="preserve">Save</w:t>
       </w:r>
       <w:r>
-        <w:t xml:space="preserve">. It disappears from the website but isn't deleted. (The</w:t>
+        <w:t xml:space="preserve">. It disappears from the website but isn’t deleted. (The</w:t>
       </w:r>
       <w:r>
         <w:t xml:space="preserve"> </w:t>
@@ -1214,9 +1317,9 @@
         </w:pict>
       </w:r>
     </w:p>
+    <w:bookmarkEnd w:id="24"/>
     <w:bookmarkEnd w:id="25"/>
-    <w:bookmarkEnd w:id="26"/>
-    <w:bookmarkStart w:id="29" w:name="events--notices"/>
+    <w:bookmarkStart w:id="27" w:name="events-notices"/>
     <w:p>
       <w:pPr>
         <w:pStyle w:val="Heading2"/>
@@ -1281,7 +1384,25 @@
         <w:t xml:space="preserve"> </w:t>
       </w:r>
       <w:r>
-        <w:t xml:space="preserve">page by date (this week, next week, later), in the "This week in Boxborough" box on the home page and in the Friday email. They drop off by themselves once their last day has passed, and move to</w:t>
+        <w:t xml:space="preserve">page by date (this week, next week, later), in the</w:t>
+      </w:r>
+      <w:r>
+        <w:t xml:space="preserve"> </w:t>
+      </w:r>
+      <w:r>
+        <w:t xml:space="preserve">“</w:t>
+      </w:r>
+      <w:r>
+        <w:t xml:space="preserve">This week in Boxborough</w:t>
+      </w:r>
+      <w:r>
+        <w:t xml:space="preserve">”</w:t>
+      </w:r>
+      <w:r>
+        <w:t xml:space="preserve"> </w:t>
+      </w:r>
+      <w:r>
+        <w:t xml:space="preserve">box on the home page and in the Friday email. They drop off by themselves once their last day has passed, and move to</w:t>
       </w:r>
       <w:r>
         <w:t xml:space="preserve"> </w:t>
@@ -1335,7 +1456,7 @@
     <w:tbl>
       <w:tblPr>
         <w:tblStyle w:val="Table"/>
-        <w:tblW w:type="auto" w:w="0"/>
+        <w:tblW w:type="pct" w:w="5000"/>
         <w:tblLook w:firstRow="1" w:lastRow="0" w:firstColumn="0" w:lastColumn="0" w:noHBand="0" w:noVBand="0" w:val="0020"/>
         <w:jc w:val="start"/>
       </w:tblPr>
@@ -1397,7 +1518,31 @@
               <w:jc w:val="left"/>
             </w:pPr>
             <w:r>
-              <w:t xml:space="preserve">The name of the event or announcement. Leave the date out of the title; it's shown separately. Prefer a plain description ("Annual Flu Clinic at Blanchard School") to a generic one ("Message from the Well-Being Committee").</w:t>
+              <w:t xml:space="preserve">The name of the event or announcement. Leave the date out of the title; it’s shown separately. Prefer a plain description (</w:t>
+            </w:r>
+            <w:r>
+              <w:t xml:space="preserve">“</w:t>
+            </w:r>
+            <w:r>
+              <w:t xml:space="preserve">Annual Flu Clinic at Blanchard School</w:t>
+            </w:r>
+            <w:r>
+              <w:t xml:space="preserve">”</w:t>
+            </w:r>
+            <w:r>
+              <w:t xml:space="preserve">) to a generic one (</w:t>
+            </w:r>
+            <w:r>
+              <w:t xml:space="preserve">“</w:t>
+            </w:r>
+            <w:r>
+              <w:t xml:space="preserve">Message from the Well-Being Committee</w:t>
+            </w:r>
+            <w:r>
+              <w:t xml:space="preserve">”</w:t>
+            </w:r>
+            <w:r>
+              <w:t xml:space="preserve">).</w:t>
             </w:r>
           </w:p>
         </w:tc>
@@ -1487,10 +1632,7 @@
               <w:jc w:val="left"/>
             </w:pPr>
             <w:r>
-              <w:t xml:space="preserve">The organization, e.g.</w:t>
-            </w:r>
-            <w:r>
-              <w:t xml:space="preserve"> </w:t>
+              <w:t xml:space="preserve">The organization, e.g. </w:t>
             </w:r>
             <w:r>
               <w:rPr>
@@ -1500,7 +1642,22 @@
               <w:t xml:space="preserve">Sargent Memorial Library</w:t>
             </w:r>
             <w:r>
-              <w:t xml:space="preserve">. Shown as "Submitted by …".</w:t>
+              <w:t xml:space="preserve">. Shown as</w:t>
+            </w:r>
+            <w:r>
+              <w:t xml:space="preserve"> </w:t>
+            </w:r>
+            <w:r>
+              <w:t xml:space="preserve">“</w:t>
+            </w:r>
+            <w:r>
+              <w:t xml:space="preserve">Submitted by …</w:t>
+            </w:r>
+            <w:r>
+              <w:t xml:space="preserve">”</w:t>
+            </w:r>
+            <w:r>
+              <w:t xml:space="preserve">.</w:t>
             </w:r>
           </w:p>
         </w:tc>
@@ -1560,7 +1717,7 @@
               <w:jc w:val="left"/>
             </w:pPr>
             <w:r>
-              <w:t xml:space="preserve">Only for multi-day events (a show's run, a weekly market). Leave blank for one-day events.</w:t>
+              <w:t xml:space="preserve">Only for multi-day events (a show’s run, a weekly market). Leave blank for one-day events.</w:t>
             </w:r>
           </w:p>
         </w:tc>
@@ -1590,7 +1747,22 @@
               <w:jc w:val="left"/>
             </w:pPr>
             <w:r>
-              <w:t xml:space="preserve">Only for runs that happen on certain days each week (a Saturday market, a show Thursday to Sunday). Tick the days; the event is then listed on its next actual date, with "Runs through …".</w:t>
+              <w:t xml:space="preserve">Only for runs that happen on certain days each week (a Saturday market, a show Thursday to Sunday). Tick the days; the event is then listed on its next actual date, with</w:t>
+            </w:r>
+            <w:r>
+              <w:t xml:space="preserve"> </w:t>
+            </w:r>
+            <w:r>
+              <w:t xml:space="preserve">“</w:t>
+            </w:r>
+            <w:r>
+              <w:t xml:space="preserve">Runs through …</w:t>
+            </w:r>
+            <w:r>
+              <w:t xml:space="preserve">”</w:t>
+            </w:r>
+            <w:r>
+              <w:t xml:space="preserve">.</w:t>
             </w:r>
           </w:p>
         </w:tc>
@@ -1665,7 +1837,7 @@
               <w:t xml:space="preserve"> </w:t>
             </w:r>
             <w:r>
-              <w:t xml:space="preserve">Written this way, it also goes into readers' calendar apps correctly.</w:t>
+              <w:t xml:space="preserve">Written this way, it also goes into readers’ calendar apps correctly.</w:t>
             </w:r>
           </w:p>
         </w:tc>
@@ -1711,10 +1883,7 @@
               <w:jc w:val="left"/>
             </w:pPr>
             <w:r>
-              <w:t xml:space="preserve">The place (e.g.</w:t>
-            </w:r>
-            <w:r>
-              <w:t xml:space="preserve"> </w:t>
+              <w:t xml:space="preserve">The place (e.g. </w:t>
             </w:r>
             <w:r>
               <w:rPr>
@@ -1803,10 +1972,7 @@
               <w:jc w:val="left"/>
             </w:pPr>
             <w:r>
-              <w:t xml:space="preserve">Optional, e.g.</w:t>
-            </w:r>
-            <w:r>
-              <w:t xml:space="preserve"> </w:t>
+              <w:t xml:space="preserve">Optional, e.g. </w:t>
             </w:r>
             <w:r>
               <w:rPr>
@@ -1889,7 +2055,7 @@
               <w:jc w:val="left"/>
             </w:pPr>
             <w:r>
-              <w:t xml:space="preserve">The full web address. Readers can't click a QR code, so type the link even if the flyer has one.</w:t>
+              <w:t xml:space="preserve">The full web address. Readers can’t click a QR code, so type the link even if the flyer has one.</w:t>
             </w:r>
           </w:p>
         </w:tc>
@@ -1949,7 +2115,7 @@
               <w:jc w:val="left"/>
             </w:pPr>
             <w:r>
-              <w:t xml:space="preserve">Optional. It's shown below the details. Please also type the key facts (date, place, link) into the text, since many readers can't read a flyer image.</w:t>
+              <w:t xml:space="preserve">Optional. It’s shown below the details. Please also type the key facts (date, place, link) into the text, since many readers can’t read a flyer image.</w:t>
             </w:r>
           </w:p>
         </w:tc>
@@ -1985,7 +2151,7 @@
         </w:tc>
       </w:tr>
     </w:tbl>
-    <w:bookmarkStart w:id="28" w:name="submissions"/>
+    <w:bookmarkStart w:id="26" w:name="submissions"/>
     <w:p>
       <w:pPr>
         <w:pStyle w:val="Heading3"/>
@@ -2015,24 +2181,7 @@
         <w:t xml:space="preserve"> </w:t>
       </w:r>
       <w:r>
-        <w:t xml:space="preserve">page (linked from the Events page, the footer and Contact) asks organizations for exactly these details. Until a submission form is set up, its button opens an email to</w:t>
-      </w:r>
-      <w:r>
-        <w:t xml:space="preserve"> </w:t>
-      </w:r>
-      <w:hyperlink r:id="rId27">
-        <w:r>
-          <w:rPr>
-            <w:rStyle w:val="Hyperlink"/>
-          </w:rPr>
-          <w:t xml:space="preserve">boxboroughnews@gmail.com</w:t>
-        </w:r>
-      </w:hyperlink>
-      <w:r>
-        <w:t xml:space="preserve"> </w:t>
-      </w:r>
-      <w:r>
-        <w:t xml:space="preserve">with the questions already filled in. To use a Google Form instead, paste its link into</w:t>
+        <w:t xml:space="preserve">page (linked from the Events page, the footer and Contact) asks organizations for exactly these details. Until a submission form is set up, its button opens an email to boxboroughnews@gmail.com with the questions already filled in. To use a Google Form instead, paste its link into</w:t>
       </w:r>
       <w:r>
         <w:t xml:space="preserve"> </w:t>
@@ -2055,9 +2204,9 @@
         </w:pict>
       </w:r>
     </w:p>
-    <w:bookmarkEnd w:id="28"/>
-    <w:bookmarkEnd w:id="29"/>
-    <w:bookmarkStart w:id="30" w:name="the-town-hall-note"/>
+    <w:bookmarkEnd w:id="26"/>
+    <w:bookmarkEnd w:id="27"/>
+    <w:bookmarkStart w:id="28" w:name="the-town-hall-note"/>
     <w:p>
       <w:pPr>
         <w:pStyle w:val="Heading2"/>
@@ -2071,7 +2220,7 @@
         <w:pStyle w:val="FirstParagraph"/>
       </w:pPr>
       <w:r>
-        <w:t xml:space="preserve">A sentence or two about the week's most important town meetings. It appears at the top of the</w:t>
+        <w:t xml:space="preserve">A sentence or two about the week’s most important town meetings. It appears at the top of the</w:t>
       </w:r>
       <w:r>
         <w:t xml:space="preserve"> </w:t>
@@ -2179,7 +2328,7 @@
         <w:pStyle w:val="FirstParagraph"/>
       </w:pPr>
       <w:r>
-        <w:t xml:space="preserve">The list of upcoming town meetings comes straight from the Town of Boxborough's online calendar and updates itself twice a day, so there's nothing to maintain. The website tidies up the town's titles (for example, a joint meeting listed separately by three boards appears once).</w:t>
+        <w:t xml:space="preserve">The list of upcoming town meetings comes straight from the Town of Boxborough’s online calendar and updates itself twice a day, so there’s nothing to maintain. The website tidies up the town’s titles (for example, a joint meeting listed separately by three boards appears once).</w:t>
       </w:r>
     </w:p>
     <w:p>
@@ -2189,8 +2338,8 @@
         </w:pict>
       </w:r>
     </w:p>
-    <w:bookmarkEnd w:id="30"/>
-    <w:bookmarkStart w:id="32" w:name="the-friday-email"/>
+    <w:bookmarkEnd w:id="28"/>
+    <w:bookmarkStart w:id="29" w:name="the-friday-email"/>
     <w:p>
       <w:pPr>
         <w:pStyle w:val="Heading2"/>
@@ -2211,7 +2360,25 @@
         <w:t xml:space="preserve">Every Friday at about 6 a.m.</w:t>
       </w:r>
       <w:r>
-        <w:t xml:space="preserve">, the system gathers everything published in the past seven days into a formatted email: headlines, photos, summaries, and "Read more" links to each article, plus the Town Hall note, upcoming town meetings and upcoming events. It saves the email as a</w:t>
+        <w:t xml:space="preserve">, the system gathers everything published in the past seven days into a formatted email: headlines, photos, summaries, and</w:t>
+      </w:r>
+      <w:r>
+        <w:t xml:space="preserve"> </w:t>
+      </w:r>
+      <w:r>
+        <w:t xml:space="preserve">“</w:t>
+      </w:r>
+      <w:r>
+        <w:t xml:space="preserve">Read more</w:t>
+      </w:r>
+      <w:r>
+        <w:t xml:space="preserve">”</w:t>
+      </w:r>
+      <w:r>
+        <w:t xml:space="preserve"> </w:t>
+      </w:r>
+      <w:r>
+        <w:t xml:space="preserve">links to each article, plus the Town Hall note, upcoming town meetings and upcoming events. It saves the email as a</w:t>
       </w:r>
       <w:r>
         <w:t xml:space="preserve"> </w:t>
@@ -2243,6 +2410,228 @@
       </w:pPr>
       <w:r>
         <w:t xml:space="preserve">To send it:</w:t>
+      </w:r>
+      <w:r>
+        <w:t xml:space="preserve"> </w:t>
+      </w:r>
+      <w:r>
+        <w:t xml:space="preserve">1. Log in to</w:t>
+      </w:r>
+      <w:r>
+        <w:t xml:space="preserve"> </w:t>
+      </w:r>
+      <w:r>
+        <w:rPr>
+          <w:bCs/>
+          <w:b/>
+        </w:rPr>
+        <w:t xml:space="preserve">Kit</w:t>
+      </w:r>
+      <w:r>
+        <w:t xml:space="preserve"> </w:t>
+      </w:r>
+      <w:r>
+        <w:t xml:space="preserve">(https://app.kit.com) with the Boxborough News account.</w:t>
+      </w:r>
+      <w:r>
+        <w:t xml:space="preserve"> </w:t>
+      </w:r>
+      <w:r>
+        <w:t xml:space="preserve">2. Go to</w:t>
+      </w:r>
+      <w:r>
+        <w:t xml:space="preserve"> </w:t>
+      </w:r>
+      <w:r>
+        <w:rPr>
+          <w:bCs/>
+          <w:b/>
+        </w:rPr>
+        <w:t xml:space="preserve">Send → Broadcasts</w:t>
+      </w:r>
+      <w:r>
+        <w:t xml:space="preserve">. This week’s draft is at the top, titled like</w:t>
+      </w:r>
+      <w:r>
+        <w:t xml:space="preserve"> </w:t>
+      </w:r>
+      <w:r>
+        <w:rPr>
+          <w:iCs/>
+          <w:i/>
+        </w:rPr>
+        <w:t xml:space="preserve">“</w:t>
+      </w:r>
+      <w:r>
+        <w:rPr>
+          <w:iCs/>
+          <w:i/>
+        </w:rPr>
+        <w:t xml:space="preserve">Boxborough News – September 18, 2026</w:t>
+      </w:r>
+      <w:r>
+        <w:rPr>
+          <w:iCs/>
+          <w:i/>
+        </w:rPr>
+        <w:t xml:space="preserve">”</w:t>
+      </w:r>
+      <w:r>
+        <w:t xml:space="preserve">.</w:t>
+      </w:r>
+      <w:r>
+        <w:t xml:space="preserve"> </w:t>
+      </w:r>
+      <w:r>
+        <w:t xml:space="preserve">3. Click it and read it through. You can make small edits there if needed.</w:t>
+      </w:r>
+      <w:r>
+        <w:t xml:space="preserve"> </w:t>
+      </w:r>
+      <w:r>
+        <w:t xml:space="preserve">4. Click</w:t>
+      </w:r>
+      <w:r>
+        <w:t xml:space="preserve"> </w:t>
+      </w:r>
+      <w:r>
+        <w:rPr>
+          <w:bCs/>
+          <w:b/>
+        </w:rPr>
+        <w:t xml:space="preserve">Send</w:t>
+      </w:r>
+      <w:r>
+        <w:t xml:space="preserve">. (You can also schedule it for a particular time.)</w:t>
+      </w:r>
+    </w:p>
+    <w:p>
+      <w:pPr>
+        <w:pStyle w:val="BodyText"/>
+      </w:pPr>
+      <w:r>
+        <w:rPr>
+          <w:bCs/>
+          <w:b/>
+        </w:rPr>
+        <w:t xml:space="preserve">Want to preview the email before Friday?</w:t>
+      </w:r>
+      <w:r>
+        <w:t xml:space="preserve"> </w:t>
+      </w:r>
+      <w:r>
+        <w:t xml:space="preserve">Visit</w:t>
+      </w:r>
+      <w:r>
+        <w:t xml:space="preserve"> </w:t>
+      </w:r>
+      <w:r>
+        <w:rPr>
+          <w:bCs/>
+          <w:b/>
+        </w:rPr>
+        <w:t xml:space="preserve">boxboroughnews.org/newsletter/this-week/</w:t>
+      </w:r>
+      <w:r>
+        <w:t xml:space="preserve"> </w:t>
+      </w:r>
+      <w:r>
+        <w:t xml:space="preserve">at any time. It shows the coming Friday’s issue as it stands: events, town meetings and anything already published that week. Stories scheduled for Friday join it early Friday morning, before the draft is made.</w:t>
+      </w:r>
+    </w:p>
+    <w:p>
+      <w:pPr>
+        <w:pStyle w:val="BodyText"/>
+      </w:pPr>
+      <w:r>
+        <w:rPr>
+          <w:bCs/>
+          <w:b/>
+        </w:rPr>
+        <w:t xml:space="preserve">Added or fixed an article after the draft was made?</w:t>
+      </w:r>
+      <w:r>
+        <w:t xml:space="preserve"> </w:t>
+      </w:r>
+      <w:r>
+        <w:t xml:space="preserve">In Pages CMS, look for the action button labeled</w:t>
+      </w:r>
+      <w:r>
+        <w:t xml:space="preserve"> </w:t>
+      </w:r>
+      <w:r>
+        <w:rPr>
+          <w:bCs/>
+          <w:b/>
+        </w:rPr>
+        <w:t xml:space="preserve">Create this week’s email draft now</w:t>
+      </w:r>
+      <w:r>
+        <w:t xml:space="preserve"> </w:t>
+      </w:r>
+      <w:r>
+        <w:t xml:space="preserve">and click it. This refreshes the existing draft rather than making a second one. If you don’t see the button, just edit the draft directly in Kit.</w:t>
+      </w:r>
+    </w:p>
+    <w:p>
+      <w:pPr>
+        <w:pStyle w:val="BodyText"/>
+      </w:pPr>
+      <w:r>
+        <w:rPr>
+          <w:bCs/>
+          <w:b/>
+        </w:rPr>
+        <w:t xml:space="preserve">To add a personal note at the top of an issue,</w:t>
+      </w:r>
+      <w:r>
+        <w:t xml:space="preserve"> </w:t>
+      </w:r>
+      <w:r>
+        <w:t xml:space="preserve">open</w:t>
+      </w:r>
+      <w:r>
+        <w:t xml:space="preserve"> </w:t>
+      </w:r>
+      <w:r>
+        <w:rPr>
+          <w:bCs/>
+          <w:b/>
+        </w:rPr>
+        <w:t xml:space="preserve">Weekly email settings</w:t>
+      </w:r>
+      <w:r>
+        <w:t xml:space="preserve">, type it in</w:t>
+      </w:r>
+      <w:r>
+        <w:t xml:space="preserve"> </w:t>
+      </w:r>
+      <w:r>
+        <w:rPr>
+          <w:bCs/>
+          <w:b/>
+        </w:rPr>
+        <w:t xml:space="preserve">Note at the top of this week’s email</w:t>
+      </w:r>
+      <w:r>
+        <w:t xml:space="preserve">, and save before Friday morning. Remember to clear it afterwards, or it will appear again the following week.</w:t>
+      </w:r>
+    </w:p>
+    <w:p>
+      <w:r>
+        <w:pict>
+          <v:rect style="width:0;height:1.5pt" o:hralign="center" o:hrstd="t" o:hr="t"/>
+        </w:pict>
+      </w:r>
+    </w:p>
+    <w:bookmarkEnd w:id="29"/>
+    <w:bookmarkStart w:id="30" w:name="other-pages-and-settings"/>
+    <w:p>
+      <w:pPr>
+        <w:pStyle w:val="Heading2"/>
+      </w:pPr>
+      <w:r>
+        <w:t xml:space="preserve">Other pages and settings</w:t>
       </w:r>
     </w:p>
     <w:p>
@@ -2254,34 +2643,33 @@
         <w:pStyle w:val="Compact"/>
       </w:pPr>
       <w:r>
-        <w:t xml:space="preserve">Log in to</w:t>
-      </w:r>
-      <w:r>
-        <w:t xml:space="preserve"> </w:t>
-      </w:r>
-      <w:r>
         <w:rPr>
           <w:bCs/>
           <w:b/>
         </w:rPr>
-        <w:t xml:space="preserve">Kit</w:t>
-      </w:r>
-      <w:r>
-        <w:t xml:space="preserve"> </w:t>
-      </w:r>
-      <w:r>
-        <w:t xml:space="preserve">(</w:t>
-      </w:r>
-      <w:hyperlink r:id="rId31">
-        <w:r>
-          <w:rPr>
-            <w:rStyle w:val="Hyperlink"/>
-          </w:rPr>
-          <w:t xml:space="preserve">https://app.kit.com</w:t>
-        </w:r>
-      </w:hyperlink>
-      <w:r>
-        <w:t xml:space="preserve">) with the Boxborough News account.</w:t>
+        <w:t xml:space="preserve">Pages</w:t>
+      </w:r>
+      <w:r>
+        <w:t xml:space="preserve"> </w:t>
+      </w:r>
+      <w:r>
+        <w:t xml:space="preserve">contains About Us, Contact and Outside the Box. Edit them like articles. Tick</w:t>
+      </w:r>
+      <w:r>
+        <w:t xml:space="preserve"> </w:t>
+      </w:r>
+      <w:r>
+        <w:rPr>
+          <w:bCs/>
+          <w:b/>
+        </w:rPr>
+        <w:t xml:space="preserve">Show in the menu bar</w:t>
+      </w:r>
+      <w:r>
+        <w:t xml:space="preserve"> </w:t>
+      </w:r>
+      <w:r>
+        <w:t xml:space="preserve">to list a page in the site’s top menu (only About Us is there now; the others are in the footer).</w:t>
       </w:r>
     </w:p>
     <w:p>
@@ -2293,33 +2681,17 @@
         <w:pStyle w:val="Compact"/>
       </w:pPr>
       <w:r>
-        <w:t xml:space="preserve">Go to</w:t>
-      </w:r>
-      <w:r>
-        <w:t xml:space="preserve"> </w:t>
-      </w:r>
-      <w:r>
         <w:rPr>
           <w:bCs/>
           <w:b/>
         </w:rPr>
-        <w:t xml:space="preserve">Send → Broadcasts</w:t>
-      </w:r>
-      <w:r>
-        <w:t xml:space="preserve">. This week's draft is at the top, titled like</w:t>
-      </w:r>
-      <w:r>
-        <w:t xml:space="preserve"> </w:t>
-      </w:r>
-      <w:r>
-        <w:rPr>
-          <w:iCs/>
-          <w:i/>
-        </w:rPr>
-        <w:t xml:space="preserve">"Boxborough News – September 18, 2026"</w:t>
-      </w:r>
-      <w:r>
-        <w:t xml:space="preserve">.</w:t>
+        <w:t xml:space="preserve">Events &amp; Notices page text</w:t>
+      </w:r>
+      <w:r>
+        <w:t xml:space="preserve"> </w:t>
+      </w:r>
+      <w:r>
+        <w:t xml:space="preserve">holds the one-line submission policy shown on those pages.</w:t>
       </w:r>
     </w:p>
     <w:p>
@@ -2331,144 +2703,35 @@
         <w:pStyle w:val="Compact"/>
       </w:pPr>
       <w:r>
-        <w:t xml:space="preserve">Click it and read it through. You can make small edits there if needed.</w:t>
-      </w:r>
-    </w:p>
-    <w:p>
-      <w:pPr>
-        <w:numPr>
-          <w:ilvl w:val="0"/>
-          <w:numId w:val="1007"/>
-        </w:numPr>
-        <w:pStyle w:val="Compact"/>
-      </w:pPr>
-      <w:r>
-        <w:t xml:space="preserve">Click</w:t>
-      </w:r>
-      <w:r>
-        <w:t xml:space="preserve"> </w:t>
-      </w:r>
-      <w:r>
         <w:rPr>
           <w:bCs/>
           <w:b/>
         </w:rPr>
-        <w:t xml:space="preserve">Send</w:t>
-      </w:r>
-      <w:r>
-        <w:t xml:space="preserve">. (You can also schedule it for a particular time.)</w:t>
-      </w:r>
-    </w:p>
-    <w:p>
-      <w:pPr>
-        <w:pStyle w:val="FirstParagraph"/>
-      </w:pPr>
-      <w:r>
-        <w:rPr>
-          <w:bCs/>
-          <w:b/>
-        </w:rPr>
-        <w:t xml:space="preserve">Want to preview the email before Friday?</w:t>
-      </w:r>
-      <w:r>
-        <w:t xml:space="preserve"> </w:t>
-      </w:r>
-      <w:r>
-        <w:t xml:space="preserve">Visit</w:t>
-      </w:r>
-      <w:r>
-        <w:t xml:space="preserve"> </w:t>
-      </w:r>
-      <w:r>
-        <w:rPr>
-          <w:bCs/>
-          <w:b/>
-        </w:rPr>
-        <w:t xml:space="preserve">boxboroughnews.org/newsletter/this-week/</w:t>
-      </w:r>
-      <w:r>
-        <w:t xml:space="preserve"> </w:t>
-      </w:r>
-      <w:r>
-        <w:t xml:space="preserve">at any time. It shows the coming Friday's issue as it stands: events, town meetings and anything already published that week. Stories scheduled for Friday join it early Friday morning, before the draft is made.</w:t>
-      </w:r>
-    </w:p>
-    <w:p>
-      <w:pPr>
-        <w:pStyle w:val="BodyText"/>
-      </w:pPr>
-      <w:r>
-        <w:rPr>
-          <w:bCs/>
-          <w:b/>
-        </w:rPr>
-        <w:t xml:space="preserve">Added or fixed an article after the draft was made?</w:t>
-      </w:r>
-      <w:r>
-        <w:t xml:space="preserve"> </w:t>
-      </w:r>
-      <w:r>
-        <w:t xml:space="preserve">In Pages CMS, look for the action button labeled</w:t>
-      </w:r>
-      <w:r>
-        <w:t xml:space="preserve"> </w:t>
-      </w:r>
-      <w:r>
-        <w:rPr>
-          <w:bCs/>
-          <w:b/>
-        </w:rPr>
-        <w:t xml:space="preserve">Create this week's email draft now</w:t>
-      </w:r>
-      <w:r>
-        <w:t xml:space="preserve"> </w:t>
-      </w:r>
-      <w:r>
-        <w:t xml:space="preserve">and click it. This refreshes the existing draft rather than making a second one. If you don't see the button, just edit the draft directly in Kit.</w:t>
-      </w:r>
-    </w:p>
-    <w:p>
-      <w:pPr>
-        <w:pStyle w:val="BodyText"/>
-      </w:pPr>
-      <w:r>
-        <w:rPr>
-          <w:bCs/>
-          <w:b/>
-        </w:rPr>
-        <w:t xml:space="preserve">To add a personal note at the top of an issue,</w:t>
-      </w:r>
-      <w:r>
-        <w:t xml:space="preserve"> </w:t>
-      </w:r>
-      <w:r>
-        <w:t xml:space="preserve">open</w:t>
-      </w:r>
-      <w:r>
-        <w:t xml:space="preserve"> </w:t>
-      </w:r>
-      <w:r>
-        <w:rPr>
-          <w:bCs/>
-          <w:b/>
-        </w:rPr>
-        <w:t xml:space="preserve">Weekly email settings</w:t>
-      </w:r>
-      <w:r>
-        <w:t xml:space="preserve">, type it in</w:t>
-      </w:r>
-      <w:r>
-        <w:t xml:space="preserve"> </w:t>
-      </w:r>
-      <w:r>
-        <w:rPr>
-          <w:bCs/>
-          <w:b/>
-        </w:rPr>
-        <w:t xml:space="preserve">Note at the top of this week's email</w:t>
-      </w:r>
-      <w:r>
-        <w:t xml:space="preserve">, and save before Friday morning. Remember to clear it afterwards, or it will appear again the following week.</w:t>
+        <w:t xml:space="preserve">Site settings</w:t>
+      </w:r>
+      <w:r>
+        <w:t xml:space="preserve"> </w:t>
+      </w:r>
+      <w:r>
+        <w:t xml:space="preserve">holds the contact email, social media links, the newsletter sign-up link, the submission form link, the old website’s address and the</w:t>
+      </w:r>
+      <w:r>
+        <w:t xml:space="preserve"> </w:t>
+      </w:r>
+      <w:r>
+        <w:t xml:space="preserve">“</w:t>
+      </w:r>
+      <w:r>
+        <w:t xml:space="preserve">Town resources</w:t>
+      </w:r>
+      <w:r>
+        <w:t xml:space="preserve">”</w:t>
+      </w:r>
+      <w:r>
+        <w:t xml:space="preserve"> </w:t>
+      </w:r>
+      <w:r>
+        <w:t xml:space="preserve">links in the footer. Change these rarely.</w:t>
       </w:r>
     </w:p>
     <w:p>
@@ -2478,119 +2741,20 @@
         </w:pict>
       </w:r>
     </w:p>
-    <w:bookmarkEnd w:id="32"/>
-    <w:bookmarkStart w:id="33" w:name="other-pages-and-settings"/>
+    <w:bookmarkEnd w:id="30"/>
+    <w:bookmarkStart w:id="31" w:name="if-something-doesnt-look-right"/>
     <w:p>
       <w:pPr>
         <w:pStyle w:val="Heading2"/>
       </w:pPr>
       <w:r>
-        <w:t xml:space="preserve">Other pages and settings</w:t>
-      </w:r>
-    </w:p>
-    <w:p>
-      <w:pPr>
-        <w:numPr>
-          <w:ilvl w:val="0"/>
-          <w:numId w:val="1008"/>
-        </w:numPr>
-        <w:pStyle w:val="Compact"/>
-      </w:pPr>
-      <w:r>
-        <w:rPr>
-          <w:bCs/>
-          <w:b/>
-        </w:rPr>
-        <w:t xml:space="preserve">Pages</w:t>
-      </w:r>
-      <w:r>
-        <w:t xml:space="preserve"> </w:t>
-      </w:r>
-      <w:r>
-        <w:t xml:space="preserve">contains About Us, Contact and Outside the Box. Edit them like articles. Tick</w:t>
-      </w:r>
-      <w:r>
-        <w:t xml:space="preserve"> </w:t>
-      </w:r>
-      <w:r>
-        <w:rPr>
-          <w:bCs/>
-          <w:b/>
-        </w:rPr>
-        <w:t xml:space="preserve">Show in the menu bar</w:t>
-      </w:r>
-      <w:r>
-        <w:t xml:space="preserve"> </w:t>
-      </w:r>
-      <w:r>
-        <w:t xml:space="preserve">to list a page in the site's top menu (only About Us is there now; the others are in the footer).</w:t>
-      </w:r>
-    </w:p>
-    <w:p>
-      <w:pPr>
-        <w:numPr>
-          <w:ilvl w:val="0"/>
-          <w:numId w:val="1008"/>
-        </w:numPr>
-        <w:pStyle w:val="Compact"/>
-      </w:pPr>
-      <w:r>
-        <w:rPr>
-          <w:bCs/>
-          <w:b/>
-        </w:rPr>
-        <w:t xml:space="preserve">Events &amp; Notices page text</w:t>
-      </w:r>
-      <w:r>
-        <w:t xml:space="preserve"> </w:t>
-      </w:r>
-      <w:r>
-        <w:t xml:space="preserve">holds the one-line submission policy shown on those pages.</w:t>
-      </w:r>
-    </w:p>
-    <w:p>
-      <w:pPr>
-        <w:numPr>
-          <w:ilvl w:val="0"/>
-          <w:numId w:val="1008"/>
-        </w:numPr>
-        <w:pStyle w:val="Compact"/>
-      </w:pPr>
-      <w:r>
-        <w:rPr>
-          <w:bCs/>
-          <w:b/>
-        </w:rPr>
-        <w:t xml:space="preserve">Site settings</w:t>
-      </w:r>
-      <w:r>
-        <w:t xml:space="preserve"> </w:t>
-      </w:r>
-      <w:r>
-        <w:t xml:space="preserve">holds the contact email, social media links, the newsletter sign-up link, the submission form link, the old website's address and the "Town resources" links in the footer. Change these rarely.</w:t>
-      </w:r>
-    </w:p>
-    <w:p>
-      <w:r>
-        <w:pict>
-          <v:rect style="width:0;height:1.5pt" o:hralign="center" o:hrstd="t" o:hr="t"/>
-        </w:pict>
-      </w:r>
-    </w:p>
-    <w:bookmarkEnd w:id="33"/>
-    <w:bookmarkStart w:id="34" w:name="if-something-doesnt-look-right"/>
-    <w:p>
-      <w:pPr>
-        <w:pStyle w:val="Heading2"/>
-      </w:pPr>
-      <w:r>
-        <w:t xml:space="preserve">If something doesn't look right</w:t>
+        <w:t xml:space="preserve">If something doesn’t look right</w:t>
       </w:r>
     </w:p>
     <w:tbl>
       <w:tblPr>
         <w:tblStyle w:val="Table"/>
-        <w:tblW w:type="auto" w:w="0"/>
+        <w:tblW w:type="pct" w:w="5000"/>
         <w:tblLook w:firstRow="1" w:lastRow="0" w:firstColumn="0" w:lastColumn="0" w:noHBand="0" w:noVBand="0" w:val="0020"/>
         <w:jc w:val="start"/>
       </w:tblPr>
@@ -2636,7 +2800,7 @@
               <w:jc w:val="left"/>
             </w:pPr>
             <w:r>
-              <w:t xml:space="preserve">I saved, but my article isn't on the site</w:t>
+              <w:t xml:space="preserve">I saved, but my article isn’t on the site</w:t>
             </w:r>
           </w:p>
         </w:tc>
@@ -2680,7 +2844,7 @@
               <w:t xml:space="preserve"> </w:t>
             </w:r>
             <w:r>
-              <w:t xml:space="preserve">isn't in the future.</w:t>
+              <w:t xml:space="preserve">isn’t in the future.</w:t>
             </w:r>
           </w:p>
         </w:tc>
@@ -2694,7 +2858,7 @@
               <w:jc w:val="left"/>
             </w:pPr>
             <w:r>
-              <w:t xml:space="preserve">The home page still shows last week's Town Hall note</w:t>
+              <w:t xml:space="preserve">The home page still shows last week’s Town Hall note</w:t>
             </w:r>
           </w:p>
         </w:tc>
@@ -2793,7 +2957,7 @@
               <w:t xml:space="preserve"> </w:t>
             </w:r>
             <w:r>
-              <w:t xml:space="preserve">is filled in, and its last day hasn't passed.</w:t>
+              <w:t xml:space="preserve">is filled in, and its last day hasn’t passed.</w:t>
             </w:r>
           </w:p>
         </w:tc>
@@ -2807,7 +2971,7 @@
               <w:jc w:val="left"/>
             </w:pPr>
             <w:r>
-              <w:t xml:space="preserve">There's no email draft in Kit on Friday</w:t>
+              <w:t xml:space="preserve">There’s no email draft in Kit on Friday</w:t>
             </w:r>
           </w:p>
         </w:tc>
@@ -2829,7 +2993,7 @@
                 <w:bCs/>
                 <w:b/>
               </w:rPr>
-              <w:t xml:space="preserve">Create this week's email draft now</w:t>
+              <w:t xml:space="preserve">Create this week’s email draft now</w:t>
             </w:r>
             <w:r>
               <w:t xml:space="preserve">, or ask the site administrator.</w:t>
@@ -2858,14 +3022,14 @@
               <w:jc w:val="left"/>
             </w:pPr>
             <w:r>
-              <w:t xml:space="preserve">Contact the site administrator. Every change is saved in the site's history, so nothing is ever truly lost.</w:t>
+              <w:t xml:space="preserve">Contact the site administrator. Every change is saved in the site’s history, so nothing is ever truly lost.</w:t>
             </w:r>
           </w:p>
         </w:tc>
       </w:tr>
     </w:tbl>
-    <w:bookmarkEnd w:id="34"/>
-    <w:bookmarkEnd w:id="35"/>
+    <w:bookmarkEnd w:id="31"/>
+    <w:bookmarkEnd w:id="32"/>
     <w:sectPr>
       <w:footerReference r:id="rId9" w:type="default"/>
       <w:pgSz w:h="15840" w:orient="portrait" w:w="12240"/>
@@ -3633,36 +3797,6 @@
     </w:lvlOverride>
   </w:num>
   <w:num w:numId="1007">
-    <w:abstractNumId w:val="99411"/>
-    <w:lvlOverride w:ilvl="0">
-      <w:startOverride w:val="1"/>
-    </w:lvlOverride>
-    <w:lvlOverride w:ilvl="1">
-      <w:startOverride w:val="1"/>
-    </w:lvlOverride>
-    <w:lvlOverride w:ilvl="2">
-      <w:startOverride w:val="1"/>
-    </w:lvlOverride>
-    <w:lvlOverride w:ilvl="3">
-      <w:startOverride w:val="1"/>
-    </w:lvlOverride>
-    <w:lvlOverride w:ilvl="4">
-      <w:startOverride w:val="1"/>
-    </w:lvlOverride>
-    <w:lvlOverride w:ilvl="5">
-      <w:startOverride w:val="1"/>
-    </w:lvlOverride>
-    <w:lvlOverride w:ilvl="6">
-      <w:startOverride w:val="1"/>
-    </w:lvlOverride>
-    <w:lvlOverride w:ilvl="7">
-      <w:startOverride w:val="1"/>
-    </w:lvlOverride>
-    <w:lvlOverride w:ilvl="8">
-      <w:startOverride w:val="1"/>
-    </w:lvlOverride>
-  </w:num>
-  <w:num w:numId="1008">
     <w:abstractNumId w:val="991"/>
   </w:num>
 </w:numbering>

--- a/docs/Boxborough News - Editor's Guide.docx
+++ b/docs/Boxborough News - Editor's Guide.docx
@@ -1113,36 +1113,7 @@
         <w:pStyle w:val="Compact"/>
       </w:pPr>
       <w:r>
-        <w:t xml:space="preserve">Please keep each photo</w:t>
-      </w:r>
-      <w:r>
-        <w:t xml:space="preserve"> </w:t>
-      </w:r>
-      <w:r>
-        <w:rPr>
-          <w:bCs/>
-          <w:b/>
-        </w:rPr>
-        <w:t xml:space="preserve">under about 3 MB</w:t>
-      </w:r>
-      <w:r>
-        <w:t xml:space="preserve">. On an iPhone, when you email or AirDrop a photo to yourself, choose the</w:t>
-      </w:r>
-      <w:r>
-        <w:t xml:space="preserve"> </w:t>
-      </w:r>
-      <w:r>
-        <w:rPr>
-          <w:bCs/>
-          <w:b/>
-        </w:rPr>
-        <w:t xml:space="preserve">Medium</w:t>
-      </w:r>
-      <w:r>
-        <w:t xml:space="preserve"> </w:t>
-      </w:r>
-      <w:r>
-        <w:t xml:space="preserve">size. Very large photos slowly fill up the site’s free storage.</w:t>
+        <w:t xml:space="preserve">Any size is fine. A minute or two after you save, the website automatically shrinks large photos so they don’t fill up the site’s free storage.</w:t>
       </w:r>
     </w:p>
     <w:p>
@@ -1226,7 +1197,23 @@
         <w:t xml:space="preserve">Save</w:t>
       </w:r>
       <w:r>
-        <w:t xml:space="preserve">. The live site updates in about two minutes. For a significant correction, add a line at the end of the article, e.g. </w:t>
+        <w:t xml:space="preserve">. Articles from before September 2026 (imported from the old website) are under</w:t>
+      </w:r>
+      <w:r>
+        <w:t xml:space="preserve"> </w:t>
+      </w:r>
+      <w:r>
+        <w:rPr>
+          <w:bCs/>
+          <w:b/>
+        </w:rPr>
+        <w:t xml:space="preserve">Archive: articles before Sept. 2026</w:t>
+      </w:r>
+      <w:r>
+        <w:t xml:space="preserve"> </w:t>
+      </w:r>
+      <w:r>
+        <w:t xml:space="preserve">in the left menu. The live site updates in about two minutes. For a significant correction, add a line at the end of the article, e.g. </w:t>
       </w:r>
       <w:r>
         <w:rPr>

--- a/docs/Boxborough News - Editor's Guide.docx
+++ b/docs/Boxborough News - Editor's Guide.docx
@@ -2523,7 +2523,20 @@
         <w:t xml:space="preserve"> </w:t>
       </w:r>
       <w:r>
-        <w:t xml:space="preserve">at any time. It shows the coming Friday’s issue as it stands: events, town meetings and anything already published that week. Stories scheduled for Friday join it early Friday morning, before the draft is made.</w:t>
+        <w:t xml:space="preserve">at any time. It shows the coming Friday’s issue as it stands: events, town meetings and anything already published that week. Stories scheduled for Friday join it early Friday morning, before the draft is made. (The Subscribe page links to a different page,</w:t>
+      </w:r>
+      <w:r>
+        <w:t xml:space="preserve"> </w:t>
+      </w:r>
+      <w:r>
+        <w:rPr>
+          <w:bCs/>
+          <w:b/>
+        </w:rPr>
+        <w:t xml:space="preserve">/newsletter/latest/</w:t>
+      </w:r>
+      <w:r>
+        <w:t xml:space="preserve">, which shows the most recent email already sent, so new readers always see a complete issue.)</w:t>
       </w:r>
     </w:p>
     <w:p>

--- a/docs/Boxborough News - Editor's Guide.docx
+++ b/docs/Boxborough News - Editor's Guide.docx
@@ -2,7 +2,7 @@
 <file path=word/document.xml><?xml version="1.0" encoding="utf-8"?>
 <w:document xmlns:w="http://schemas.openxmlformats.org/wordprocessingml/2006/main" xmlns:m="http://schemas.openxmlformats.org/officeDocument/2006/math" xmlns:r="http://schemas.openxmlformats.org/officeDocument/2006/relationships" xmlns:o="urn:schemas-microsoft-com:office:office" xmlns:v="urn:schemas-microsoft-com:vml" xmlns:w10="urn:schemas-microsoft-com:office:word" xmlns:a="http://schemas.openxmlformats.org/drawingml/2006/main" xmlns:pic="http://schemas.openxmlformats.org/drawingml/2006/picture" xmlns:wp="http://schemas.openxmlformats.org/drawingml/2006/wordprocessingDrawing">
   <w:body>
-    <w:bookmarkStart w:id="32" w:name="boxborough-news-editors-guide"/>
+    <w:bookmarkStart w:id="33" w:name="boxborough-news-editors-guide"/>
     <w:p>
       <w:pPr>
         <w:pStyle w:val="Heading1"/>
@@ -167,23 +167,23 @@
               <w:t xml:space="preserve"> </w:t>
             </w:r>
             <w:r>
-              <w:t xml:space="preserve">for the week. Update the</w:t>
-            </w:r>
-            <w:r>
-              <w:t xml:space="preserve"> </w:t>
-            </w:r>
-            <w:r>
-              <w:rPr>
-                <w:bCs/>
-                <w:b/>
-              </w:rPr>
-              <w:t xml:space="preserve">Town Hall note</w:t>
-            </w:r>
-            <w:r>
-              <w:t xml:space="preserve"> </w:t>
-            </w:r>
-            <w:r>
-              <w:t xml:space="preserve">for the week ahead.</w:t>
+              <w:t xml:space="preserve">for the week. Optional: add a</w:t>
+            </w:r>
+            <w:r>
+              <w:t xml:space="preserve"> </w:t>
+            </w:r>
+            <w:r>
+              <w:rPr>
+                <w:bCs/>
+                <w:b/>
+              </w:rPr>
+              <w:t xml:space="preserve">Town meetings note</w:t>
+            </w:r>
+            <w:r>
+              <w:t xml:space="preserve"> </w:t>
+            </w:r>
+            <w:r>
+              <w:t xml:space="preserve">if a meeting next week deserves a heads-up.</w:t>
             </w:r>
           </w:p>
         </w:tc>
@@ -341,7 +341,7 @@
       </w:r>
     </w:p>
     <w:bookmarkEnd w:id="21"/>
-    <w:bookmarkStart w:id="25" w:name="writing-an-article"/>
+    <w:bookmarkStart w:id="26" w:name="writing-an-article"/>
     <w:p>
       <w:pPr>
         <w:pStyle w:val="Heading2"/>
@@ -1197,7 +1197,7 @@
         <w:t xml:space="preserve">Save</w:t>
       </w:r>
       <w:r>
-        <w:t xml:space="preserve">. Articles from before September 2026 (imported from the old website) are under</w:t>
+        <w:t xml:space="preserve">. The</w:t>
       </w:r>
       <w:r>
         <w:t xml:space="preserve"> </w:t>
@@ -1207,13 +1207,58 @@
           <w:bCs/>
           <w:b/>
         </w:rPr>
-        <w:t xml:space="preserve">Archive: articles before Sept. 2026</w:t>
-      </w:r>
-      <w:r>
-        <w:t xml:space="preserve"> </w:t>
-      </w:r>
-      <w:r>
-        <w:t xml:space="preserve">in the left menu. The live site updates in about two minutes. For a significant correction, add a line at the end of the article, e.g. </w:t>
+        <w:t xml:space="preserve">Articles</w:t>
+      </w:r>
+      <w:r>
+        <w:t xml:space="preserve"> </w:t>
+      </w:r>
+      <w:r>
+        <w:t xml:space="preserve">list holds the last two months. Older articles are under</w:t>
+      </w:r>
+      <w:r>
+        <w:t xml:space="preserve"> </w:t>
+      </w:r>
+      <w:r>
+        <w:rPr>
+          <w:bCs/>
+          <w:b/>
+        </w:rPr>
+        <w:t xml:space="preserve">Archive: older articles</w:t>
+      </w:r>
+      <w:r>
+        <w:t xml:space="preserve"> </w:t>
+      </w:r>
+      <w:r>
+        <w:t xml:space="preserve">in the left menu, in a folder for each year and month (for example,</w:t>
+      </w:r>
+      <w:r>
+        <w:t xml:space="preserve"> </w:t>
+      </w:r>
+      <w:r>
+        <w:rPr>
+          <w:bCs/>
+          <w:b/>
+        </w:rPr>
+        <w:t xml:space="preserve">2025</w:t>
+      </w:r>
+      <w:r>
+        <w:t xml:space="preserve"> </w:t>
+      </w:r>
+      <w:r>
+        <w:t xml:space="preserve">→</w:t>
+      </w:r>
+      <w:r>
+        <w:t xml:space="preserve"> </w:t>
+      </w:r>
+      <w:r>
+        <w:rPr>
+          <w:bCs/>
+          <w:b/>
+        </w:rPr>
+        <w:t xml:space="preserve">06</w:t>
+      </w:r>
+      <w:r>
+        <w:t xml:space="preserve">). The live site updates in about two minutes. For a significant correction, add a line at the end of the article, e.g. </w:t>
       </w:r>
       <w:r>
         <w:rPr>
@@ -1238,7 +1283,70 @@
       </w:r>
     </w:p>
     <w:bookmarkEnd w:id="23"/>
-    <w:bookmarkStart w:id="24" w:name="taking-an-article-down"/>
+    <w:bookmarkStart w:id="24" w:name="where-older-articles-go"/>
+    <w:p>
+      <w:pPr>
+        <w:pStyle w:val="Heading3"/>
+      </w:pPr>
+      <w:r>
+        <w:t xml:space="preserve">Where older articles go</w:t>
+      </w:r>
+    </w:p>
+    <w:p>
+      <w:pPr>
+        <w:pStyle w:val="FirstParagraph"/>
+      </w:pPr>
+      <w:r>
+        <w:t xml:space="preserve">On the 1st of each month, articles more than two months old move automatically from</w:t>
+      </w:r>
+      <w:r>
+        <w:t xml:space="preserve"> </w:t>
+      </w:r>
+      <w:r>
+        <w:rPr>
+          <w:bCs/>
+          <w:b/>
+        </w:rPr>
+        <w:t xml:space="preserve">Articles</w:t>
+      </w:r>
+      <w:r>
+        <w:t xml:space="preserve"> </w:t>
+      </w:r>
+      <w:r>
+        <w:t xml:space="preserve">to</w:t>
+      </w:r>
+      <w:r>
+        <w:t xml:space="preserve"> </w:t>
+      </w:r>
+      <w:r>
+        <w:rPr>
+          <w:bCs/>
+          <w:b/>
+        </w:rPr>
+        <w:t xml:space="preserve">Archive: older articles</w:t>
+      </w:r>
+      <w:r>
+        <w:t xml:space="preserve">, into a folder for their year and month. This only tidies the editors’ list. Nothing changes on the website: each article keeps its address, its place in News or Features, and its spot in search and the Archive pages. To move them right away, use</w:t>
+      </w:r>
+      <w:r>
+        <w:t xml:space="preserve"> </w:t>
+      </w:r>
+      <w:r>
+        <w:rPr>
+          <w:bCs/>
+          <w:b/>
+        </w:rPr>
+        <w:t xml:space="preserve">Move older articles to the archive</w:t>
+      </w:r>
+      <w:r>
+        <w:t xml:space="preserve"> </w:t>
+      </w:r>
+      <w:r>
+        <w:t xml:space="preserve">under Actions.</w:t>
+      </w:r>
+    </w:p>
+    <w:bookmarkEnd w:id="24"/>
+    <w:bookmarkStart w:id="25" w:name="taking-an-article-down"/>
     <w:p>
       <w:pPr>
         <w:pStyle w:val="Heading3"/>
@@ -1304,9 +1412,9 @@
         </w:pict>
       </w:r>
     </w:p>
-    <w:bookmarkEnd w:id="24"/>
     <w:bookmarkEnd w:id="25"/>
-    <w:bookmarkStart w:id="27" w:name="events-notices"/>
+    <w:bookmarkEnd w:id="26"/>
+    <w:bookmarkStart w:id="28" w:name="events-notices"/>
     <w:p>
       <w:pPr>
         <w:pStyle w:val="Heading2"/>
@@ -2138,7 +2246,7 @@
         </w:tc>
       </w:tr>
     </w:tbl>
-    <w:bookmarkStart w:id="26" w:name="submissions"/>
+    <w:bookmarkStart w:id="27" w:name="submissions"/>
     <w:p>
       <w:pPr>
         <w:pStyle w:val="Heading3"/>
@@ -2191,15 +2299,15 @@
         </w:pict>
       </w:r>
     </w:p>
-    <w:bookmarkEnd w:id="26"/>
     <w:bookmarkEnd w:id="27"/>
-    <w:bookmarkStart w:id="28" w:name="the-town-hall-note"/>
+    <w:bookmarkEnd w:id="28"/>
+    <w:bookmarkStart w:id="29" w:name="town-meetings-and-the-optional-note"/>
     <w:p>
       <w:pPr>
         <w:pStyle w:val="Heading2"/>
       </w:pPr>
       <w:r>
-        <w:t xml:space="preserve">The Town Hall note</w:t>
+        <w:t xml:space="preserve">Town meetings and the optional note</w:t>
       </w:r>
     </w:p>
     <w:p>
@@ -2207,23 +2315,15 @@
         <w:pStyle w:val="FirstParagraph"/>
       </w:pPr>
       <w:r>
-        <w:t xml:space="preserve">A sentence or two about the week’s most important town meetings. It appears at the top of the</w:t>
-      </w:r>
-      <w:r>
-        <w:t xml:space="preserve"> </w:t>
-      </w:r>
-      <w:r>
-        <w:rPr>
-          <w:bCs/>
-          <w:b/>
-        </w:rPr>
-        <w:t xml:space="preserve">Town meetings</w:t>
-      </w:r>
-      <w:r>
-        <w:t xml:space="preserve"> </w:t>
-      </w:r>
-      <w:r>
-        <w:t xml:space="preserve">list on the home page and the Events page, and in the email.</w:t>
+        <w:t xml:space="preserve">The list of upcoming town meetings on the home page, the Events page and in the email comes straight from the Town of Boxborough’s online calendar and updates itself twice a day, so there’s nothing to maintain.</w:t>
+      </w:r>
+    </w:p>
+    <w:p>
+      <w:pPr>
+        <w:pStyle w:val="BodyText"/>
+      </w:pPr>
+      <w:r>
+        <w:t xml:space="preserve">When a meeting deserves a heads-up (a big vote, a public hearing), you can add a short note above that list. Most weeks, leave it off.</w:t>
       </w:r>
     </w:p>
     <w:p>
@@ -2245,7 +2345,7 @@
           <w:bCs/>
           <w:b/>
         </w:rPr>
-        <w:t xml:space="preserve">Town Hall note</w:t>
+        <w:t xml:space="preserve">Town meetings note</w:t>
       </w:r>
       <w:r>
         <w:t xml:space="preserve"> </w:t>
@@ -2263,7 +2363,7 @@
         <w:pStyle w:val="Compact"/>
       </w:pPr>
       <w:r>
-        <w:t xml:space="preserve">Edit the text. Set</w:t>
+        <w:t xml:space="preserve">Tick</w:t>
       </w:r>
       <w:r>
         <w:t xml:space="preserve"> </w:t>
@@ -2273,13 +2373,13 @@
           <w:bCs/>
           <w:b/>
         </w:rPr>
-        <w:t xml:space="preserve">Hide automatically after</w:t>
-      </w:r>
-      <w:r>
-        <w:t xml:space="preserve"> </w:t>
-      </w:r>
-      <w:r>
-        <w:t xml:space="preserve">to the last day it applies, usually the next Saturday. The note then disappears by itself, so it never shows out-of-date information.</w:t>
+        <w:t xml:space="preserve">Show a note above the town meetings list</w:t>
+      </w:r>
+      <w:r>
+        <w:t xml:space="preserve"> </w:t>
+      </w:r>
+      <w:r>
+        <w:t xml:space="preserve">and write a sentence or two.</w:t>
       </w:r>
     </w:p>
     <w:p>
@@ -2291,7 +2391,7 @@
         <w:pStyle w:val="Compact"/>
       </w:pPr>
       <w:r>
-        <w:t xml:space="preserve">Untick</w:t>
+        <w:t xml:space="preserve">Set</w:t>
       </w:r>
       <w:r>
         <w:t xml:space="preserve"> </w:t>
@@ -2301,21 +2401,25 @@
           <w:bCs/>
           <w:b/>
         </w:rPr>
-        <w:t xml:space="preserve">Show the note</w:t>
-      </w:r>
-      <w:r>
-        <w:t xml:space="preserve"> </w:t>
-      </w:r>
-      <w:r>
-        <w:t xml:space="preserve">to hide it straight away.</w:t>
-      </w:r>
-    </w:p>
-    <w:p>
-      <w:pPr>
-        <w:pStyle w:val="FirstParagraph"/>
-      </w:pPr>
-      <w:r>
-        <w:t xml:space="preserve">The list of upcoming town meetings comes straight from the Town of Boxborough’s online calendar and updates itself twice a day, so there’s nothing to maintain. The website tidies up the town’s titles (for example, a joint meeting listed separately by three boards appears once).</w:t>
+        <w:t xml:space="preserve">Hide automatically after</w:t>
+      </w:r>
+      <w:r>
+        <w:t xml:space="preserve"> </w:t>
+      </w:r>
+      <w:r>
+        <w:t xml:space="preserve">to the last day it applies, usually the next Saturday. The note then disappears by itself, so it never shows out-of-date information.</w:t>
+      </w:r>
+    </w:p>
+    <w:p>
+      <w:pPr>
+        <w:numPr>
+          <w:ilvl w:val="0"/>
+          <w:numId w:val="1006"/>
+        </w:numPr>
+        <w:pStyle w:val="Compact"/>
+      </w:pPr>
+      <w:r>
+        <w:t xml:space="preserve">Leave the two calendar settings at the bottom as they are. The website tidies up the town’s titles (for example, a joint meeting listed separately by three boards appears once).</w:t>
       </w:r>
     </w:p>
     <w:p>
@@ -2325,8 +2429,8 @@
         </w:pict>
       </w:r>
     </w:p>
-    <w:bookmarkEnd w:id="28"/>
-    <w:bookmarkStart w:id="29" w:name="the-friday-email"/>
+    <w:bookmarkEnd w:id="29"/>
+    <w:bookmarkStart w:id="30" w:name="the-friday-email"/>
     <w:p>
       <w:pPr>
         <w:pStyle w:val="Heading2"/>
@@ -2365,7 +2469,7 @@
         <w:t xml:space="preserve"> </w:t>
       </w:r>
       <w:r>
-        <w:t xml:space="preserve">links to each article, plus the Town Hall note, upcoming town meetings and upcoming events. It saves the email as a</w:t>
+        <w:t xml:space="preserve">links to each article, plus the town meetings note (if any), upcoming town meetings and upcoming events. It saves the email as a</w:t>
       </w:r>
       <w:r>
         <w:t xml:space="preserve"> </w:t>
@@ -2624,8 +2728,8 @@
         </w:pict>
       </w:r>
     </w:p>
-    <w:bookmarkEnd w:id="29"/>
-    <w:bookmarkStart w:id="30" w:name="other-pages-and-settings"/>
+    <w:bookmarkEnd w:id="30"/>
+    <w:bookmarkStart w:id="31" w:name="other-pages-and-settings"/>
     <w:p>
       <w:pPr>
         <w:pStyle w:val="Heading2"/>
@@ -2741,8 +2845,8 @@
         </w:pict>
       </w:r>
     </w:p>
-    <w:bookmarkEnd w:id="30"/>
-    <w:bookmarkStart w:id="31" w:name="if-something-doesnt-look-right"/>
+    <w:bookmarkEnd w:id="31"/>
+    <w:bookmarkStart w:id="32" w:name="if-something-doesnt-look-right"/>
     <w:p>
       <w:pPr>
         <w:pStyle w:val="Heading2"/>
@@ -2858,7 +2962,7 @@
               <w:jc w:val="left"/>
             </w:pPr>
             <w:r>
-              <w:t xml:space="preserve">The home page still shows last week’s Town Hall note</w:t>
+              <w:t xml:space="preserve">The home page still shows last week’s town meetings note</w:t>
             </w:r>
           </w:p>
         </w:tc>
@@ -2886,7 +2990,33 @@
               <w:t xml:space="preserve"> </w:t>
             </w:r>
             <w:r>
-              <w:t xml:space="preserve">in the Town Hall note.</w:t>
+              <w:t xml:space="preserve">in</w:t>
+            </w:r>
+            <w:r>
+              <w:t xml:space="preserve"> </w:t>
+            </w:r>
+            <w:r>
+              <w:rPr>
+                <w:bCs/>
+                <w:b/>
+              </w:rPr>
+              <w:t xml:space="preserve">Town meetings note</w:t>
+            </w:r>
+            <w:r>
+              <w:t xml:space="preserve">, or untick</w:t>
+            </w:r>
+            <w:r>
+              <w:t xml:space="preserve"> </w:t>
+            </w:r>
+            <w:r>
+              <w:rPr>
+                <w:bCs/>
+                <w:b/>
+              </w:rPr>
+              <w:t xml:space="preserve">Show a note</w:t>
+            </w:r>
+            <w:r>
+              <w:t xml:space="preserve">.</w:t>
             </w:r>
           </w:p>
         </w:tc>
@@ -3028,8 +3158,8 @@
         </w:tc>
       </w:tr>
     </w:tbl>
-    <w:bookmarkEnd w:id="31"/>
     <w:bookmarkEnd w:id="32"/>
+    <w:bookmarkEnd w:id="33"/>
     <w:sectPr>
       <w:footerReference r:id="rId9" w:type="default"/>
       <w:pgSz w:h="15840" w:orient="portrait" w:w="12240"/>

--- a/docs/Boxborough News - Editor's Guide.docx
+++ b/docs/Boxborough News - Editor's Guide.docx
@@ -2451,25 +2451,7 @@
         <w:t xml:space="preserve">Every Friday at about 6 a.m.</w:t>
       </w:r>
       <w:r>
-        <w:t xml:space="preserve">, the system gathers everything published in the past seven days into a formatted email: headlines, photos, summaries, and</w:t>
-      </w:r>
-      <w:r>
-        <w:t xml:space="preserve"> </w:t>
-      </w:r>
-      <w:r>
-        <w:t xml:space="preserve">“</w:t>
-      </w:r>
-      <w:r>
-        <w:t xml:space="preserve">Read more</w:t>
-      </w:r>
-      <w:r>
-        <w:t xml:space="preserve">”</w:t>
-      </w:r>
-      <w:r>
-        <w:t xml:space="preserve"> </w:t>
-      </w:r>
-      <w:r>
-        <w:t xml:space="preserve">links to each article, plus the town meetings note (if any), upcoming town meetings and upcoming events. It saves the email as a</w:t>
+        <w:t xml:space="preserve">, the system gathers everything published in the past seven days into a formatted email, in the same order as the home page: the</w:t>
       </w:r>
       <w:r>
         <w:t xml:space="preserve"> </w:t>
@@ -2479,10 +2461,31 @@
           <w:bCs/>
           <w:b/>
         </w:rPr>
-        <w:t xml:space="preserve">draft in Kit</w:t>
-      </w:r>
-      <w:r>
-        <w:t xml:space="preserve">, our email service.</w:t>
+        <w:t xml:space="preserve">Top story</w:t>
+      </w:r>
+      <w:r>
+        <w:t xml:space="preserve"> </w:t>
+      </w:r>
+      <w:r>
+        <w:t xml:space="preserve">with a large photo, then the week’s News and Features (headline, photo, opening sentences and a</w:t>
+      </w:r>
+      <w:r>
+        <w:t xml:space="preserve"> </w:t>
+      </w:r>
+      <w:r>
+        <w:t xml:space="preserve">“</w:t>
+      </w:r>
+      <w:r>
+        <w:t xml:space="preserve">Read more</w:t>
+      </w:r>
+      <w:r>
+        <w:t xml:space="preserve">”</w:t>
+      </w:r>
+      <w:r>
+        <w:t xml:space="preserve"> </w:t>
+      </w:r>
+      <w:r>
+        <w:t xml:space="preserve">link), then a short list of the coming week’s events (Boxborough first, then nearby towns, plus events newly announced for later dates), the headlines of new community notices, and finally the town meetings note (if any) and upcoming town meetings. It saves the email as a</w:t>
       </w:r>
       <w:r>
         <w:t xml:space="preserve"> </w:t>
@@ -2492,21 +2495,10 @@
           <w:bCs/>
           <w:b/>
         </w:rPr>
-        <w:t xml:space="preserve">Nothing is sent until an editor sends it.</w:t>
-      </w:r>
-    </w:p>
-    <w:p>
-      <w:pPr>
-        <w:pStyle w:val="BodyText"/>
-      </w:pPr>
-      <w:r>
-        <w:t xml:space="preserve">To send it:</w:t>
-      </w:r>
-      <w:r>
-        <w:t xml:space="preserve"> </w:t>
-      </w:r>
-      <w:r>
-        <w:t xml:space="preserve">1. Log in to</w:t>
+        <w:t xml:space="preserve">draft in Kit</w:t>
+      </w:r>
+      <w:r>
+        <w:t xml:space="preserve">, our email service.</w:t>
       </w:r>
       <w:r>
         <w:t xml:space="preserve"> </w:t>
@@ -2516,19 +2508,21 @@
           <w:bCs/>
           <w:b/>
         </w:rPr>
-        <w:t xml:space="preserve">Kit</w:t>
-      </w:r>
-      <w:r>
-        <w:t xml:space="preserve"> </w:t>
-      </w:r>
-      <w:r>
-        <w:t xml:space="preserve">(https://app.kit.com) with the Boxborough News account.</w:t>
-      </w:r>
-      <w:r>
-        <w:t xml:space="preserve"> </w:t>
-      </w:r>
-      <w:r>
-        <w:t xml:space="preserve">2. Go to</w:t>
+        <w:t xml:space="preserve">Nothing is sent until an editor sends it.</w:t>
+      </w:r>
+    </w:p>
+    <w:p>
+      <w:pPr>
+        <w:pStyle w:val="BodyText"/>
+      </w:pPr>
+      <w:r>
+        <w:t xml:space="preserve">To send it:</w:t>
+      </w:r>
+      <w:r>
+        <w:t xml:space="preserve"> </w:t>
+      </w:r>
+      <w:r>
+        <w:t xml:space="preserve">1. Log in to</w:t>
       </w:r>
       <w:r>
         <w:t xml:space="preserve"> </w:t>
@@ -2538,10 +2532,35 @@
           <w:bCs/>
           <w:b/>
         </w:rPr>
-        <w:t xml:space="preserve">Send → Broadcasts</w:t>
-      </w:r>
-      <w:r>
-        <w:t xml:space="preserve">. This week’s draft is at the top, titled like</w:t>
+        <w:t xml:space="preserve">Kit</w:t>
+      </w:r>
+      <w:r>
+        <w:t xml:space="preserve"> </w:t>
+      </w:r>
+      <w:r>
+        <w:t xml:space="preserve">(https://app.kit.com) with the Boxborough News account.</w:t>
+      </w:r>
+      <w:r>
+        <w:t xml:space="preserve"> </w:t>
+      </w:r>
+      <w:r>
+        <w:t xml:space="preserve">2. Click</w:t>
+      </w:r>
+      <w:r>
+        <w:t xml:space="preserve"> </w:t>
+      </w:r>
+      <w:r>
+        <w:rPr>
+          <w:bCs/>
+          <w:b/>
+        </w:rPr>
+        <w:t xml:space="preserve">Broadcasts</w:t>
+      </w:r>
+      <w:r>
+        <w:t xml:space="preserve"> </w:t>
+      </w:r>
+      <w:r>
+        <w:t xml:space="preserve">in the menu on the left. This week’s draft is at the top, titled like</w:t>
       </w:r>
       <w:r>
         <w:t xml:space="preserve"> </w:t>
@@ -2686,13 +2705,13 @@
           <w:bCs/>
           <w:b/>
         </w:rPr>
-        <w:t xml:space="preserve">To add a personal note at the top of an issue,</w:t>
-      </w:r>
-      <w:r>
-        <w:t xml:space="preserve"> </w:t>
-      </w:r>
-      <w:r>
-        <w:t xml:space="preserve">open</w:t>
+        <w:t xml:space="preserve">To add the editors’ note at the top of an issue</w:t>
+      </w:r>
+      <w:r>
+        <w:t xml:space="preserve"> </w:t>
+      </w:r>
+      <w:r>
+        <w:t xml:space="preserve">(a few friendly lines pointing readers to the week’s stories, like the note in the old newsletter): open</w:t>
       </w:r>
       <w:r>
         <w:t xml:space="preserve"> </w:t>
@@ -2705,7 +2724,7 @@
         <w:t xml:space="preserve">Weekly email settings</w:t>
       </w:r>
       <w:r>
-        <w:t xml:space="preserve">, type it in</w:t>
+        <w:t xml:space="preserve">, write it in</w:t>
       </w:r>
       <w:r>
         <w:t xml:space="preserve"> </w:t>
@@ -2715,10 +2734,55 @@
           <w:bCs/>
           <w:b/>
         </w:rPr>
-        <w:t xml:space="preserve">Note at the top of this week’s email</w:t>
-      </w:r>
-      <w:r>
-        <w:t xml:space="preserve">, and save before Friday morning. Remember to clear it afterwards, or it will appear again the following week.</w:t>
+        <w:t xml:space="preserve">Editors’ note</w:t>
+      </w:r>
+      <w:r>
+        <w:t xml:space="preserve">, set</w:t>
+      </w:r>
+      <w:r>
+        <w:t xml:space="preserve"> </w:t>
+      </w:r>
+      <w:r>
+        <w:rPr>
+          <w:bCs/>
+          <w:b/>
+        </w:rPr>
+        <w:t xml:space="preserve">The note is for the issue dated</w:t>
+      </w:r>
+      <w:r>
+        <w:t xml:space="preserve"> </w:t>
+      </w:r>
+      <w:r>
+        <w:t xml:space="preserve">to that Friday, and save before Friday morning. To link to a story, select the words, click the link button and paste the story’s web address. The note is signed with the name in</w:t>
+      </w:r>
+      <w:r>
+        <w:t xml:space="preserve"> </w:t>
+      </w:r>
+      <w:r>
+        <w:rPr>
+          <w:bCs/>
+          <w:b/>
+        </w:rPr>
+        <w:t xml:space="preserve">Signed by</w:t>
+      </w:r>
+      <w:r>
+        <w:t xml:space="preserve">. Because it’s tied to that Friday, it won’t appear again the following week, so there’s nothing to clear. If you add or change the note after the draft has been made, click</w:t>
+      </w:r>
+      <w:r>
+        <w:t xml:space="preserve"> </w:t>
+      </w:r>
+      <w:r>
+        <w:rPr>
+          <w:bCs/>
+          <w:b/>
+        </w:rPr>
+        <w:t xml:space="preserve">Create this week’s email draft now</w:t>
+      </w:r>
+      <w:r>
+        <w:t xml:space="preserve"> </w:t>
+      </w:r>
+      <w:r>
+        <w:t xml:space="preserve">to refresh the draft.</w:t>
       </w:r>
     </w:p>
     <w:p>
@@ -4177,6 +4241,474 @@
       <w:sz w:val="25"/>
       <w:szCs w:val="25"/>
     </w:rPr>
+  </w:style>
+  <w:style w:customStyle="1" w:styleId="SourceCode" w:type="paragraph">
+    <w:name w:val="Source Code"/>
+    <w:basedOn w:val="Normal"/>
+    <w:link w:val="VerbatimChar"/>
+    <w:pPr>
+      <w:wordWrap w:val="off"/>
+    </w:pPr>
+  </w:style>
+  <w:style w:customStyle="1" w:styleId="KeywordTok" w:type="character">
+    <w:name w:val="KeywordTok"/>
+    <w:basedOn w:val="VerbatimChar"/>
+    <w:rPr>
+      <w:color w:val="007020"/>
+      <w:b/>
+    </w:rPr>
+  </w:style>
+  <w:style w:customStyle="1" w:styleId="DataTypeTok" w:type="character">
+    <w:name w:val="DataTypeTok"/>
+    <w:basedOn w:val="VerbatimChar"/>
+    <w:rPr>
+      <w:color w:val="902000"/>
+    </w:rPr>
+  </w:style>
+  <w:style w:customStyle="1" w:styleId="DecValTok" w:type="character">
+    <w:name w:val="DecValTok"/>
+    <w:basedOn w:val="VerbatimChar"/>
+    <w:rPr>
+      <w:color w:val="40a070"/>
+    </w:rPr>
+  </w:style>
+  <w:style w:customStyle="1" w:styleId="BaseNTok" w:type="character">
+    <w:name w:val="BaseNTok"/>
+    <w:basedOn w:val="VerbatimChar"/>
+    <w:rPr>
+      <w:color w:val="40a070"/>
+    </w:rPr>
+  </w:style>
+  <w:style w:customStyle="1" w:styleId="FloatTok" w:type="character">
+    <w:name w:val="FloatTok"/>
+    <w:basedOn w:val="VerbatimChar"/>
+    <w:rPr>
+      <w:color w:val="40a070"/>
+    </w:rPr>
+  </w:style>
+  <w:style w:customStyle="1" w:styleId="ConstantTok" w:type="character">
+    <w:name w:val="ConstantTok"/>
+    <w:basedOn w:val="VerbatimChar"/>
+    <w:rPr>
+      <w:color w:val="880000"/>
+    </w:rPr>
+  </w:style>
+  <w:style w:customStyle="1" w:styleId="CharTok" w:type="character">
+    <w:name w:val="CharTok"/>
+    <w:basedOn w:val="VerbatimChar"/>
+    <w:rPr>
+      <w:color w:val="4070a0"/>
+    </w:rPr>
+  </w:style>
+  <w:style w:customStyle="1" w:styleId="SpecialCharTok" w:type="character">
+    <w:name w:val="SpecialCharTok"/>
+    <w:basedOn w:val="VerbatimChar"/>
+    <w:rPr>
+      <w:color w:val="4070a0"/>
+    </w:rPr>
+  </w:style>
+  <w:style w:customStyle="1" w:styleId="StringTok" w:type="character">
+    <w:name w:val="StringTok"/>
+    <w:basedOn w:val="VerbatimChar"/>
+    <w:rPr>
+      <w:color w:val="4070a0"/>
+    </w:rPr>
+  </w:style>
+  <w:style w:customStyle="1" w:styleId="VerbatimStringTok" w:type="character">
+    <w:name w:val="VerbatimStringTok"/>
+    <w:basedOn w:val="VerbatimChar"/>
+    <w:rPr>
+      <w:color w:val="4070a0"/>
+    </w:rPr>
+  </w:style>
+  <w:style w:customStyle="1" w:styleId="SpecialStringTok" w:type="character">
+    <w:name w:val="SpecialStringTok"/>
+    <w:basedOn w:val="VerbatimChar"/>
+    <w:rPr>
+      <w:color w:val="bb6688"/>
+    </w:rPr>
+  </w:style>
+  <w:style w:customStyle="1" w:styleId="ImportTok" w:type="character">
+    <w:name w:val="ImportTok"/>
+    <w:basedOn w:val="VerbatimChar"/>
+    <w:rPr>
+      <w:color w:val="008000"/>
+      <w:b/>
+    </w:rPr>
+  </w:style>
+  <w:style w:customStyle="1" w:styleId="CommentTok" w:type="character">
+    <w:name w:val="CommentTok"/>
+    <w:basedOn w:val="VerbatimChar"/>
+    <w:rPr>
+      <w:color w:val="60a0b0"/>
+      <w:i/>
+    </w:rPr>
+  </w:style>
+  <w:style w:customStyle="1" w:styleId="DocumentationTok" w:type="character">
+    <w:name w:val="DocumentationTok"/>
+    <w:basedOn w:val="VerbatimChar"/>
+    <w:rPr>
+      <w:color w:val="ba2121"/>
+      <w:i/>
+    </w:rPr>
+  </w:style>
+  <w:style w:customStyle="1" w:styleId="AnnotationTok" w:type="character">
+    <w:name w:val="AnnotationTok"/>
+    <w:basedOn w:val="VerbatimChar"/>
+    <w:rPr>
+      <w:color w:val="60a0b0"/>
+      <w:b/>
+      <w:i/>
+    </w:rPr>
+  </w:style>
+  <w:style w:customStyle="1" w:styleId="CommentVarTok" w:type="character">
+    <w:name w:val="CommentVarTok"/>
+    <w:basedOn w:val="VerbatimChar"/>
+    <w:rPr>
+      <w:color w:val="60a0b0"/>
+      <w:b/>
+      <w:i/>
+    </w:rPr>
+  </w:style>
+  <w:style w:customStyle="1" w:styleId="OtherTok" w:type="character">
+    <w:name w:val="OtherTok"/>
+    <w:basedOn w:val="VerbatimChar"/>
+    <w:rPr>
+      <w:color w:val="007020"/>
+    </w:rPr>
+  </w:style>
+  <w:style w:customStyle="1" w:styleId="FunctionTok" w:type="character">
+    <w:name w:val="FunctionTok"/>
+    <w:basedOn w:val="VerbatimChar"/>
+    <w:rPr>
+      <w:color w:val="06287e"/>
+    </w:rPr>
+  </w:style>
+  <w:style w:customStyle="1" w:styleId="VariableTok" w:type="character">
+    <w:name w:val="VariableTok"/>
+    <w:basedOn w:val="VerbatimChar"/>
+    <w:rPr>
+      <w:color w:val="19177c"/>
+    </w:rPr>
+  </w:style>
+  <w:style w:customStyle="1" w:styleId="ControlFlowTok" w:type="character">
+    <w:name w:val="ControlFlowTok"/>
+    <w:basedOn w:val="VerbatimChar"/>
+    <w:rPr>
+      <w:color w:val="007020"/>
+      <w:b/>
+    </w:rPr>
+  </w:style>
+  <w:style w:customStyle="1" w:styleId="OperatorTok" w:type="character">
+    <w:name w:val="OperatorTok"/>
+    <w:basedOn w:val="VerbatimChar"/>
+    <w:rPr>
+      <w:color w:val="666666"/>
+    </w:rPr>
+  </w:style>
+  <w:style w:customStyle="1" w:styleId="BuiltInTok" w:type="character">
+    <w:name w:val="BuiltInTok"/>
+    <w:basedOn w:val="VerbatimChar"/>
+    <w:rPr>
+      <w:color w:val="008000"/>
+    </w:rPr>
+  </w:style>
+  <w:style w:customStyle="1" w:styleId="ExtensionTok" w:type="character">
+    <w:name w:val="ExtensionTok"/>
+    <w:basedOn w:val="VerbatimChar"/>
+    <w:rPr/>
+  </w:style>
+  <w:style w:customStyle="1" w:styleId="PreprocessorTok" w:type="character">
+    <w:name w:val="PreprocessorTok"/>
+    <w:basedOn w:val="VerbatimChar"/>
+    <w:rPr>
+      <w:color w:val="bc7a00"/>
+    </w:rPr>
+  </w:style>
+  <w:style w:customStyle="1" w:styleId="AttributeTok" w:type="character">
+    <w:name w:val="AttributeTok"/>
+    <w:basedOn w:val="VerbatimChar"/>
+    <w:rPr>
+      <w:color w:val="7d9029"/>
+    </w:rPr>
+  </w:style>
+  <w:style w:customStyle="1" w:styleId="RegionMarkerTok" w:type="character">
+    <w:name w:val="RegionMarkerTok"/>
+    <w:basedOn w:val="VerbatimChar"/>
+    <w:rPr/>
+  </w:style>
+  <w:style w:customStyle="1" w:styleId="InformationTok" w:type="character">
+    <w:name w:val="InformationTok"/>
+    <w:basedOn w:val="VerbatimChar"/>
+    <w:rPr>
+      <w:color w:val="60a0b0"/>
+      <w:b/>
+      <w:i/>
+    </w:rPr>
+  </w:style>
+  <w:style w:customStyle="1" w:styleId="WarningTok" w:type="character">
+    <w:name w:val="WarningTok"/>
+    <w:basedOn w:val="VerbatimChar"/>
+    <w:rPr>
+      <w:color w:val="60a0b0"/>
+      <w:b/>
+      <w:i/>
+    </w:rPr>
+  </w:style>
+  <w:style w:customStyle="1" w:styleId="AlertTok" w:type="character">
+    <w:name w:val="AlertTok"/>
+    <w:basedOn w:val="VerbatimChar"/>
+    <w:rPr>
+      <w:color w:val="ff0000"/>
+      <w:b/>
+    </w:rPr>
+  </w:style>
+  <w:style w:customStyle="1" w:styleId="ErrorTok" w:type="character">
+    <w:name w:val="ErrorTok"/>
+    <w:basedOn w:val="VerbatimChar"/>
+    <w:rPr>
+      <w:color w:val="ff0000"/>
+      <w:b/>
+    </w:rPr>
+  </w:style>
+  <w:style w:customStyle="1" w:styleId="NormalTok" w:type="character">
+    <w:name w:val="NormalTok"/>
+    <w:basedOn w:val="VerbatimChar"/>
+    <w:rPr/>
+  </w:style>
+  <w:style w:customStyle="1" w:styleId="SourceCode" w:type="paragraph">
+    <w:name w:val="Source Code"/>
+    <w:basedOn w:val="Normal"/>
+    <w:link w:val="VerbatimChar"/>
+    <w:pPr>
+      <w:wordWrap w:val="off"/>
+    </w:pPr>
+  </w:style>
+  <w:style w:customStyle="1" w:styleId="KeywordTok" w:type="character">
+    <w:name w:val="KeywordTok"/>
+    <w:basedOn w:val="VerbatimChar"/>
+    <w:rPr>
+      <w:color w:val="007020"/>
+      <w:b/>
+    </w:rPr>
+  </w:style>
+  <w:style w:customStyle="1" w:styleId="DataTypeTok" w:type="character">
+    <w:name w:val="DataTypeTok"/>
+    <w:basedOn w:val="VerbatimChar"/>
+    <w:rPr>
+      <w:color w:val="902000"/>
+    </w:rPr>
+  </w:style>
+  <w:style w:customStyle="1" w:styleId="DecValTok" w:type="character">
+    <w:name w:val="DecValTok"/>
+    <w:basedOn w:val="VerbatimChar"/>
+    <w:rPr>
+      <w:color w:val="40a070"/>
+    </w:rPr>
+  </w:style>
+  <w:style w:customStyle="1" w:styleId="BaseNTok" w:type="character">
+    <w:name w:val="BaseNTok"/>
+    <w:basedOn w:val="VerbatimChar"/>
+    <w:rPr>
+      <w:color w:val="40a070"/>
+    </w:rPr>
+  </w:style>
+  <w:style w:customStyle="1" w:styleId="FloatTok" w:type="character">
+    <w:name w:val="FloatTok"/>
+    <w:basedOn w:val="VerbatimChar"/>
+    <w:rPr>
+      <w:color w:val="40a070"/>
+    </w:rPr>
+  </w:style>
+  <w:style w:customStyle="1" w:styleId="ConstantTok" w:type="character">
+    <w:name w:val="ConstantTok"/>
+    <w:basedOn w:val="VerbatimChar"/>
+    <w:rPr>
+      <w:color w:val="880000"/>
+    </w:rPr>
+  </w:style>
+  <w:style w:customStyle="1" w:styleId="CharTok" w:type="character">
+    <w:name w:val="CharTok"/>
+    <w:basedOn w:val="VerbatimChar"/>
+    <w:rPr>
+      <w:color w:val="4070a0"/>
+    </w:rPr>
+  </w:style>
+  <w:style w:customStyle="1" w:styleId="SpecialCharTok" w:type="character">
+    <w:name w:val="SpecialCharTok"/>
+    <w:basedOn w:val="VerbatimChar"/>
+    <w:rPr>
+      <w:color w:val="4070a0"/>
+    </w:rPr>
+  </w:style>
+  <w:style w:customStyle="1" w:styleId="StringTok" w:type="character">
+    <w:name w:val="StringTok"/>
+    <w:basedOn w:val="VerbatimChar"/>
+    <w:rPr>
+      <w:color w:val="4070a0"/>
+    </w:rPr>
+  </w:style>
+  <w:style w:customStyle="1" w:styleId="VerbatimStringTok" w:type="character">
+    <w:name w:val="VerbatimStringTok"/>
+    <w:basedOn w:val="VerbatimChar"/>
+    <w:rPr>
+      <w:color w:val="4070a0"/>
+    </w:rPr>
+  </w:style>
+  <w:style w:customStyle="1" w:styleId="SpecialStringTok" w:type="character">
+    <w:name w:val="SpecialStringTok"/>
+    <w:basedOn w:val="VerbatimChar"/>
+    <w:rPr>
+      <w:color w:val="bb6688"/>
+    </w:rPr>
+  </w:style>
+  <w:style w:customStyle="1" w:styleId="ImportTok" w:type="character">
+    <w:name w:val="ImportTok"/>
+    <w:basedOn w:val="VerbatimChar"/>
+    <w:rPr>
+      <w:color w:val="008000"/>
+      <w:b/>
+    </w:rPr>
+  </w:style>
+  <w:style w:customStyle="1" w:styleId="CommentTok" w:type="character">
+    <w:name w:val="CommentTok"/>
+    <w:basedOn w:val="VerbatimChar"/>
+    <w:rPr>
+      <w:color w:val="60a0b0"/>
+      <w:i/>
+    </w:rPr>
+  </w:style>
+  <w:style w:customStyle="1" w:styleId="DocumentationTok" w:type="character">
+    <w:name w:val="DocumentationTok"/>
+    <w:basedOn w:val="VerbatimChar"/>
+    <w:rPr>
+      <w:color w:val="ba2121"/>
+      <w:i/>
+    </w:rPr>
+  </w:style>
+  <w:style w:customStyle="1" w:styleId="AnnotationTok" w:type="character">
+    <w:name w:val="AnnotationTok"/>
+    <w:basedOn w:val="VerbatimChar"/>
+    <w:rPr>
+      <w:color w:val="60a0b0"/>
+      <w:b/>
+      <w:i/>
+    </w:rPr>
+  </w:style>
+  <w:style w:customStyle="1" w:styleId="CommentVarTok" w:type="character">
+    <w:name w:val="CommentVarTok"/>
+    <w:basedOn w:val="VerbatimChar"/>
+    <w:rPr>
+      <w:color w:val="60a0b0"/>
+      <w:b/>
+      <w:i/>
+    </w:rPr>
+  </w:style>
+  <w:style w:customStyle="1" w:styleId="OtherTok" w:type="character">
+    <w:name w:val="OtherTok"/>
+    <w:basedOn w:val="VerbatimChar"/>
+    <w:rPr>
+      <w:color w:val="007020"/>
+    </w:rPr>
+  </w:style>
+  <w:style w:customStyle="1" w:styleId="FunctionTok" w:type="character">
+    <w:name w:val="FunctionTok"/>
+    <w:basedOn w:val="VerbatimChar"/>
+    <w:rPr>
+      <w:color w:val="06287e"/>
+    </w:rPr>
+  </w:style>
+  <w:style w:customStyle="1" w:styleId="VariableTok" w:type="character">
+    <w:name w:val="VariableTok"/>
+    <w:basedOn w:val="VerbatimChar"/>
+    <w:rPr>
+      <w:color w:val="19177c"/>
+    </w:rPr>
+  </w:style>
+  <w:style w:customStyle="1" w:styleId="ControlFlowTok" w:type="character">
+    <w:name w:val="ControlFlowTok"/>
+    <w:basedOn w:val="VerbatimChar"/>
+    <w:rPr>
+      <w:color w:val="007020"/>
+      <w:b/>
+    </w:rPr>
+  </w:style>
+  <w:style w:customStyle="1" w:styleId="OperatorTok" w:type="character">
+    <w:name w:val="OperatorTok"/>
+    <w:basedOn w:val="VerbatimChar"/>
+    <w:rPr>
+      <w:color w:val="666666"/>
+    </w:rPr>
+  </w:style>
+  <w:style w:customStyle="1" w:styleId="BuiltInTok" w:type="character">
+    <w:name w:val="BuiltInTok"/>
+    <w:basedOn w:val="VerbatimChar"/>
+    <w:rPr>
+      <w:color w:val="008000"/>
+    </w:rPr>
+  </w:style>
+  <w:style w:customStyle="1" w:styleId="ExtensionTok" w:type="character">
+    <w:name w:val="ExtensionTok"/>
+    <w:basedOn w:val="VerbatimChar"/>
+    <w:rPr/>
+  </w:style>
+  <w:style w:customStyle="1" w:styleId="PreprocessorTok" w:type="character">
+    <w:name w:val="PreprocessorTok"/>
+    <w:basedOn w:val="VerbatimChar"/>
+    <w:rPr>
+      <w:color w:val="bc7a00"/>
+    </w:rPr>
+  </w:style>
+  <w:style w:customStyle="1" w:styleId="AttributeTok" w:type="character">
+    <w:name w:val="AttributeTok"/>
+    <w:basedOn w:val="VerbatimChar"/>
+    <w:rPr>
+      <w:color w:val="7d9029"/>
+    </w:rPr>
+  </w:style>
+  <w:style w:customStyle="1" w:styleId="RegionMarkerTok" w:type="character">
+    <w:name w:val="RegionMarkerTok"/>
+    <w:basedOn w:val="VerbatimChar"/>
+    <w:rPr/>
+  </w:style>
+  <w:style w:customStyle="1" w:styleId="InformationTok" w:type="character">
+    <w:name w:val="InformationTok"/>
+    <w:basedOn w:val="VerbatimChar"/>
+    <w:rPr>
+      <w:color w:val="60a0b0"/>
+      <w:b/>
+      <w:i/>
+    </w:rPr>
+  </w:style>
+  <w:style w:customStyle="1" w:styleId="WarningTok" w:type="character">
+    <w:name w:val="WarningTok"/>
+    <w:basedOn w:val="VerbatimChar"/>
+    <w:rPr>
+      <w:color w:val="60a0b0"/>
+      <w:b/>
+      <w:i/>
+    </w:rPr>
+  </w:style>
+  <w:style w:customStyle="1" w:styleId="AlertTok" w:type="character">
+    <w:name w:val="AlertTok"/>
+    <w:basedOn w:val="VerbatimChar"/>
+    <w:rPr>
+      <w:color w:val="ff0000"/>
+      <w:b/>
+    </w:rPr>
+  </w:style>
+  <w:style w:customStyle="1" w:styleId="ErrorTok" w:type="character">
+    <w:name w:val="ErrorTok"/>
+    <w:basedOn w:val="VerbatimChar"/>
+    <w:rPr>
+      <w:color w:val="ff0000"/>
+      <w:b/>
+    </w:rPr>
+  </w:style>
+  <w:style w:customStyle="1" w:styleId="NormalTok" w:type="character">
+    <w:name w:val="NormalTok"/>
+    <w:basedOn w:val="VerbatimChar"/>
+    <w:rPr/>
   </w:style>
   <w:style w:customStyle="1" w:styleId="SourceCode" w:type="paragraph">
     <w:name w:val="Source Code"/>

--- a/docs/Boxborough News - Editor's Guide.docx
+++ b/docs/Boxborough News - Editor's Guide.docx
@@ -2276,7 +2276,7 @@
         <w:t xml:space="preserve"> </w:t>
       </w:r>
       <w:r>
-        <w:t xml:space="preserve">page (linked from the Events page, the footer and Contact) asks organizations for exactly these details. Until a submission form is set up, its button opens an email to boxboroughnews@gmail.com with the questions already filled in. To use a Google Form instead, paste its link into</w:t>
+        <w:t xml:space="preserve">page (linked from the Events page, the footer and Contact) asks organizations for exactly these details. Until a submission form is set up, its button opens an email to info@boxboroughnews.org with the questions already filled in. To use a Google Form instead, paste its link into</w:t>
       </w:r>
       <w:r>
         <w:t xml:space="preserve"> </w:t>
@@ -4241,6 +4241,240 @@
       <w:sz w:val="25"/>
       <w:szCs w:val="25"/>
     </w:rPr>
+  </w:style>
+  <w:style w:customStyle="1" w:styleId="SourceCode" w:type="paragraph">
+    <w:name w:val="Source Code"/>
+    <w:basedOn w:val="Normal"/>
+    <w:link w:val="VerbatimChar"/>
+    <w:pPr>
+      <w:wordWrap w:val="off"/>
+    </w:pPr>
+  </w:style>
+  <w:style w:customStyle="1" w:styleId="KeywordTok" w:type="character">
+    <w:name w:val="KeywordTok"/>
+    <w:basedOn w:val="VerbatimChar"/>
+    <w:rPr>
+      <w:color w:val="007020"/>
+      <w:b/>
+    </w:rPr>
+  </w:style>
+  <w:style w:customStyle="1" w:styleId="DataTypeTok" w:type="character">
+    <w:name w:val="DataTypeTok"/>
+    <w:basedOn w:val="VerbatimChar"/>
+    <w:rPr>
+      <w:color w:val="902000"/>
+    </w:rPr>
+  </w:style>
+  <w:style w:customStyle="1" w:styleId="DecValTok" w:type="character">
+    <w:name w:val="DecValTok"/>
+    <w:basedOn w:val="VerbatimChar"/>
+    <w:rPr>
+      <w:color w:val="40a070"/>
+    </w:rPr>
+  </w:style>
+  <w:style w:customStyle="1" w:styleId="BaseNTok" w:type="character">
+    <w:name w:val="BaseNTok"/>
+    <w:basedOn w:val="VerbatimChar"/>
+    <w:rPr>
+      <w:color w:val="40a070"/>
+    </w:rPr>
+  </w:style>
+  <w:style w:customStyle="1" w:styleId="FloatTok" w:type="character">
+    <w:name w:val="FloatTok"/>
+    <w:basedOn w:val="VerbatimChar"/>
+    <w:rPr>
+      <w:color w:val="40a070"/>
+    </w:rPr>
+  </w:style>
+  <w:style w:customStyle="1" w:styleId="ConstantTok" w:type="character">
+    <w:name w:val="ConstantTok"/>
+    <w:basedOn w:val="VerbatimChar"/>
+    <w:rPr>
+      <w:color w:val="880000"/>
+    </w:rPr>
+  </w:style>
+  <w:style w:customStyle="1" w:styleId="CharTok" w:type="character">
+    <w:name w:val="CharTok"/>
+    <w:basedOn w:val="VerbatimChar"/>
+    <w:rPr>
+      <w:color w:val="4070a0"/>
+    </w:rPr>
+  </w:style>
+  <w:style w:customStyle="1" w:styleId="SpecialCharTok" w:type="character">
+    <w:name w:val="SpecialCharTok"/>
+    <w:basedOn w:val="VerbatimChar"/>
+    <w:rPr>
+      <w:color w:val="4070a0"/>
+    </w:rPr>
+  </w:style>
+  <w:style w:customStyle="1" w:styleId="StringTok" w:type="character">
+    <w:name w:val="StringTok"/>
+    <w:basedOn w:val="VerbatimChar"/>
+    <w:rPr>
+      <w:color w:val="4070a0"/>
+    </w:rPr>
+  </w:style>
+  <w:style w:customStyle="1" w:styleId="VerbatimStringTok" w:type="character">
+    <w:name w:val="VerbatimStringTok"/>
+    <w:basedOn w:val="VerbatimChar"/>
+    <w:rPr>
+      <w:color w:val="4070a0"/>
+    </w:rPr>
+  </w:style>
+  <w:style w:customStyle="1" w:styleId="SpecialStringTok" w:type="character">
+    <w:name w:val="SpecialStringTok"/>
+    <w:basedOn w:val="VerbatimChar"/>
+    <w:rPr>
+      <w:color w:val="bb6688"/>
+    </w:rPr>
+  </w:style>
+  <w:style w:customStyle="1" w:styleId="ImportTok" w:type="character">
+    <w:name w:val="ImportTok"/>
+    <w:basedOn w:val="VerbatimChar"/>
+    <w:rPr>
+      <w:color w:val="008000"/>
+      <w:b/>
+    </w:rPr>
+  </w:style>
+  <w:style w:customStyle="1" w:styleId="CommentTok" w:type="character">
+    <w:name w:val="CommentTok"/>
+    <w:basedOn w:val="VerbatimChar"/>
+    <w:rPr>
+      <w:color w:val="60a0b0"/>
+      <w:i/>
+    </w:rPr>
+  </w:style>
+  <w:style w:customStyle="1" w:styleId="DocumentationTok" w:type="character">
+    <w:name w:val="DocumentationTok"/>
+    <w:basedOn w:val="VerbatimChar"/>
+    <w:rPr>
+      <w:color w:val="ba2121"/>
+      <w:i/>
+    </w:rPr>
+  </w:style>
+  <w:style w:customStyle="1" w:styleId="AnnotationTok" w:type="character">
+    <w:name w:val="AnnotationTok"/>
+    <w:basedOn w:val="VerbatimChar"/>
+    <w:rPr>
+      <w:color w:val="60a0b0"/>
+      <w:b/>
+      <w:i/>
+    </w:rPr>
+  </w:style>
+  <w:style w:customStyle="1" w:styleId="CommentVarTok" w:type="character">
+    <w:name w:val="CommentVarTok"/>
+    <w:basedOn w:val="VerbatimChar"/>
+    <w:rPr>
+      <w:color w:val="60a0b0"/>
+      <w:b/>
+      <w:i/>
+    </w:rPr>
+  </w:style>
+  <w:style w:customStyle="1" w:styleId="OtherTok" w:type="character">
+    <w:name w:val="OtherTok"/>
+    <w:basedOn w:val="VerbatimChar"/>
+    <w:rPr>
+      <w:color w:val="007020"/>
+    </w:rPr>
+  </w:style>
+  <w:style w:customStyle="1" w:styleId="FunctionTok" w:type="character">
+    <w:name w:val="FunctionTok"/>
+    <w:basedOn w:val="VerbatimChar"/>
+    <w:rPr>
+      <w:color w:val="06287e"/>
+    </w:rPr>
+  </w:style>
+  <w:style w:customStyle="1" w:styleId="VariableTok" w:type="character">
+    <w:name w:val="VariableTok"/>
+    <w:basedOn w:val="VerbatimChar"/>
+    <w:rPr>
+      <w:color w:val="19177c"/>
+    </w:rPr>
+  </w:style>
+  <w:style w:customStyle="1" w:styleId="ControlFlowTok" w:type="character">
+    <w:name w:val="ControlFlowTok"/>
+    <w:basedOn w:val="VerbatimChar"/>
+    <w:rPr>
+      <w:color w:val="007020"/>
+      <w:b/>
+    </w:rPr>
+  </w:style>
+  <w:style w:customStyle="1" w:styleId="OperatorTok" w:type="character">
+    <w:name w:val="OperatorTok"/>
+    <w:basedOn w:val="VerbatimChar"/>
+    <w:rPr>
+      <w:color w:val="666666"/>
+    </w:rPr>
+  </w:style>
+  <w:style w:customStyle="1" w:styleId="BuiltInTok" w:type="character">
+    <w:name w:val="BuiltInTok"/>
+    <w:basedOn w:val="VerbatimChar"/>
+    <w:rPr>
+      <w:color w:val="008000"/>
+    </w:rPr>
+  </w:style>
+  <w:style w:customStyle="1" w:styleId="ExtensionTok" w:type="character">
+    <w:name w:val="ExtensionTok"/>
+    <w:basedOn w:val="VerbatimChar"/>
+    <w:rPr/>
+  </w:style>
+  <w:style w:customStyle="1" w:styleId="PreprocessorTok" w:type="character">
+    <w:name w:val="PreprocessorTok"/>
+    <w:basedOn w:val="VerbatimChar"/>
+    <w:rPr>
+      <w:color w:val="bc7a00"/>
+    </w:rPr>
+  </w:style>
+  <w:style w:customStyle="1" w:styleId="AttributeTok" w:type="character">
+    <w:name w:val="AttributeTok"/>
+    <w:basedOn w:val="VerbatimChar"/>
+    <w:rPr>
+      <w:color w:val="7d9029"/>
+    </w:rPr>
+  </w:style>
+  <w:style w:customStyle="1" w:styleId="RegionMarkerTok" w:type="character">
+    <w:name w:val="RegionMarkerTok"/>
+    <w:basedOn w:val="VerbatimChar"/>
+    <w:rPr/>
+  </w:style>
+  <w:style w:customStyle="1" w:styleId="InformationTok" w:type="character">
+    <w:name w:val="InformationTok"/>
+    <w:basedOn w:val="VerbatimChar"/>
+    <w:rPr>
+      <w:color w:val="60a0b0"/>
+      <w:b/>
+      <w:i/>
+    </w:rPr>
+  </w:style>
+  <w:style w:customStyle="1" w:styleId="WarningTok" w:type="character">
+    <w:name w:val="WarningTok"/>
+    <w:basedOn w:val="VerbatimChar"/>
+    <w:rPr>
+      <w:color w:val="60a0b0"/>
+      <w:b/>
+      <w:i/>
+    </w:rPr>
+  </w:style>
+  <w:style w:customStyle="1" w:styleId="AlertTok" w:type="character">
+    <w:name w:val="AlertTok"/>
+    <w:basedOn w:val="VerbatimChar"/>
+    <w:rPr>
+      <w:color w:val="ff0000"/>
+      <w:b/>
+    </w:rPr>
+  </w:style>
+  <w:style w:customStyle="1" w:styleId="ErrorTok" w:type="character">
+    <w:name w:val="ErrorTok"/>
+    <w:basedOn w:val="VerbatimChar"/>
+    <w:rPr>
+      <w:color w:val="ff0000"/>
+      <w:b/>
+    </w:rPr>
+  </w:style>
+  <w:style w:customStyle="1" w:styleId="NormalTok" w:type="character">
+    <w:name w:val="NormalTok"/>
+    <w:basedOn w:val="VerbatimChar"/>
+    <w:rPr/>
   </w:style>
   <w:style w:customStyle="1" w:styleId="SourceCode" w:type="paragraph">
     <w:name w:val="Source Code"/>

--- a/docs/Boxborough News - Editor's Guide.docx
+++ b/docs/Boxborough News - Editor's Guide.docx
@@ -2,7 +2,7 @@
 <file path=word/document.xml><?xml version="1.0" encoding="utf-8"?>
 <w:document xmlns:w="http://schemas.openxmlformats.org/wordprocessingml/2006/main" xmlns:m="http://schemas.openxmlformats.org/officeDocument/2006/math" xmlns:r="http://schemas.openxmlformats.org/officeDocument/2006/relationships" xmlns:o="urn:schemas-microsoft-com:office:office" xmlns:v="urn:schemas-microsoft-com:vml" xmlns:w10="urn:schemas-microsoft-com:office:word" xmlns:a="http://schemas.openxmlformats.org/drawingml/2006/main" xmlns:pic="http://schemas.openxmlformats.org/drawingml/2006/picture" xmlns:wp="http://schemas.openxmlformats.org/drawingml/2006/wordprocessingDrawing">
   <w:body>
-    <w:bookmarkStart w:id="33" w:name="boxborough-news-editors-guide"/>
+    <w:bookmarkStart w:id="34" w:name="boxborough-news-editors-guide"/>
     <w:p>
       <w:pPr>
         <w:pStyle w:val="Heading1"/>
@@ -125,7 +125,7 @@
               <w:t xml:space="preserve"> </w:t>
             </w:r>
             <w:r>
-              <w:t xml:space="preserve">as the publication date so they appear together on Friday morning. Add events and notices as they arrive.</w:t>
+              <w:t xml:space="preserve">as the publication date so they appear together at 6 a.m. Friday. Add events and notices as they arrive. You can keep working late Thursday night: nothing dated Friday goes live before 6 a.m.</w:t>
             </w:r>
           </w:p>
         </w:tc>
@@ -151,7 +151,7 @@
               <w:jc w:val="left"/>
             </w:pPr>
             <w:r>
-              <w:t xml:space="preserve">Tick one</w:t>
+              <w:t xml:space="preserve">Check the week’s articles on the</w:t>
             </w:r>
             <w:r>
               <w:t xml:space="preserve"> </w:t>
@@ -161,13 +161,13 @@
                 <w:bCs/>
                 <w:b/>
               </w:rPr>
-              <w:t xml:space="preserve">Top story</w:t>
-            </w:r>
-            <w:r>
-              <w:t xml:space="preserve"> </w:t>
-            </w:r>
-            <w:r>
-              <w:t xml:space="preserve">for the week. Optional: add a</w:t>
+              <w:t xml:space="preserve">Preview</w:t>
+            </w:r>
+            <w:r>
+              <w:t xml:space="preserve"> </w:t>
+            </w:r>
+            <w:r>
+              <w:t xml:space="preserve">page (see below). Tick one</w:t>
             </w:r>
             <w:r>
               <w:t xml:space="preserve"> </w:t>
@@ -177,6 +177,51 @@
                 <w:bCs/>
                 <w:b/>
               </w:rPr>
+              <w:t xml:space="preserve">Top story</w:t>
+            </w:r>
+            <w:r>
+              <w:t xml:space="preserve"> </w:t>
+            </w:r>
+            <w:r>
+              <w:t xml:space="preserve">for the week. Optional: write the</w:t>
+            </w:r>
+            <w:r>
+              <w:t xml:space="preserve"> </w:t>
+            </w:r>
+            <w:r>
+              <w:rPr>
+                <w:bCs/>
+                <w:b/>
+              </w:rPr>
+              <w:t xml:space="preserve">Editors’ note</w:t>
+            </w:r>
+            <w:r>
+              <w:t xml:space="preserve"> </w:t>
+            </w:r>
+            <w:r>
+              <w:t xml:space="preserve">for the email (see</w:t>
+            </w:r>
+            <w:r>
+              <w:t xml:space="preserve"> </w:t>
+            </w:r>
+            <w:r>
+              <w:rPr>
+                <w:iCs/>
+                <w:i/>
+              </w:rPr>
+              <w:t xml:space="preserve">The Friday email</w:t>
+            </w:r>
+            <w:r>
+              <w:t xml:space="preserve">), and add a</w:t>
+            </w:r>
+            <w:r>
+              <w:t xml:space="preserve"> </w:t>
+            </w:r>
+            <w:r>
+              <w:rPr>
+                <w:bCs/>
+                <w:b/>
+              </w:rPr>
               <w:t xml:space="preserve">Town meetings note</w:t>
             </w:r>
             <w:r>
@@ -213,7 +258,7 @@
               <w:jc w:val="left"/>
             </w:pPr>
             <w:r>
-              <w:t xml:space="preserve">Open</w:t>
+              <w:t xml:space="preserve">Shortly after 6 a.m., the articles go live and an email draft appears in</w:t>
             </w:r>
             <w:r>
               <w:t xml:space="preserve"> </w:t>
@@ -226,7 +271,7 @@
               <w:t xml:space="preserve">Kit</w:t>
             </w:r>
             <w:r>
-              <w:t xml:space="preserve">, review the email draft that was created automatically, and click</w:t>
+              <w:t xml:space="preserve">. Review it and click</w:t>
             </w:r>
             <w:r>
               <w:t xml:space="preserve"> </w:t>
@@ -341,7 +386,7 @@
       </w:r>
     </w:p>
     <w:bookmarkEnd w:id="21"/>
-    <w:bookmarkStart w:id="26" w:name="writing-an-article"/>
+    <w:bookmarkStart w:id="27" w:name="writing-an-article"/>
     <w:p>
       <w:pPr>
         <w:pStyle w:val="Heading2"/>
@@ -566,7 +611,25 @@
               <w:t xml:space="preserve"> </w:t>
             </w:r>
             <w:r>
-              <w:t xml:space="preserve">of the issue. A future date schedules the article; it goes live early that morning. (Today’s date publishes it right away.)</w:t>
+              <w:t xml:space="preserve">of the issue. A future date schedules the article: it goes live at 6 a.m. that day. Today’s date publishes it within a couple of minutes (or at 6 a.m., if you save before then). For an article between issues (around Town Meeting, say), use the day you publish it: it appears at the top of the home page marked</w:t>
+            </w:r>
+            <w:r>
+              <w:t xml:space="preserve"> </w:t>
+            </w:r>
+            <w:r>
+              <w:t xml:space="preserve">“</w:t>
+            </w:r>
+            <w:r>
+              <w:t xml:space="preserve">New</w:t>
+            </w:r>
+            <w:r>
+              <w:t xml:space="preserve">”</w:t>
+            </w:r>
+            <w:r>
+              <w:t xml:space="preserve"> </w:t>
+            </w:r>
+            <w:r>
+              <w:t xml:space="preserve">and goes into the next Friday’s email.</w:t>
             </w:r>
           </w:p>
         </w:tc>
@@ -978,7 +1041,7 @@
               <w:jc w:val="left"/>
             </w:pPr>
             <w:r>
-              <w:t xml:space="preserve">Tick to save your work without publishing it. Untick when it’s ready.</w:t>
+              <w:t xml:space="preserve">Tick to save your work without publishing it. Untick when it’s ready. (The website’s files are stored publicly on GitHub, so a determined person could read a draft there. Don’t save anything confidential, such as an embargoed story or someone’s private details, until it’s ready to publish.)</w:t>
             </w:r>
           </w:p>
         </w:tc>
@@ -1083,7 +1146,83 @@
         <w:t xml:space="preserve">to link to a town document or agenda, highlight the words, click the link button, and paste the web address.</w:t>
       </w:r>
     </w:p>
-    <w:bookmarkStart w:id="22" w:name="photos"/>
+    <w:bookmarkStart w:id="22" w:name="previewing-before-it-goes-live"/>
+    <w:p>
+      <w:pPr>
+        <w:pStyle w:val="Heading3"/>
+      </w:pPr>
+      <w:r>
+        <w:t xml:space="preserve">Previewing before it goes live</w:t>
+      </w:r>
+    </w:p>
+    <w:p>
+      <w:pPr>
+        <w:pStyle w:val="FirstParagraph"/>
+      </w:pPr>
+      <w:r>
+        <w:t xml:space="preserve">Articles, events and notices that are scheduled or saved as drafts don’t appear on the website, but you can see exactly how they’ll look on the</w:t>
+      </w:r>
+      <w:r>
+        <w:t xml:space="preserve"> </w:t>
+      </w:r>
+      <w:r>
+        <w:rPr>
+          <w:bCs/>
+          <w:b/>
+        </w:rPr>
+        <w:t xml:space="preserve">Preview</w:t>
+      </w:r>
+      <w:r>
+        <w:t xml:space="preserve"> </w:t>
+      </w:r>
+      <w:r>
+        <w:t xml:space="preserve">page:</w:t>
+      </w:r>
+      <w:r>
+        <w:t xml:space="preserve"> </w:t>
+      </w:r>
+      <w:r>
+        <w:rPr>
+          <w:bCs/>
+          <w:b/>
+        </w:rPr>
+        <w:t xml:space="preserve">boxboroughnews.org/preview/</w:t>
+      </w:r>
+      <w:r>
+        <w:t xml:space="preserve"> </w:t>
+      </w:r>
+      <w:r>
+        <w:t xml:space="preserve">(until the boxboroughnews.org address moves to the new website,</w:t>
+      </w:r>
+      <w:r>
+        <w:t xml:space="preserve"> </w:t>
+      </w:r>
+      <w:r>
+        <w:rPr>
+          <w:bCs/>
+          <w:b/>
+        </w:rPr>
+        <w:t xml:space="preserve">boxborough-news.github.io/website/preview/</w:t>
+      </w:r>
+      <w:r>
+        <w:t xml:space="preserve">). It lists everything that isn’t live yet, with a link to each item’s preview, and a preview of the coming Friday’s email. It updates about two minutes after you click</w:t>
+      </w:r>
+      <w:r>
+        <w:t xml:space="preserve"> </w:t>
+      </w:r>
+      <w:r>
+        <w:rPr>
+          <w:bCs/>
+          <w:b/>
+        </w:rPr>
+        <w:t xml:space="preserve">Save</w:t>
+      </w:r>
+      <w:r>
+        <w:t xml:space="preserve">. The page isn’t linked from the website and is hidden from search engines, so readers won’t come across it.</w:t>
+      </w:r>
+    </w:p>
+    <w:bookmarkEnd w:id="22"/>
+    <w:bookmarkStart w:id="23" w:name="photos"/>
     <w:p>
       <w:pPr>
         <w:pStyle w:val="Heading3"/>
@@ -1125,20 +1264,7 @@
         <w:pStyle w:val="Compact"/>
       </w:pPr>
       <w:r>
-        <w:t xml:space="preserve">Always fill in the</w:t>
-      </w:r>
-      <w:r>
-        <w:t xml:space="preserve"> </w:t>
-      </w:r>
-      <w:r>
-        <w:rPr>
-          <w:bCs/>
-          <w:b/>
-        </w:rPr>
-        <w:t xml:space="preserve">photo credit</w:t>
-      </w:r>
-      <w:r>
-        <w:t xml:space="preserve">, and get permission for photos you didn’t take.</w:t>
+        <w:t xml:space="preserve">Get permission for photos you didn’t take. A caption or credit is optional; add a credit when the photographer or source asks for one.</w:t>
       </w:r>
     </w:p>
     <w:p>
@@ -1169,8 +1295,8 @@
         <w:t xml:space="preserve">the article text, click the image button in the toolbar.</w:t>
       </w:r>
     </w:p>
-    <w:bookmarkEnd w:id="22"/>
-    <w:bookmarkStart w:id="23" w:name="fixing-a-mistake"/>
+    <w:bookmarkEnd w:id="23"/>
+    <w:bookmarkStart w:id="24" w:name="fixing-a-mistake"/>
     <w:p>
       <w:pPr>
         <w:pStyle w:val="Heading3"/>
@@ -1282,8 +1408,8 @@
         <w:t xml:space="preserve">”</w:t>
       </w:r>
     </w:p>
-    <w:bookmarkEnd w:id="23"/>
-    <w:bookmarkStart w:id="24" w:name="where-older-articles-go"/>
+    <w:bookmarkEnd w:id="24"/>
+    <w:bookmarkStart w:id="25" w:name="where-older-articles-go"/>
     <w:p>
       <w:pPr>
         <w:pStyle w:val="Heading3"/>
@@ -1345,8 +1471,8 @@
         <w:t xml:space="preserve">under Actions.</w:t>
       </w:r>
     </w:p>
-    <w:bookmarkEnd w:id="24"/>
-    <w:bookmarkStart w:id="25" w:name="taking-an-article-down"/>
+    <w:bookmarkEnd w:id="25"/>
+    <w:bookmarkStart w:id="26" w:name="taking-an-article-down"/>
     <w:p>
       <w:pPr>
         <w:pStyle w:val="Heading3"/>
@@ -1412,9 +1538,9 @@
         </w:pict>
       </w:r>
     </w:p>
-    <w:bookmarkEnd w:id="25"/>
     <w:bookmarkEnd w:id="26"/>
-    <w:bookmarkStart w:id="28" w:name="events-notices"/>
+    <w:bookmarkEnd w:id="27"/>
+    <w:bookmarkStart w:id="29" w:name="events-notices"/>
     <w:p>
       <w:pPr>
         <w:pStyle w:val="Heading2"/>
@@ -1488,7 +1614,7 @@
         <w:t xml:space="preserve">“</w:t>
       </w:r>
       <w:r>
-        <w:t xml:space="preserve">This week in Boxborough</w:t>
+        <w:t xml:space="preserve">This week</w:t>
       </w:r>
       <w:r>
         <w:t xml:space="preserve">”</w:t>
@@ -2246,7 +2372,7 @@
         </w:tc>
       </w:tr>
     </w:tbl>
-    <w:bookmarkStart w:id="27" w:name="submissions"/>
+    <w:bookmarkStart w:id="28" w:name="submissions"/>
     <w:p>
       <w:pPr>
         <w:pStyle w:val="Heading3"/>
@@ -2299,9 +2425,9 @@
         </w:pict>
       </w:r>
     </w:p>
-    <w:bookmarkEnd w:id="27"/>
     <w:bookmarkEnd w:id="28"/>
-    <w:bookmarkStart w:id="29" w:name="town-meetings-and-the-optional-note"/>
+    <w:bookmarkEnd w:id="29"/>
+    <w:bookmarkStart w:id="30" w:name="town-meetings-and-the-optional-note"/>
     <w:p>
       <w:pPr>
         <w:pStyle w:val="Heading2"/>
@@ -2429,8 +2555,8 @@
         </w:pict>
       </w:r>
     </w:p>
-    <w:bookmarkEnd w:id="29"/>
-    <w:bookmarkStart w:id="30" w:name="the-friday-email"/>
+    <w:bookmarkEnd w:id="30"/>
+    <w:bookmarkStart w:id="31" w:name="the-friday-email"/>
     <w:p>
       <w:pPr>
         <w:pStyle w:val="Heading2"/>
@@ -2448,10 +2574,13 @@
           <w:bCs/>
           <w:b/>
         </w:rPr>
-        <w:t xml:space="preserve">Every Friday at about 6 a.m.</w:t>
-      </w:r>
-      <w:r>
-        <w:t xml:space="preserve">, the system gathers everything published in the past seven days into a formatted email, in the same order as the home page: the</w:t>
+        <w:t xml:space="preserve">Every Friday shortly after 6 a.m.</w:t>
+      </w:r>
+      <w:r>
+        <w:t xml:space="preserve"> </w:t>
+      </w:r>
+      <w:r>
+        <w:t xml:space="preserve">(once the issue has gone live), the system gathers everything published in the past seven days into a formatted email, in the same order as the home page: the</w:t>
       </w:r>
       <w:r>
         <w:t xml:space="preserve"> </w:t>
@@ -2538,7 +2667,7 @@
         <w:t xml:space="preserve"> </w:t>
       </w:r>
       <w:r>
-        <w:t xml:space="preserve">(https://app.kit.com) with the Boxborough News account.</w:t>
+        <w:t xml:space="preserve">(https://app.kit.com) with the Boxborough News account. (Ask the site administrator for the login.)</w:t>
       </w:r>
       <w:r>
         <w:t xml:space="preserve"> </w:t>
@@ -2630,7 +2759,7 @@
         <w:t xml:space="preserve"> </w:t>
       </w:r>
       <w:r>
-        <w:t xml:space="preserve">Visit</w:t>
+        <w:t xml:space="preserve">Open the</w:t>
       </w:r>
       <w:r>
         <w:t xml:space="preserve"> </w:t>
@@ -2640,13 +2769,26 @@
           <w:bCs/>
           <w:b/>
         </w:rPr>
-        <w:t xml:space="preserve">boxboroughnews.org/newsletter/this-week/</w:t>
-      </w:r>
-      <w:r>
-        <w:t xml:space="preserve"> </w:t>
-      </w:r>
-      <w:r>
-        <w:t xml:space="preserve">at any time. It shows the coming Friday’s issue as it stands: events, town meetings and anything already published that week. Stories scheduled for Friday join it early Friday morning, before the draft is made. (The Subscribe page links to a different page,</w:t>
+        <w:t xml:space="preserve">Preview</w:t>
+      </w:r>
+      <w:r>
+        <w:t xml:space="preserve"> </w:t>
+      </w:r>
+      <w:r>
+        <w:t xml:space="preserve">page (see</w:t>
+      </w:r>
+      <w:r>
+        <w:t xml:space="preserve"> </w:t>
+      </w:r>
+      <w:r>
+        <w:rPr>
+          <w:iCs/>
+          <w:i/>
+        </w:rPr>
+        <w:t xml:space="preserve">Previewing before it goes live</w:t>
+      </w:r>
+      <w:r>
+        <w:t xml:space="preserve">) and click</w:t>
       </w:r>
       <w:r>
         <w:t xml:space="preserve"> </w:t>
@@ -2656,6 +2798,19 @@
           <w:bCs/>
           <w:b/>
         </w:rPr>
+        <w:t xml:space="preserve">Preview the coming Friday’s email</w:t>
+      </w:r>
+      <w:r>
+        <w:t xml:space="preserve">. It shows the coming issue as it stands, including the stories scheduled for Friday. (The Subscribe page links to a different page,</w:t>
+      </w:r>
+      <w:r>
+        <w:t xml:space="preserve"> </w:t>
+      </w:r>
+      <w:r>
+        <w:rPr>
+          <w:bCs/>
+          <w:b/>
+        </w:rPr>
         <w:t xml:space="preserve">/newsletter/latest/</w:t>
       </w:r>
       <w:r>
@@ -2753,7 +2908,7 @@
         <w:t xml:space="preserve"> </w:t>
       </w:r>
       <w:r>
-        <w:t xml:space="preserve">to that Friday, and save before Friday morning. To link to a story, select the words, click the link button and paste the story’s web address. The note is signed with the name in</w:t>
+        <w:t xml:space="preserve">to that Friday, and save before Friday morning. To link to a story, select the words, click the link button and paste the story’s web address: open the story on the new website and copy the address from your browser’s address bar. (Don’t copy links out of an old newsletter; those go through the old email service.) The note is signed with the name in</w:t>
       </w:r>
       <w:r>
         <w:t xml:space="preserve"> </w:t>
@@ -2792,8 +2947,8 @@
         </w:pict>
       </w:r>
     </w:p>
-    <w:bookmarkEnd w:id="30"/>
-    <w:bookmarkStart w:id="31" w:name="other-pages-and-settings"/>
+    <w:bookmarkEnd w:id="31"/>
+    <w:bookmarkStart w:id="32" w:name="other-pages-and-settings"/>
     <w:p>
       <w:pPr>
         <w:pStyle w:val="Heading2"/>
@@ -2909,8 +3064,8 @@
         </w:pict>
       </w:r>
     </w:p>
-    <w:bookmarkEnd w:id="31"/>
-    <w:bookmarkStart w:id="32" w:name="if-something-doesnt-look-right"/>
+    <w:bookmarkEnd w:id="32"/>
+    <w:bookmarkStart w:id="33" w:name="if-something-doesnt-look-right"/>
     <w:p>
       <w:pPr>
         <w:pStyle w:val="Heading2"/>
@@ -3012,7 +3167,23 @@
               <w:t xml:space="preserve"> </w:t>
             </w:r>
             <w:r>
-              <w:t xml:space="preserve">isn’t in the future.</w:t>
+              <w:t xml:space="preserve">isn’t in the future. Anything dated today appears from 6 a.m. Until then, it’s on the</w:t>
+            </w:r>
+            <w:r>
+              <w:t xml:space="preserve"> </w:t>
+            </w:r>
+            <w:r>
+              <w:rPr>
+                <w:bCs/>
+                <w:b/>
+              </w:rPr>
+              <w:t xml:space="preserve">Preview</w:t>
+            </w:r>
+            <w:r>
+              <w:t xml:space="preserve"> </w:t>
+            </w:r>
+            <w:r>
+              <w:t xml:space="preserve">page.</w:t>
             </w:r>
           </w:p>
         </w:tc>
@@ -3204,6 +3375,32 @@
               <w:jc w:val="left"/>
             </w:pPr>
             <w:r>
+              <w:t xml:space="preserve">Pages CMS won’t save my changes</w:t>
+            </w:r>
+          </w:p>
+        </w:tc>
+        <w:tc>
+          <w:tcPr/>
+          <w:p>
+            <w:pPr>
+              <w:pStyle w:val="Compact"/>
+              <w:jc w:val="left"/>
+            </w:pPr>
+            <w:r>
+              <w:t xml:space="preserve">Someone else probably saved the same item while you had it open. Copy your text, reload the page, paste your changes back in and save again.</w:t>
+            </w:r>
+          </w:p>
+        </w:tc>
+      </w:tr>
+      <w:tr>
+        <w:tc>
+          <w:tcPr/>
+          <w:p>
+            <w:pPr>
+              <w:pStyle w:val="Compact"/>
+              <w:jc w:val="left"/>
+            </w:pPr>
+            <w:r>
               <w:t xml:space="preserve">Anything else</w:t>
             </w:r>
           </w:p>
@@ -3222,8 +3419,8 @@
         </w:tc>
       </w:tr>
     </w:tbl>
-    <w:bookmarkEnd w:id="32"/>
     <w:bookmarkEnd w:id="33"/>
+    <w:bookmarkEnd w:id="34"/>
     <w:sectPr>
       <w:footerReference r:id="rId9" w:type="default"/>
       <w:pgSz w:h="15840" w:orient="portrait" w:w="12240"/>
@@ -4241,6 +4438,240 @@
       <w:sz w:val="25"/>
       <w:szCs w:val="25"/>
     </w:rPr>
+  </w:style>
+  <w:style w:customStyle="1" w:styleId="SourceCode" w:type="paragraph">
+    <w:name w:val="Source Code"/>
+    <w:basedOn w:val="Normal"/>
+    <w:link w:val="VerbatimChar"/>
+    <w:pPr>
+      <w:wordWrap w:val="off"/>
+    </w:pPr>
+  </w:style>
+  <w:style w:customStyle="1" w:styleId="KeywordTok" w:type="character">
+    <w:name w:val="KeywordTok"/>
+    <w:basedOn w:val="VerbatimChar"/>
+    <w:rPr>
+      <w:color w:val="007020"/>
+      <w:b/>
+    </w:rPr>
+  </w:style>
+  <w:style w:customStyle="1" w:styleId="DataTypeTok" w:type="character">
+    <w:name w:val="DataTypeTok"/>
+    <w:basedOn w:val="VerbatimChar"/>
+    <w:rPr>
+      <w:color w:val="902000"/>
+    </w:rPr>
+  </w:style>
+  <w:style w:customStyle="1" w:styleId="DecValTok" w:type="character">
+    <w:name w:val="DecValTok"/>
+    <w:basedOn w:val="VerbatimChar"/>
+    <w:rPr>
+      <w:color w:val="40a070"/>
+    </w:rPr>
+  </w:style>
+  <w:style w:customStyle="1" w:styleId="BaseNTok" w:type="character">
+    <w:name w:val="BaseNTok"/>
+    <w:basedOn w:val="VerbatimChar"/>
+    <w:rPr>
+      <w:color w:val="40a070"/>
+    </w:rPr>
+  </w:style>
+  <w:style w:customStyle="1" w:styleId="FloatTok" w:type="character">
+    <w:name w:val="FloatTok"/>
+    <w:basedOn w:val="VerbatimChar"/>
+    <w:rPr>
+      <w:color w:val="40a070"/>
+    </w:rPr>
+  </w:style>
+  <w:style w:customStyle="1" w:styleId="ConstantTok" w:type="character">
+    <w:name w:val="ConstantTok"/>
+    <w:basedOn w:val="VerbatimChar"/>
+    <w:rPr>
+      <w:color w:val="880000"/>
+    </w:rPr>
+  </w:style>
+  <w:style w:customStyle="1" w:styleId="CharTok" w:type="character">
+    <w:name w:val="CharTok"/>
+    <w:basedOn w:val="VerbatimChar"/>
+    <w:rPr>
+      <w:color w:val="4070a0"/>
+    </w:rPr>
+  </w:style>
+  <w:style w:customStyle="1" w:styleId="SpecialCharTok" w:type="character">
+    <w:name w:val="SpecialCharTok"/>
+    <w:basedOn w:val="VerbatimChar"/>
+    <w:rPr>
+      <w:color w:val="4070a0"/>
+    </w:rPr>
+  </w:style>
+  <w:style w:customStyle="1" w:styleId="StringTok" w:type="character">
+    <w:name w:val="StringTok"/>
+    <w:basedOn w:val="VerbatimChar"/>
+    <w:rPr>
+      <w:color w:val="4070a0"/>
+    </w:rPr>
+  </w:style>
+  <w:style w:customStyle="1" w:styleId="VerbatimStringTok" w:type="character">
+    <w:name w:val="VerbatimStringTok"/>
+    <w:basedOn w:val="VerbatimChar"/>
+    <w:rPr>
+      <w:color w:val="4070a0"/>
+    </w:rPr>
+  </w:style>
+  <w:style w:customStyle="1" w:styleId="SpecialStringTok" w:type="character">
+    <w:name w:val="SpecialStringTok"/>
+    <w:basedOn w:val="VerbatimChar"/>
+    <w:rPr>
+      <w:color w:val="bb6688"/>
+    </w:rPr>
+  </w:style>
+  <w:style w:customStyle="1" w:styleId="ImportTok" w:type="character">
+    <w:name w:val="ImportTok"/>
+    <w:basedOn w:val="VerbatimChar"/>
+    <w:rPr>
+      <w:color w:val="008000"/>
+      <w:b/>
+    </w:rPr>
+  </w:style>
+  <w:style w:customStyle="1" w:styleId="CommentTok" w:type="character">
+    <w:name w:val="CommentTok"/>
+    <w:basedOn w:val="VerbatimChar"/>
+    <w:rPr>
+      <w:color w:val="60a0b0"/>
+      <w:i/>
+    </w:rPr>
+  </w:style>
+  <w:style w:customStyle="1" w:styleId="DocumentationTok" w:type="character">
+    <w:name w:val="DocumentationTok"/>
+    <w:basedOn w:val="VerbatimChar"/>
+    <w:rPr>
+      <w:color w:val="ba2121"/>
+      <w:i/>
+    </w:rPr>
+  </w:style>
+  <w:style w:customStyle="1" w:styleId="AnnotationTok" w:type="character">
+    <w:name w:val="AnnotationTok"/>
+    <w:basedOn w:val="VerbatimChar"/>
+    <w:rPr>
+      <w:color w:val="60a0b0"/>
+      <w:b/>
+      <w:i/>
+    </w:rPr>
+  </w:style>
+  <w:style w:customStyle="1" w:styleId="CommentVarTok" w:type="character">
+    <w:name w:val="CommentVarTok"/>
+    <w:basedOn w:val="VerbatimChar"/>
+    <w:rPr>
+      <w:color w:val="60a0b0"/>
+      <w:b/>
+      <w:i/>
+    </w:rPr>
+  </w:style>
+  <w:style w:customStyle="1" w:styleId="OtherTok" w:type="character">
+    <w:name w:val="OtherTok"/>
+    <w:basedOn w:val="VerbatimChar"/>
+    <w:rPr>
+      <w:color w:val="007020"/>
+    </w:rPr>
+  </w:style>
+  <w:style w:customStyle="1" w:styleId="FunctionTok" w:type="character">
+    <w:name w:val="FunctionTok"/>
+    <w:basedOn w:val="VerbatimChar"/>
+    <w:rPr>
+      <w:color w:val="06287e"/>
+    </w:rPr>
+  </w:style>
+  <w:style w:customStyle="1" w:styleId="VariableTok" w:type="character">
+    <w:name w:val="VariableTok"/>
+    <w:basedOn w:val="VerbatimChar"/>
+    <w:rPr>
+      <w:color w:val="19177c"/>
+    </w:rPr>
+  </w:style>
+  <w:style w:customStyle="1" w:styleId="ControlFlowTok" w:type="character">
+    <w:name w:val="ControlFlowTok"/>
+    <w:basedOn w:val="VerbatimChar"/>
+    <w:rPr>
+      <w:color w:val="007020"/>
+      <w:b/>
+    </w:rPr>
+  </w:style>
+  <w:style w:customStyle="1" w:styleId="OperatorTok" w:type="character">
+    <w:name w:val="OperatorTok"/>
+    <w:basedOn w:val="VerbatimChar"/>
+    <w:rPr>
+      <w:color w:val="666666"/>
+    </w:rPr>
+  </w:style>
+  <w:style w:customStyle="1" w:styleId="BuiltInTok" w:type="character">
+    <w:name w:val="BuiltInTok"/>
+    <w:basedOn w:val="VerbatimChar"/>
+    <w:rPr>
+      <w:color w:val="008000"/>
+    </w:rPr>
+  </w:style>
+  <w:style w:customStyle="1" w:styleId="ExtensionTok" w:type="character">
+    <w:name w:val="ExtensionTok"/>
+    <w:basedOn w:val="VerbatimChar"/>
+    <w:rPr/>
+  </w:style>
+  <w:style w:customStyle="1" w:styleId="PreprocessorTok" w:type="character">
+    <w:name w:val="PreprocessorTok"/>
+    <w:basedOn w:val="VerbatimChar"/>
+    <w:rPr>
+      <w:color w:val="bc7a00"/>
+    </w:rPr>
+  </w:style>
+  <w:style w:customStyle="1" w:styleId="AttributeTok" w:type="character">
+    <w:name w:val="AttributeTok"/>
+    <w:basedOn w:val="VerbatimChar"/>
+    <w:rPr>
+      <w:color w:val="7d9029"/>
+    </w:rPr>
+  </w:style>
+  <w:style w:customStyle="1" w:styleId="RegionMarkerTok" w:type="character">
+    <w:name w:val="RegionMarkerTok"/>
+    <w:basedOn w:val="VerbatimChar"/>
+    <w:rPr/>
+  </w:style>
+  <w:style w:customStyle="1" w:styleId="InformationTok" w:type="character">
+    <w:name w:val="InformationTok"/>
+    <w:basedOn w:val="VerbatimChar"/>
+    <w:rPr>
+      <w:color w:val="60a0b0"/>
+      <w:b/>
+      <w:i/>
+    </w:rPr>
+  </w:style>
+  <w:style w:customStyle="1" w:styleId="WarningTok" w:type="character">
+    <w:name w:val="WarningTok"/>
+    <w:basedOn w:val="VerbatimChar"/>
+    <w:rPr>
+      <w:color w:val="60a0b0"/>
+      <w:b/>
+      <w:i/>
+    </w:rPr>
+  </w:style>
+  <w:style w:customStyle="1" w:styleId="AlertTok" w:type="character">
+    <w:name w:val="AlertTok"/>
+    <w:basedOn w:val="VerbatimChar"/>
+    <w:rPr>
+      <w:color w:val="ff0000"/>
+      <w:b/>
+    </w:rPr>
+  </w:style>
+  <w:style w:customStyle="1" w:styleId="ErrorTok" w:type="character">
+    <w:name w:val="ErrorTok"/>
+    <w:basedOn w:val="VerbatimChar"/>
+    <w:rPr>
+      <w:color w:val="ff0000"/>
+      <w:b/>
+    </w:rPr>
+  </w:style>
+  <w:style w:customStyle="1" w:styleId="NormalTok" w:type="character">
+    <w:name w:val="NormalTok"/>
+    <w:basedOn w:val="VerbatimChar"/>
+    <w:rPr/>
   </w:style>
   <w:style w:customStyle="1" w:styleId="SourceCode" w:type="paragraph">
     <w:name w:val="Source Code"/>

--- a/docs/Boxborough News - Editor's Guide.docx
+++ b/docs/Boxborough News - Editor's Guide.docx
@@ -2,7 +2,7 @@
 <file path=word/document.xml><?xml version="1.0" encoding="utf-8"?>
 <w:document xmlns:w="http://schemas.openxmlformats.org/wordprocessingml/2006/main" xmlns:m="http://schemas.openxmlformats.org/officeDocument/2006/math" xmlns:r="http://schemas.openxmlformats.org/officeDocument/2006/relationships" xmlns:o="urn:schemas-microsoft-com:office:office" xmlns:v="urn:schemas-microsoft-com:vml" xmlns:w10="urn:schemas-microsoft-com:office:word" xmlns:a="http://schemas.openxmlformats.org/drawingml/2006/main" xmlns:pic="http://schemas.openxmlformats.org/drawingml/2006/picture" xmlns:wp="http://schemas.openxmlformats.org/drawingml/2006/wordprocessingDrawing">
   <w:body>
-    <w:bookmarkStart w:id="34" w:name="boxborough-news-editors-guide"/>
+    <w:bookmarkStart w:id="35" w:name="boxborough-news-editors-guide"/>
     <w:p>
       <w:pPr>
         <w:pStyle w:val="Heading1"/>
@@ -151,7 +151,7 @@
               <w:jc w:val="left"/>
             </w:pPr>
             <w:r>
-              <w:t xml:space="preserve">Check the week’s articles on the</w:t>
+              <w:t xml:space="preserve">When the week’s stories are approved on the tracker sheet, click</w:t>
             </w:r>
             <w:r>
               <w:t xml:space="preserve"> </w:t>
@@ -161,13 +161,29 @@
                 <w:bCs/>
                 <w:b/>
               </w:rPr>
+              <w:t xml:space="preserve">Import stories from the tracker sheet</w:t>
+            </w:r>
+            <w:r>
+              <w:t xml:space="preserve"> </w:t>
+            </w:r>
+            <w:r>
+              <w:t xml:space="preserve">in Pages CMS (see below), then check them on the</w:t>
+            </w:r>
+            <w:r>
+              <w:t xml:space="preserve"> </w:t>
+            </w:r>
+            <w:r>
+              <w:rPr>
+                <w:bCs/>
+                <w:b/>
+              </w:rPr>
               <w:t xml:space="preserve">Preview</w:t>
             </w:r>
             <w:r>
               <w:t xml:space="preserve"> </w:t>
             </w:r>
             <w:r>
-              <w:t xml:space="preserve">page (see below). Tick one</w:t>
+              <w:t xml:space="preserve">page. Tick one</w:t>
             </w:r>
             <w:r>
               <w:t xml:space="preserve"> </w:t>
@@ -386,13 +402,21 @@
       </w:r>
     </w:p>
     <w:bookmarkEnd w:id="21"/>
-    <w:bookmarkStart w:id="27" w:name="writing-an-article"/>
+    <w:bookmarkStart w:id="22" w:name="importing-stories-from-the-tracker-sheet"/>
     <w:p>
       <w:pPr>
         <w:pStyle w:val="Heading2"/>
       </w:pPr>
       <w:r>
-        <w:t xml:space="preserve">Writing an article</w:t>
+        <w:t xml:space="preserve">Importing stories from the tracker sheet</w:t>
+      </w:r>
+    </w:p>
+    <w:p>
+      <w:pPr>
+        <w:pStyle w:val="FirstParagraph"/>
+      </w:pPr>
+      <w:r>
+        <w:t xml:space="preserve">Instead of typing each article into Pages CMS, you can bring the week’s News and Features stories in from the editors’ tracker sheet (BoxNews Content Tracker), where each story’s Google Doc and photos are already linked.</w:t>
       </w:r>
     </w:p>
     <w:p>
@@ -404,7 +428,7 @@
         <w:pStyle w:val="Compact"/>
       </w:pPr>
       <w:r>
-        <w:t xml:space="preserve">In the left menu, click</w:t>
+        <w:t xml:space="preserve">On the tracker sheet’s articles tab, make sure each story’s row has its</w:t>
       </w:r>
       <w:r>
         <w:t xml:space="preserve"> </w:t>
@@ -414,10 +438,133 @@
           <w:bCs/>
           <w:b/>
         </w:rPr>
-        <w:t xml:space="preserve">Articles (News &amp; Features)</w:t>
-      </w:r>
-      <w:r>
-        <w:t xml:space="preserve">.</w:t>
+        <w:t xml:space="preserve">Content type</w:t>
+      </w:r>
+      <w:r>
+        <w:t xml:space="preserve"> </w:t>
+      </w:r>
+      <w:r>
+        <w:t xml:space="preserve">(News or Feature), its</w:t>
+      </w:r>
+      <w:r>
+        <w:t xml:space="preserve"> </w:t>
+      </w:r>
+      <w:r>
+        <w:rPr>
+          <w:bCs/>
+          <w:b/>
+        </w:rPr>
+        <w:t xml:space="preserve">Publication date(s)</w:t>
+      </w:r>
+      <w:r>
+        <w:t xml:space="preserve"> </w:t>
+      </w:r>
+      <w:r>
+        <w:t xml:space="preserve">(the Friday), a link in</w:t>
+      </w:r>
+      <w:r>
+        <w:t xml:space="preserve"> </w:t>
+      </w:r>
+      <w:r>
+        <w:rPr>
+          <w:bCs/>
+          <w:b/>
+        </w:rPr>
+        <w:t xml:space="preserve">Link to document</w:t>
+      </w:r>
+      <w:r>
+        <w:t xml:space="preserve">, any photos in</w:t>
+      </w:r>
+      <w:r>
+        <w:t xml:space="preserve"> </w:t>
+      </w:r>
+      <w:r>
+        <w:rPr>
+          <w:bCs/>
+          <w:b/>
+        </w:rPr>
+        <w:t xml:space="preserve">Link to photo, if applicable</w:t>
+      </w:r>
+      <w:r>
+        <w:t xml:space="preserve">, and initials in</w:t>
+      </w:r>
+      <w:r>
+        <w:t xml:space="preserve"> </w:t>
+      </w:r>
+      <w:r>
+        <w:rPr>
+          <w:bCs/>
+          <w:b/>
+        </w:rPr>
+        <w:t xml:space="preserve">Abby/ Cassie review</w:t>
+      </w:r>
+      <w:r>
+        <w:t xml:space="preserve">. Only rows with the review filled in are imported. Optional:</w:t>
+      </w:r>
+      <w:r>
+        <w:t xml:space="preserve"> </w:t>
+      </w:r>
+      <w:r>
+        <w:t xml:space="preserve">“</w:t>
+      </w:r>
+      <w:r>
+        <w:t xml:space="preserve">Yes</w:t>
+      </w:r>
+      <w:r>
+        <w:t xml:space="preserve">”</w:t>
+      </w:r>
+      <w:r>
+        <w:t xml:space="preserve"> </w:t>
+      </w:r>
+      <w:r>
+        <w:t xml:space="preserve">in</w:t>
+      </w:r>
+      <w:r>
+        <w:t xml:space="preserve"> </w:t>
+      </w:r>
+      <w:r>
+        <w:rPr>
+          <w:bCs/>
+          <w:b/>
+        </w:rPr>
+        <w:t xml:space="preserve">Top story?</w:t>
+      </w:r>
+      <w:r>
+        <w:t xml:space="preserve">, and</w:t>
+      </w:r>
+      <w:r>
+        <w:t xml:space="preserve"> </w:t>
+      </w:r>
+      <w:r>
+        <w:t xml:space="preserve">“</w:t>
+      </w:r>
+      <w:r>
+        <w:t xml:space="preserve">Yes</w:t>
+      </w:r>
+      <w:r>
+        <w:t xml:space="preserve">”</w:t>
+      </w:r>
+      <w:r>
+        <w:t xml:space="preserve"> </w:t>
+      </w:r>
+      <w:r>
+        <w:t xml:space="preserve">in</w:t>
+      </w:r>
+      <w:r>
+        <w:t xml:space="preserve"> </w:t>
+      </w:r>
+      <w:r>
+        <w:rPr>
+          <w:bCs/>
+          <w:b/>
+        </w:rPr>
+        <w:t xml:space="preserve">Flyer, chart, or logo? (no trimming of photo)</w:t>
+      </w:r>
+      <w:r>
+        <w:t xml:space="preserve"> </w:t>
+      </w:r>
+      <w:r>
+        <w:t xml:space="preserve">for a picture that must be shown whole.</w:t>
       </w:r>
     </w:p>
     <w:p>
@@ -429,7 +576,23 @@
         <w:pStyle w:val="Compact"/>
       </w:pPr>
       <w:r>
-        <w:t xml:space="preserve">Click the button to add a new entry (top right of the list).</w:t>
+        <w:t xml:space="preserve">In Pages CMS, click</w:t>
+      </w:r>
+      <w:r>
+        <w:t xml:space="preserve"> </w:t>
+      </w:r>
+      <w:r>
+        <w:rPr>
+          <w:bCs/>
+          <w:b/>
+        </w:rPr>
+        <w:t xml:space="preserve">Import stories from the tracker sheet</w:t>
+      </w:r>
+      <w:r>
+        <w:t xml:space="preserve"> </w:t>
+      </w:r>
+      <w:r>
+        <w:t xml:space="preserve">(under Actions) and confirm.</w:t>
       </w:r>
     </w:p>
     <w:p>
@@ -437,6 +600,177 @@
         <w:numPr>
           <w:ilvl w:val="0"/>
           <w:numId w:val="1002"/>
+        </w:numPr>
+        <w:pStyle w:val="Compact"/>
+      </w:pPr>
+      <w:r>
+        <w:t xml:space="preserve">About three minutes later, open the</w:t>
+      </w:r>
+      <w:r>
+        <w:t xml:space="preserve"> </w:t>
+      </w:r>
+      <w:r>
+        <w:rPr>
+          <w:bCs/>
+          <w:b/>
+        </w:rPr>
+        <w:t xml:space="preserve">Preview</w:t>
+      </w:r>
+      <w:r>
+        <w:t xml:space="preserve"> </w:t>
+      </w:r>
+      <w:r>
+        <w:t xml:space="preserve">page. A box at the top lists what was imported and anything that needs attention, such as a Doc that isn’t shared.</w:t>
+      </w:r>
+    </w:p>
+    <w:p>
+      <w:pPr>
+        <w:numPr>
+          <w:ilvl w:val="0"/>
+          <w:numId w:val="1002"/>
+        </w:numPr>
+        <w:pStyle w:val="Compact"/>
+      </w:pPr>
+      <w:r>
+        <w:t xml:space="preserve">Fix anything either in the Doc (then click</w:t>
+      </w:r>
+      <w:r>
+        <w:t xml:space="preserve"> </w:t>
+      </w:r>
+      <w:r>
+        <w:rPr>
+          <w:bCs/>
+          <w:b/>
+        </w:rPr>
+        <w:t xml:space="preserve">Import</w:t>
+      </w:r>
+      <w:r>
+        <w:t xml:space="preserve"> </w:t>
+      </w:r>
+      <w:r>
+        <w:t xml:space="preserve">again) or directly in Pages CMS. Once an item has been edited in Pages CMS, later imports leave it alone, so your changes are never overwritten.</w:t>
+      </w:r>
+    </w:p>
+    <w:p>
+      <w:pPr>
+        <w:pStyle w:val="FirstParagraph"/>
+      </w:pPr>
+      <w:r>
+        <w:t xml:space="preserve">How a story is read: the headline is the Doc’s bold first line (or the Doc’s title); a</w:t>
+      </w:r>
+      <w:r>
+        <w:t xml:space="preserve"> </w:t>
+      </w:r>
+      <w:r>
+        <w:t xml:space="preserve">“</w:t>
+      </w:r>
+      <w:r>
+        <w:t xml:space="preserve">By …</w:t>
+      </w:r>
+      <w:r>
+        <w:t xml:space="preserve">”</w:t>
+      </w:r>
+      <w:r>
+        <w:t xml:space="preserve"> </w:t>
+      </w:r>
+      <w:r>
+        <w:t xml:space="preserve">line becomes the byline; the photo labeled</w:t>
+      </w:r>
+      <w:r>
+        <w:t xml:space="preserve"> </w:t>
+      </w:r>
+      <w:r>
+        <w:t xml:space="preserve">“</w:t>
+      </w:r>
+      <w:r>
+        <w:t xml:space="preserve">top photo</w:t>
+      </w:r>
+      <w:r>
+        <w:t xml:space="preserve">”</w:t>
+      </w:r>
+      <w:r>
+        <w:t xml:space="preserve"> </w:t>
+      </w:r>
+      <w:r>
+        <w:t xml:space="preserve">(or the first photo) is the main photo, and any others go at the end of the article with their labels as captions. Docs, Word files and photos must be shared so that anyone with the link can view them, as they are now. iPhone HEIC photos can’t be read; save them as JPG.</w:t>
+      </w:r>
+    </w:p>
+    <w:p>
+      <w:pPr>
+        <w:pStyle w:val="BodyText"/>
+      </w:pPr>
+      <w:r>
+        <w:t xml:space="preserve">Events and notices are still entered in Pages CMS as before. Imported stories are scheduled like any others: they stay on the Preview page until 6 a.m. on their Friday. If you import after the Friday email draft has been made, click</w:t>
+      </w:r>
+      <w:r>
+        <w:t xml:space="preserve"> </w:t>
+      </w:r>
+      <w:r>
+        <w:rPr>
+          <w:bCs/>
+          <w:b/>
+        </w:rPr>
+        <w:t xml:space="preserve">Create this week’s email draft now</w:t>
+      </w:r>
+      <w:r>
+        <w:t xml:space="preserve"> </w:t>
+      </w:r>
+      <w:r>
+        <w:t xml:space="preserve">to refresh it.</w:t>
+      </w:r>
+    </w:p>
+    <w:bookmarkEnd w:id="22"/>
+    <w:bookmarkStart w:id="28" w:name="writing-an-article"/>
+    <w:p>
+      <w:pPr>
+        <w:pStyle w:val="Heading2"/>
+      </w:pPr>
+      <w:r>
+        <w:t xml:space="preserve">Writing an article</w:t>
+      </w:r>
+    </w:p>
+    <w:p>
+      <w:pPr>
+        <w:numPr>
+          <w:ilvl w:val="0"/>
+          <w:numId w:val="1003"/>
+        </w:numPr>
+        <w:pStyle w:val="Compact"/>
+      </w:pPr>
+      <w:r>
+        <w:t xml:space="preserve">In the left menu, click</w:t>
+      </w:r>
+      <w:r>
+        <w:t xml:space="preserve"> </w:t>
+      </w:r>
+      <w:r>
+        <w:rPr>
+          <w:bCs/>
+          <w:b/>
+        </w:rPr>
+        <w:t xml:space="preserve">Articles (News &amp; Features)</w:t>
+      </w:r>
+      <w:r>
+        <w:t xml:space="preserve">.</w:t>
+      </w:r>
+    </w:p>
+    <w:p>
+      <w:pPr>
+        <w:numPr>
+          <w:ilvl w:val="0"/>
+          <w:numId w:val="1003"/>
+        </w:numPr>
+        <w:pStyle w:val="Compact"/>
+      </w:pPr>
+      <w:r>
+        <w:t xml:space="preserve">Click the button to add a new entry (top right of the list).</w:t>
+      </w:r>
+    </w:p>
+    <w:p>
+      <w:pPr>
+        <w:numPr>
+          <w:ilvl w:val="0"/>
+          <w:numId w:val="1003"/>
         </w:numPr>
         <w:pStyle w:val="Compact"/>
       </w:pPr>
@@ -1107,210 +1441,12 @@
       <w:pPr>
         <w:numPr>
           <w:ilvl w:val="0"/>
-          <w:numId w:val="1003"/>
-        </w:numPr>
-        <w:pStyle w:val="Compact"/>
-      </w:pPr>
-      <w:r>
-        <w:t xml:space="preserve">Click</w:t>
-      </w:r>
-      <w:r>
-        <w:t xml:space="preserve"> </w:t>
-      </w:r>
-      <w:r>
-        <w:rPr>
-          <w:bCs/>
-          <w:b/>
-        </w:rPr>
-        <w:t xml:space="preserve">Save</w:t>
-      </w:r>
-      <w:r>
-        <w:t xml:space="preserve">. About two minutes later, the article is on the website, on the home page, in its section, in the archive, and in search. Nothing else needs updating.</w:t>
-      </w:r>
-    </w:p>
-    <w:p>
-      <w:pPr>
-        <w:pStyle w:val="FirstParagraph"/>
-      </w:pPr>
-      <w:r>
-        <w:rPr>
-          <w:bCs/>
-          <w:b/>
-        </w:rPr>
-        <w:t xml:space="preserve">Tip:</w:t>
-      </w:r>
-      <w:r>
-        <w:t xml:space="preserve"> </w:t>
-      </w:r>
-      <w:r>
-        <w:t xml:space="preserve">to link to a town document or agenda, highlight the words, click the link button, and paste the web address.</w:t>
-      </w:r>
-    </w:p>
-    <w:bookmarkStart w:id="22" w:name="previewing-before-it-goes-live"/>
-    <w:p>
-      <w:pPr>
-        <w:pStyle w:val="Heading3"/>
-      </w:pPr>
-      <w:r>
-        <w:t xml:space="preserve">Previewing before it goes live</w:t>
-      </w:r>
-    </w:p>
-    <w:p>
-      <w:pPr>
-        <w:pStyle w:val="FirstParagraph"/>
-      </w:pPr>
-      <w:r>
-        <w:t xml:space="preserve">Articles, events and notices that are scheduled or saved as drafts don’t appear on the website, but you can see exactly how they’ll look on the</w:t>
-      </w:r>
-      <w:r>
-        <w:t xml:space="preserve"> </w:t>
-      </w:r>
-      <w:r>
-        <w:rPr>
-          <w:bCs/>
-          <w:b/>
-        </w:rPr>
-        <w:t xml:space="preserve">Preview</w:t>
-      </w:r>
-      <w:r>
-        <w:t xml:space="preserve"> </w:t>
-      </w:r>
-      <w:r>
-        <w:t xml:space="preserve">page:</w:t>
-      </w:r>
-      <w:r>
-        <w:t xml:space="preserve"> </w:t>
-      </w:r>
-      <w:r>
-        <w:rPr>
-          <w:bCs/>
-          <w:b/>
-        </w:rPr>
-        <w:t xml:space="preserve">boxboroughnews.org/preview/</w:t>
-      </w:r>
-      <w:r>
-        <w:t xml:space="preserve"> </w:t>
-      </w:r>
-      <w:r>
-        <w:t xml:space="preserve">(until the boxboroughnews.org address moves to the new website,</w:t>
-      </w:r>
-      <w:r>
-        <w:t xml:space="preserve"> </w:t>
-      </w:r>
-      <w:r>
-        <w:rPr>
-          <w:bCs/>
-          <w:b/>
-        </w:rPr>
-        <w:t xml:space="preserve">boxborough-news.github.io/website/preview/</w:t>
-      </w:r>
-      <w:r>
-        <w:t xml:space="preserve">). It lists everything that isn’t live yet, with a link to each item’s preview, and a preview of the coming Friday’s email. It updates about two minutes after you click</w:t>
-      </w:r>
-      <w:r>
-        <w:t xml:space="preserve"> </w:t>
-      </w:r>
-      <w:r>
-        <w:rPr>
-          <w:bCs/>
-          <w:b/>
-        </w:rPr>
-        <w:t xml:space="preserve">Save</w:t>
-      </w:r>
-      <w:r>
-        <w:t xml:space="preserve">. The page isn’t linked from the website and is hidden from search engines, so readers won’t come across it.</w:t>
-      </w:r>
-    </w:p>
-    <w:bookmarkEnd w:id="22"/>
-    <w:bookmarkStart w:id="23" w:name="photos"/>
-    <w:p>
-      <w:pPr>
-        <w:pStyle w:val="Heading3"/>
-      </w:pPr>
-      <w:r>
-        <w:t xml:space="preserve">Photos</w:t>
-      </w:r>
-    </w:p>
-    <w:p>
-      <w:pPr>
-        <w:numPr>
-          <w:ilvl w:val="0"/>
           <w:numId w:val="1004"/>
         </w:numPr>
         <w:pStyle w:val="Compact"/>
       </w:pPr>
       <w:r>
-        <w:t xml:space="preserve">JPG or PNG photos straight from a phone or camera are fine. The website automatically makes small, fast-loading copies.</w:t>
-      </w:r>
-    </w:p>
-    <w:p>
-      <w:pPr>
-        <w:numPr>
-          <w:ilvl w:val="0"/>
-          <w:numId w:val="1004"/>
-        </w:numPr>
-        <w:pStyle w:val="Compact"/>
-      </w:pPr>
-      <w:r>
-        <w:t xml:space="preserve">Any size is fine. A minute or two after you save, the website automatically shrinks large photos so they don’t fill up the site’s free storage.</w:t>
-      </w:r>
-    </w:p>
-    <w:p>
-      <w:pPr>
-        <w:numPr>
-          <w:ilvl w:val="0"/>
-          <w:numId w:val="1004"/>
-        </w:numPr>
-        <w:pStyle w:val="Compact"/>
-      </w:pPr>
-      <w:r>
-        <w:t xml:space="preserve">Get permission for photos you didn’t take. A caption or credit is optional; add a credit when the photographer or source asks for one.</w:t>
-      </w:r>
-    </w:p>
-    <w:p>
-      <w:pPr>
-        <w:numPr>
-          <w:ilvl w:val="0"/>
-          <w:numId w:val="1004"/>
-        </w:numPr>
-        <w:pStyle w:val="Compact"/>
-      </w:pPr>
-      <w:r>
-        <w:t xml:space="preserve">To add a photo</w:t>
-      </w:r>
-      <w:r>
-        <w:t xml:space="preserve"> </w:t>
-      </w:r>
-      <w:r>
-        <w:rPr>
-          <w:iCs/>
-          <w:i/>
-        </w:rPr>
-        <w:t xml:space="preserve">inside</w:t>
-      </w:r>
-      <w:r>
-        <w:t xml:space="preserve"> </w:t>
-      </w:r>
-      <w:r>
-        <w:t xml:space="preserve">the article text, click the image button in the toolbar.</w:t>
-      </w:r>
-    </w:p>
-    <w:bookmarkEnd w:id="23"/>
-    <w:bookmarkStart w:id="24" w:name="fixing-a-mistake"/>
-    <w:p>
-      <w:pPr>
-        <w:pStyle w:val="Heading3"/>
-      </w:pPr>
-      <w:r>
-        <w:t xml:space="preserve">Fixing a mistake</w:t>
-      </w:r>
-    </w:p>
-    <w:p>
-      <w:pPr>
-        <w:pStyle w:val="FirstParagraph"/>
-      </w:pPr>
-      <w:r>
-        <w:t xml:space="preserve">Open the article, make the correction, and click</w:t>
+        <w:t xml:space="preserve">Click</w:t>
       </w:r>
       <w:r>
         <w:t xml:space="preserve"> </w:t>
@@ -1323,23 +1459,42 @@
         <w:t xml:space="preserve">Save</w:t>
       </w:r>
       <w:r>
-        <w:t xml:space="preserve">. The</w:t>
-      </w:r>
-      <w:r>
-        <w:t xml:space="preserve"> </w:t>
-      </w:r>
+        <w:t xml:space="preserve">. About two minutes later, the article is on the website, on the home page, in its section, in the archive, and in search. Nothing else needs updating.</w:t>
+      </w:r>
+    </w:p>
+    <w:p>
+      <w:pPr>
+        <w:pStyle w:val="FirstParagraph"/>
+      </w:pPr>
       <w:r>
         <w:rPr>
           <w:bCs/>
           <w:b/>
         </w:rPr>
-        <w:t xml:space="preserve">Articles</w:t>
-      </w:r>
-      <w:r>
-        <w:t xml:space="preserve"> </w:t>
-      </w:r>
-      <w:r>
-        <w:t xml:space="preserve">list holds the last two months. Older articles are under</w:t>
+        <w:t xml:space="preserve">Tip:</w:t>
+      </w:r>
+      <w:r>
+        <w:t xml:space="preserve"> </w:t>
+      </w:r>
+      <w:r>
+        <w:t xml:space="preserve">to link to a town document or agenda, highlight the words, click the link button, and paste the web address.</w:t>
+      </w:r>
+    </w:p>
+    <w:bookmarkStart w:id="23" w:name="previewing-before-it-goes-live"/>
+    <w:p>
+      <w:pPr>
+        <w:pStyle w:val="Heading3"/>
+      </w:pPr>
+      <w:r>
+        <w:t xml:space="preserve">Previewing before it goes live</w:t>
+      </w:r>
+    </w:p>
+    <w:p>
+      <w:pPr>
+        <w:pStyle w:val="FirstParagraph"/>
+      </w:pPr>
+      <w:r>
+        <w:t xml:space="preserve">Articles, events and notices that are scheduled or saved as drafts don’t appear on the website, but you can see exactly how they’ll look on the</w:t>
       </w:r>
       <w:r>
         <w:t xml:space="preserve"> </w:t>
@@ -1349,13 +1504,13 @@
           <w:bCs/>
           <w:b/>
         </w:rPr>
-        <w:t xml:space="preserve">Archive: older articles</w:t>
-      </w:r>
-      <w:r>
-        <w:t xml:space="preserve"> </w:t>
-      </w:r>
-      <w:r>
-        <w:t xml:space="preserve">in the left menu, in a folder for each year and month (for example,</w:t>
+        <w:t xml:space="preserve">Preview</w:t>
+      </w:r>
+      <w:r>
+        <w:t xml:space="preserve"> </w:t>
+      </w:r>
+      <w:r>
+        <w:t xml:space="preserve">page:</w:t>
       </w:r>
       <w:r>
         <w:t xml:space="preserve"> </w:t>
@@ -1365,13 +1520,13 @@
           <w:bCs/>
           <w:b/>
         </w:rPr>
-        <w:t xml:space="preserve">2025</w:t>
-      </w:r>
-      <w:r>
-        <w:t xml:space="preserve"> </w:t>
-      </w:r>
-      <w:r>
-        <w:t xml:space="preserve">→</w:t>
+        <w:t xml:space="preserve">boxboroughnews.org/preview/</w:t>
+      </w:r>
+      <w:r>
+        <w:t xml:space="preserve"> </w:t>
+      </w:r>
+      <w:r>
+        <w:t xml:space="preserve">(until the boxboroughnews.org address moves to the new website,</w:t>
       </w:r>
       <w:r>
         <w:t xml:space="preserve"> </w:t>
@@ -1381,49 +1536,10 @@
           <w:bCs/>
           <w:b/>
         </w:rPr>
-        <w:t xml:space="preserve">06</w:t>
-      </w:r>
-      <w:r>
-        <w:t xml:space="preserve">). The live site updates in about two minutes. For a significant correction, add a line at the end of the article, e.g. </w:t>
-      </w:r>
-      <w:r>
-        <w:rPr>
-          <w:iCs/>
-          <w:i/>
-        </w:rPr>
-        <w:t xml:space="preserve">“</w:t>
-      </w:r>
-      <w:r>
-        <w:rPr>
-          <w:iCs/>
-          <w:i/>
-        </w:rPr>
-        <w:t xml:space="preserve">Correction: An earlier version of this article misstated the meeting date.</w:t>
-      </w:r>
-      <w:r>
-        <w:rPr>
-          <w:iCs/>
-          <w:i/>
-        </w:rPr>
-        <w:t xml:space="preserve">”</w:t>
-      </w:r>
-    </w:p>
-    <w:bookmarkEnd w:id="24"/>
-    <w:bookmarkStart w:id="25" w:name="where-older-articles-go"/>
-    <w:p>
-      <w:pPr>
-        <w:pStyle w:val="Heading3"/>
-      </w:pPr>
-      <w:r>
-        <w:t xml:space="preserve">Where older articles go</w:t>
-      </w:r>
-    </w:p>
-    <w:p>
-      <w:pPr>
-        <w:pStyle w:val="FirstParagraph"/>
-      </w:pPr>
-      <w:r>
-        <w:t xml:space="preserve">On the 1st of each month, articles more than two months old move automatically from</w:t>
+        <w:t xml:space="preserve">boxborough-news.github.io/website/preview/</w:t>
+      </w:r>
+      <w:r>
+        <w:t xml:space="preserve">). It lists everything that isn’t live yet, with a link to each item’s preview, and a preview of the coming Friday’s email. It updates about two minutes after you click</w:t>
       </w:r>
       <w:r>
         <w:t xml:space="preserve"> </w:t>
@@ -1433,144 +1549,20 @@
           <w:bCs/>
           <w:b/>
         </w:rPr>
-        <w:t xml:space="preserve">Articles</w:t>
-      </w:r>
-      <w:r>
-        <w:t xml:space="preserve"> </w:t>
-      </w:r>
-      <w:r>
-        <w:t xml:space="preserve">to</w:t>
-      </w:r>
-      <w:r>
-        <w:t xml:space="preserve"> </w:t>
-      </w:r>
-      <w:r>
-        <w:rPr>
-          <w:bCs/>
-          <w:b/>
-        </w:rPr>
-        <w:t xml:space="preserve">Archive: older articles</w:t>
-      </w:r>
-      <w:r>
-        <w:t xml:space="preserve">, into a folder for their year and month. This only tidies the editors’ list. Nothing changes on the website: each article keeps its address, its place in News or Features, and its spot in search and the Archive pages. To move them right away, use</w:t>
-      </w:r>
-      <w:r>
-        <w:t xml:space="preserve"> </w:t>
-      </w:r>
-      <w:r>
-        <w:rPr>
-          <w:bCs/>
-          <w:b/>
-        </w:rPr>
-        <w:t xml:space="preserve">Move older articles to the archive</w:t>
-      </w:r>
-      <w:r>
-        <w:t xml:space="preserve"> </w:t>
-      </w:r>
-      <w:r>
-        <w:t xml:space="preserve">under Actions.</w:t>
-      </w:r>
-    </w:p>
-    <w:bookmarkEnd w:id="25"/>
-    <w:bookmarkStart w:id="26" w:name="taking-an-article-down"/>
+        <w:t xml:space="preserve">Save</w:t>
+      </w:r>
+      <w:r>
+        <w:t xml:space="preserve">. The page isn’t linked from the website and is hidden from search engines, so readers won’t come across it.</w:t>
+      </w:r>
+    </w:p>
+    <w:bookmarkEnd w:id="23"/>
+    <w:bookmarkStart w:id="24" w:name="photos"/>
     <w:p>
       <w:pPr>
         <w:pStyle w:val="Heading3"/>
       </w:pPr>
       <w:r>
-        <w:t xml:space="preserve">Taking an article down</w:t>
-      </w:r>
-    </w:p>
-    <w:p>
-      <w:pPr>
-        <w:pStyle w:val="FirstParagraph"/>
-      </w:pPr>
-      <w:r>
-        <w:t xml:space="preserve">Open it and tick</w:t>
-      </w:r>
-      <w:r>
-        <w:t xml:space="preserve"> </w:t>
-      </w:r>
-      <w:r>
-        <w:rPr>
-          <w:bCs/>
-          <w:b/>
-        </w:rPr>
-        <w:t xml:space="preserve">Draft</w:t>
-      </w:r>
-      <w:r>
-        <w:t xml:space="preserve">, then</w:t>
-      </w:r>
-      <w:r>
-        <w:t xml:space="preserve"> </w:t>
-      </w:r>
-      <w:r>
-        <w:rPr>
-          <w:bCs/>
-          <w:b/>
-        </w:rPr>
-        <w:t xml:space="preserve">Save</w:t>
-      </w:r>
-      <w:r>
-        <w:t xml:space="preserve">. It disappears from the website but isn’t deleted. (The</w:t>
-      </w:r>
-      <w:r>
-        <w:t xml:space="preserve"> </w:t>
-      </w:r>
-      <w:r>
-        <w:rPr>
-          <w:bCs/>
-          <w:b/>
-        </w:rPr>
-        <w:t xml:space="preserve">Delete</w:t>
-      </w:r>
-      <w:r>
-        <w:t xml:space="preserve"> </w:t>
-      </w:r>
-      <w:r>
-        <w:t xml:space="preserve">button removes it permanently.)</w:t>
-      </w:r>
-    </w:p>
-    <w:p>
-      <w:r>
-        <w:pict>
-          <v:rect style="width:0;height:1.5pt" o:hralign="center" o:hrstd="t" o:hr="t"/>
-        </w:pict>
-      </w:r>
-    </w:p>
-    <w:bookmarkEnd w:id="26"/>
-    <w:bookmarkEnd w:id="27"/>
-    <w:bookmarkStart w:id="29" w:name="events-notices"/>
-    <w:p>
-      <w:pPr>
-        <w:pStyle w:val="Heading2"/>
-      </w:pPr>
-      <w:r>
-        <w:t xml:space="preserve">Events &amp; notices</w:t>
-      </w:r>
-    </w:p>
-    <w:p>
-      <w:pPr>
-        <w:pStyle w:val="FirstParagraph"/>
-      </w:pPr>
-      <w:r>
-        <w:t xml:space="preserve">Use</w:t>
-      </w:r>
-      <w:r>
-        <w:t xml:space="preserve"> </w:t>
-      </w:r>
-      <w:r>
-        <w:rPr>
-          <w:bCs/>
-          <w:b/>
-        </w:rPr>
-        <w:t xml:space="preserve">Events &amp; Notices</w:t>
-      </w:r>
-      <w:r>
-        <w:t xml:space="preserve"> </w:t>
-      </w:r>
-      <w:r>
-        <w:t xml:space="preserve">in the left menu for everything submitted by community groups. Each entry is one of two kinds:</w:t>
+        <w:t xml:space="preserve">Photos</w:t>
       </w:r>
     </w:p>
     <w:p>
@@ -1582,61 +1574,7 @@
         <w:pStyle w:val="Compact"/>
       </w:pPr>
       <w:r>
-        <w:rPr>
-          <w:bCs/>
-          <w:b/>
-        </w:rPr>
-        <w:t xml:space="preserve">Event</w:t>
-      </w:r>
-      <w:r>
-        <w:t xml:space="preserve">: something people can attend on a date. Events are listed on the</w:t>
-      </w:r>
-      <w:r>
-        <w:t xml:space="preserve"> </w:t>
-      </w:r>
-      <w:r>
-        <w:rPr>
-          <w:bCs/>
-          <w:b/>
-        </w:rPr>
-        <w:t xml:space="preserve">Events</w:t>
-      </w:r>
-      <w:r>
-        <w:t xml:space="preserve"> </w:t>
-      </w:r>
-      <w:r>
-        <w:t xml:space="preserve">page by date (this week, next week, later), in the</w:t>
-      </w:r>
-      <w:r>
-        <w:t xml:space="preserve"> </w:t>
-      </w:r>
-      <w:r>
-        <w:t xml:space="preserve">“</w:t>
-      </w:r>
-      <w:r>
-        <w:t xml:space="preserve">This week</w:t>
-      </w:r>
-      <w:r>
-        <w:t xml:space="preserve">”</w:t>
-      </w:r>
-      <w:r>
-        <w:t xml:space="preserve"> </w:t>
-      </w:r>
-      <w:r>
-        <w:t xml:space="preserve">box on the home page and in the Friday email. They drop off by themselves once their last day has passed, and move to</w:t>
-      </w:r>
-      <w:r>
-        <w:t xml:space="preserve"> </w:t>
-      </w:r>
-      <w:r>
-        <w:rPr>
-          <w:bCs/>
-          <w:b/>
-        </w:rPr>
-        <w:t xml:space="preserve">Past events</w:t>
-      </w:r>
-      <w:r>
-        <w:t xml:space="preserve">.</w:t>
+        <w:t xml:space="preserve">JPG or PNG photos straight from a phone or camera are fine. The website automatically makes small, fast-loading copies.</w:t>
       </w:r>
     </w:p>
     <w:p>
@@ -1644,6 +1582,402 @@
         <w:numPr>
           <w:ilvl w:val="0"/>
           <w:numId w:val="1005"/>
+        </w:numPr>
+        <w:pStyle w:val="Compact"/>
+      </w:pPr>
+      <w:r>
+        <w:t xml:space="preserve">Any size is fine. A minute or two after you save, the website automatically shrinks large photos so they don’t fill up the site’s free storage.</w:t>
+      </w:r>
+    </w:p>
+    <w:p>
+      <w:pPr>
+        <w:numPr>
+          <w:ilvl w:val="0"/>
+          <w:numId w:val="1005"/>
+        </w:numPr>
+        <w:pStyle w:val="Compact"/>
+      </w:pPr>
+      <w:r>
+        <w:t xml:space="preserve">Get permission for photos you didn’t take. A caption or credit is optional; add a credit when the photographer or source asks for one.</w:t>
+      </w:r>
+    </w:p>
+    <w:p>
+      <w:pPr>
+        <w:numPr>
+          <w:ilvl w:val="0"/>
+          <w:numId w:val="1005"/>
+        </w:numPr>
+        <w:pStyle w:val="Compact"/>
+      </w:pPr>
+      <w:r>
+        <w:t xml:space="preserve">To add a photo</w:t>
+      </w:r>
+      <w:r>
+        <w:t xml:space="preserve"> </w:t>
+      </w:r>
+      <w:r>
+        <w:rPr>
+          <w:iCs/>
+          <w:i/>
+        </w:rPr>
+        <w:t xml:space="preserve">inside</w:t>
+      </w:r>
+      <w:r>
+        <w:t xml:space="preserve"> </w:t>
+      </w:r>
+      <w:r>
+        <w:t xml:space="preserve">the article text, click the image button in the toolbar.</w:t>
+      </w:r>
+    </w:p>
+    <w:bookmarkEnd w:id="24"/>
+    <w:bookmarkStart w:id="25" w:name="fixing-a-mistake"/>
+    <w:p>
+      <w:pPr>
+        <w:pStyle w:val="Heading3"/>
+      </w:pPr>
+      <w:r>
+        <w:t xml:space="preserve">Fixing a mistake</w:t>
+      </w:r>
+    </w:p>
+    <w:p>
+      <w:pPr>
+        <w:pStyle w:val="FirstParagraph"/>
+      </w:pPr>
+      <w:r>
+        <w:t xml:space="preserve">Open the article, make the correction, and click</w:t>
+      </w:r>
+      <w:r>
+        <w:t xml:space="preserve"> </w:t>
+      </w:r>
+      <w:r>
+        <w:rPr>
+          <w:bCs/>
+          <w:b/>
+        </w:rPr>
+        <w:t xml:space="preserve">Save</w:t>
+      </w:r>
+      <w:r>
+        <w:t xml:space="preserve">. The</w:t>
+      </w:r>
+      <w:r>
+        <w:t xml:space="preserve"> </w:t>
+      </w:r>
+      <w:r>
+        <w:rPr>
+          <w:bCs/>
+          <w:b/>
+        </w:rPr>
+        <w:t xml:space="preserve">Articles</w:t>
+      </w:r>
+      <w:r>
+        <w:t xml:space="preserve"> </w:t>
+      </w:r>
+      <w:r>
+        <w:t xml:space="preserve">list holds the last two months. Older articles are under</w:t>
+      </w:r>
+      <w:r>
+        <w:t xml:space="preserve"> </w:t>
+      </w:r>
+      <w:r>
+        <w:rPr>
+          <w:bCs/>
+          <w:b/>
+        </w:rPr>
+        <w:t xml:space="preserve">Archive: older articles</w:t>
+      </w:r>
+      <w:r>
+        <w:t xml:space="preserve"> </w:t>
+      </w:r>
+      <w:r>
+        <w:t xml:space="preserve">in the left menu, in a folder for each year and month (for example,</w:t>
+      </w:r>
+      <w:r>
+        <w:t xml:space="preserve"> </w:t>
+      </w:r>
+      <w:r>
+        <w:rPr>
+          <w:bCs/>
+          <w:b/>
+        </w:rPr>
+        <w:t xml:space="preserve">2025</w:t>
+      </w:r>
+      <w:r>
+        <w:t xml:space="preserve"> </w:t>
+      </w:r>
+      <w:r>
+        <w:t xml:space="preserve">→</w:t>
+      </w:r>
+      <w:r>
+        <w:t xml:space="preserve"> </w:t>
+      </w:r>
+      <w:r>
+        <w:rPr>
+          <w:bCs/>
+          <w:b/>
+        </w:rPr>
+        <w:t xml:space="preserve">06</w:t>
+      </w:r>
+      <w:r>
+        <w:t xml:space="preserve">). The live site updates in about two minutes. For a significant correction, add a line at the end of the article, e.g. </w:t>
+      </w:r>
+      <w:r>
+        <w:rPr>
+          <w:iCs/>
+          <w:i/>
+        </w:rPr>
+        <w:t xml:space="preserve">“</w:t>
+      </w:r>
+      <w:r>
+        <w:rPr>
+          <w:iCs/>
+          <w:i/>
+        </w:rPr>
+        <w:t xml:space="preserve">Correction: An earlier version of this article misstated the meeting date.</w:t>
+      </w:r>
+      <w:r>
+        <w:rPr>
+          <w:iCs/>
+          <w:i/>
+        </w:rPr>
+        <w:t xml:space="preserve">”</w:t>
+      </w:r>
+    </w:p>
+    <w:bookmarkEnd w:id="25"/>
+    <w:bookmarkStart w:id="26" w:name="where-older-articles-go"/>
+    <w:p>
+      <w:pPr>
+        <w:pStyle w:val="Heading3"/>
+      </w:pPr>
+      <w:r>
+        <w:t xml:space="preserve">Where older articles go</w:t>
+      </w:r>
+    </w:p>
+    <w:p>
+      <w:pPr>
+        <w:pStyle w:val="FirstParagraph"/>
+      </w:pPr>
+      <w:r>
+        <w:t xml:space="preserve">On the 1st of each month, articles more than two months old move automatically from</w:t>
+      </w:r>
+      <w:r>
+        <w:t xml:space="preserve"> </w:t>
+      </w:r>
+      <w:r>
+        <w:rPr>
+          <w:bCs/>
+          <w:b/>
+        </w:rPr>
+        <w:t xml:space="preserve">Articles</w:t>
+      </w:r>
+      <w:r>
+        <w:t xml:space="preserve"> </w:t>
+      </w:r>
+      <w:r>
+        <w:t xml:space="preserve">to</w:t>
+      </w:r>
+      <w:r>
+        <w:t xml:space="preserve"> </w:t>
+      </w:r>
+      <w:r>
+        <w:rPr>
+          <w:bCs/>
+          <w:b/>
+        </w:rPr>
+        <w:t xml:space="preserve">Archive: older articles</w:t>
+      </w:r>
+      <w:r>
+        <w:t xml:space="preserve">, into a folder for their year and month. This only tidies the editors’ list. Nothing changes on the website: each article keeps its address, its place in News or Features, and its spot in search and the Archive pages. To move them right away, use</w:t>
+      </w:r>
+      <w:r>
+        <w:t xml:space="preserve"> </w:t>
+      </w:r>
+      <w:r>
+        <w:rPr>
+          <w:bCs/>
+          <w:b/>
+        </w:rPr>
+        <w:t xml:space="preserve">Move older articles to the archive</w:t>
+      </w:r>
+      <w:r>
+        <w:t xml:space="preserve"> </w:t>
+      </w:r>
+      <w:r>
+        <w:t xml:space="preserve">under Actions.</w:t>
+      </w:r>
+    </w:p>
+    <w:bookmarkEnd w:id="26"/>
+    <w:bookmarkStart w:id="27" w:name="taking-an-article-down"/>
+    <w:p>
+      <w:pPr>
+        <w:pStyle w:val="Heading3"/>
+      </w:pPr>
+      <w:r>
+        <w:t xml:space="preserve">Taking an article down</w:t>
+      </w:r>
+    </w:p>
+    <w:p>
+      <w:pPr>
+        <w:pStyle w:val="FirstParagraph"/>
+      </w:pPr>
+      <w:r>
+        <w:t xml:space="preserve">Open it and tick</w:t>
+      </w:r>
+      <w:r>
+        <w:t xml:space="preserve"> </w:t>
+      </w:r>
+      <w:r>
+        <w:rPr>
+          <w:bCs/>
+          <w:b/>
+        </w:rPr>
+        <w:t xml:space="preserve">Draft</w:t>
+      </w:r>
+      <w:r>
+        <w:t xml:space="preserve">, then</w:t>
+      </w:r>
+      <w:r>
+        <w:t xml:space="preserve"> </w:t>
+      </w:r>
+      <w:r>
+        <w:rPr>
+          <w:bCs/>
+          <w:b/>
+        </w:rPr>
+        <w:t xml:space="preserve">Save</w:t>
+      </w:r>
+      <w:r>
+        <w:t xml:space="preserve">. It disappears from the website but isn’t deleted. (The</w:t>
+      </w:r>
+      <w:r>
+        <w:t xml:space="preserve"> </w:t>
+      </w:r>
+      <w:r>
+        <w:rPr>
+          <w:bCs/>
+          <w:b/>
+        </w:rPr>
+        <w:t xml:space="preserve">Delete</w:t>
+      </w:r>
+      <w:r>
+        <w:t xml:space="preserve"> </w:t>
+      </w:r>
+      <w:r>
+        <w:t xml:space="preserve">button removes it permanently.)</w:t>
+      </w:r>
+    </w:p>
+    <w:p>
+      <w:r>
+        <w:pict>
+          <v:rect style="width:0;height:1.5pt" o:hralign="center" o:hrstd="t" o:hr="t"/>
+        </w:pict>
+      </w:r>
+    </w:p>
+    <w:bookmarkEnd w:id="27"/>
+    <w:bookmarkEnd w:id="28"/>
+    <w:bookmarkStart w:id="30" w:name="events-notices"/>
+    <w:p>
+      <w:pPr>
+        <w:pStyle w:val="Heading2"/>
+      </w:pPr>
+      <w:r>
+        <w:t xml:space="preserve">Events &amp; notices</w:t>
+      </w:r>
+    </w:p>
+    <w:p>
+      <w:pPr>
+        <w:pStyle w:val="FirstParagraph"/>
+      </w:pPr>
+      <w:r>
+        <w:t xml:space="preserve">Use</w:t>
+      </w:r>
+      <w:r>
+        <w:t xml:space="preserve"> </w:t>
+      </w:r>
+      <w:r>
+        <w:rPr>
+          <w:bCs/>
+          <w:b/>
+        </w:rPr>
+        <w:t xml:space="preserve">Events &amp; Notices</w:t>
+      </w:r>
+      <w:r>
+        <w:t xml:space="preserve"> </w:t>
+      </w:r>
+      <w:r>
+        <w:t xml:space="preserve">in the left menu for everything submitted by community groups. Each entry is one of two kinds:</w:t>
+      </w:r>
+    </w:p>
+    <w:p>
+      <w:pPr>
+        <w:numPr>
+          <w:ilvl w:val="0"/>
+          <w:numId w:val="1006"/>
+        </w:numPr>
+        <w:pStyle w:val="Compact"/>
+      </w:pPr>
+      <w:r>
+        <w:rPr>
+          <w:bCs/>
+          <w:b/>
+        </w:rPr>
+        <w:t xml:space="preserve">Event</w:t>
+      </w:r>
+      <w:r>
+        <w:t xml:space="preserve">: something people can attend on a date. Events are listed on the</w:t>
+      </w:r>
+      <w:r>
+        <w:t xml:space="preserve"> </w:t>
+      </w:r>
+      <w:r>
+        <w:rPr>
+          <w:bCs/>
+          <w:b/>
+        </w:rPr>
+        <w:t xml:space="preserve">Events</w:t>
+      </w:r>
+      <w:r>
+        <w:t xml:space="preserve"> </w:t>
+      </w:r>
+      <w:r>
+        <w:t xml:space="preserve">page by date (this week, next week, later), in the</w:t>
+      </w:r>
+      <w:r>
+        <w:t xml:space="preserve"> </w:t>
+      </w:r>
+      <w:r>
+        <w:t xml:space="preserve">“</w:t>
+      </w:r>
+      <w:r>
+        <w:t xml:space="preserve">This week</w:t>
+      </w:r>
+      <w:r>
+        <w:t xml:space="preserve">”</w:t>
+      </w:r>
+      <w:r>
+        <w:t xml:space="preserve"> </w:t>
+      </w:r>
+      <w:r>
+        <w:t xml:space="preserve">box on the home page and in the Friday email. They drop off by themselves once their last day has passed, and move to</w:t>
+      </w:r>
+      <w:r>
+        <w:t xml:space="preserve"> </w:t>
+      </w:r>
+      <w:r>
+        <w:rPr>
+          <w:bCs/>
+          <w:b/>
+        </w:rPr>
+        <w:t xml:space="preserve">Past events</w:t>
+      </w:r>
+      <w:r>
+        <w:t xml:space="preserve">.</w:t>
+      </w:r>
+    </w:p>
+    <w:p>
+      <w:pPr>
+        <w:numPr>
+          <w:ilvl w:val="0"/>
+          <w:numId w:val="1006"/>
         </w:numPr>
         <w:pStyle w:val="Compact"/>
       </w:pPr>
@@ -2372,7 +2706,7 @@
         </w:tc>
       </w:tr>
     </w:tbl>
-    <w:bookmarkStart w:id="28" w:name="submissions"/>
+    <w:bookmarkStart w:id="29" w:name="submissions"/>
     <w:p>
       <w:pPr>
         <w:pStyle w:val="Heading3"/>
@@ -2425,9 +2759,9 @@
         </w:pict>
       </w:r>
     </w:p>
-    <w:bookmarkEnd w:id="28"/>
     <w:bookmarkEnd w:id="29"/>
-    <w:bookmarkStart w:id="30" w:name="town-meetings-and-the-optional-note"/>
+    <w:bookmarkEnd w:id="30"/>
+    <w:bookmarkStart w:id="31" w:name="town-meetings-and-the-optional-note"/>
     <w:p>
       <w:pPr>
         <w:pStyle w:val="Heading2"/>
@@ -2450,511 +2784,6 @@
       </w:pPr>
       <w:r>
         <w:t xml:space="preserve">When a meeting deserves a heads-up (a big vote, a public hearing), you can add a short note above that list. Most weeks, leave it off.</w:t>
-      </w:r>
-    </w:p>
-    <w:p>
-      <w:pPr>
-        <w:numPr>
-          <w:ilvl w:val="0"/>
-          <w:numId w:val="1006"/>
-        </w:numPr>
-        <w:pStyle w:val="Compact"/>
-      </w:pPr>
-      <w:r>
-        <w:t xml:space="preserve">Click</w:t>
-      </w:r>
-      <w:r>
-        <w:t xml:space="preserve"> </w:t>
-      </w:r>
-      <w:r>
-        <w:rPr>
-          <w:bCs/>
-          <w:b/>
-        </w:rPr>
-        <w:t xml:space="preserve">Town meetings note</w:t>
-      </w:r>
-      <w:r>
-        <w:t xml:space="preserve"> </w:t>
-      </w:r>
-      <w:r>
-        <w:t xml:space="preserve">in the left menu.</w:t>
-      </w:r>
-    </w:p>
-    <w:p>
-      <w:pPr>
-        <w:numPr>
-          <w:ilvl w:val="0"/>
-          <w:numId w:val="1006"/>
-        </w:numPr>
-        <w:pStyle w:val="Compact"/>
-      </w:pPr>
-      <w:r>
-        <w:t xml:space="preserve">Tick</w:t>
-      </w:r>
-      <w:r>
-        <w:t xml:space="preserve"> </w:t>
-      </w:r>
-      <w:r>
-        <w:rPr>
-          <w:bCs/>
-          <w:b/>
-        </w:rPr>
-        <w:t xml:space="preserve">Show a note above the town meetings list</w:t>
-      </w:r>
-      <w:r>
-        <w:t xml:space="preserve"> </w:t>
-      </w:r>
-      <w:r>
-        <w:t xml:space="preserve">and write a sentence or two.</w:t>
-      </w:r>
-    </w:p>
-    <w:p>
-      <w:pPr>
-        <w:numPr>
-          <w:ilvl w:val="0"/>
-          <w:numId w:val="1006"/>
-        </w:numPr>
-        <w:pStyle w:val="Compact"/>
-      </w:pPr>
-      <w:r>
-        <w:t xml:space="preserve">Set</w:t>
-      </w:r>
-      <w:r>
-        <w:t xml:space="preserve"> </w:t>
-      </w:r>
-      <w:r>
-        <w:rPr>
-          <w:bCs/>
-          <w:b/>
-        </w:rPr>
-        <w:t xml:space="preserve">Hide automatically after</w:t>
-      </w:r>
-      <w:r>
-        <w:t xml:space="preserve"> </w:t>
-      </w:r>
-      <w:r>
-        <w:t xml:space="preserve">to the last day it applies, usually the next Saturday. The note then disappears by itself, so it never shows out-of-date information.</w:t>
-      </w:r>
-    </w:p>
-    <w:p>
-      <w:pPr>
-        <w:numPr>
-          <w:ilvl w:val="0"/>
-          <w:numId w:val="1006"/>
-        </w:numPr>
-        <w:pStyle w:val="Compact"/>
-      </w:pPr>
-      <w:r>
-        <w:t xml:space="preserve">Leave the two calendar settings at the bottom as they are. The website tidies up the town’s titles (for example, a joint meeting listed separately by three boards appears once).</w:t>
-      </w:r>
-    </w:p>
-    <w:p>
-      <w:r>
-        <w:pict>
-          <v:rect style="width:0;height:1.5pt" o:hralign="center" o:hrstd="t" o:hr="t"/>
-        </w:pict>
-      </w:r>
-    </w:p>
-    <w:bookmarkEnd w:id="30"/>
-    <w:bookmarkStart w:id="31" w:name="the-friday-email"/>
-    <w:p>
-      <w:pPr>
-        <w:pStyle w:val="Heading2"/>
-      </w:pPr>
-      <w:r>
-        <w:t xml:space="preserve">The Friday email</w:t>
-      </w:r>
-    </w:p>
-    <w:p>
-      <w:pPr>
-        <w:pStyle w:val="FirstParagraph"/>
-      </w:pPr>
-      <w:r>
-        <w:rPr>
-          <w:bCs/>
-          <w:b/>
-        </w:rPr>
-        <w:t xml:space="preserve">Every Friday shortly after 6 a.m.</w:t>
-      </w:r>
-      <w:r>
-        <w:t xml:space="preserve"> </w:t>
-      </w:r>
-      <w:r>
-        <w:t xml:space="preserve">(once the issue has gone live), the system gathers everything published in the past seven days into a formatted email, in the same order as the home page: the</w:t>
-      </w:r>
-      <w:r>
-        <w:t xml:space="preserve"> </w:t>
-      </w:r>
-      <w:r>
-        <w:rPr>
-          <w:bCs/>
-          <w:b/>
-        </w:rPr>
-        <w:t xml:space="preserve">Top story</w:t>
-      </w:r>
-      <w:r>
-        <w:t xml:space="preserve"> </w:t>
-      </w:r>
-      <w:r>
-        <w:t xml:space="preserve">with a large photo, then the week’s News and Features (headline, photo, opening sentences and a</w:t>
-      </w:r>
-      <w:r>
-        <w:t xml:space="preserve"> </w:t>
-      </w:r>
-      <w:r>
-        <w:t xml:space="preserve">“</w:t>
-      </w:r>
-      <w:r>
-        <w:t xml:space="preserve">Read more</w:t>
-      </w:r>
-      <w:r>
-        <w:t xml:space="preserve">”</w:t>
-      </w:r>
-      <w:r>
-        <w:t xml:space="preserve"> </w:t>
-      </w:r>
-      <w:r>
-        <w:t xml:space="preserve">link), then a short list of the coming week’s events (Boxborough first, then nearby towns, plus events newly announced for later dates), the headlines of new community notices, and finally the town meetings note (if any) and upcoming town meetings. It saves the email as a</w:t>
-      </w:r>
-      <w:r>
-        <w:t xml:space="preserve"> </w:t>
-      </w:r>
-      <w:r>
-        <w:rPr>
-          <w:bCs/>
-          <w:b/>
-        </w:rPr>
-        <w:t xml:space="preserve">draft in Kit</w:t>
-      </w:r>
-      <w:r>
-        <w:t xml:space="preserve">, our email service.</w:t>
-      </w:r>
-      <w:r>
-        <w:t xml:space="preserve"> </w:t>
-      </w:r>
-      <w:r>
-        <w:rPr>
-          <w:bCs/>
-          <w:b/>
-        </w:rPr>
-        <w:t xml:space="preserve">Nothing is sent until an editor sends it.</w:t>
-      </w:r>
-    </w:p>
-    <w:p>
-      <w:pPr>
-        <w:pStyle w:val="BodyText"/>
-      </w:pPr>
-      <w:r>
-        <w:t xml:space="preserve">To send it:</w:t>
-      </w:r>
-      <w:r>
-        <w:t xml:space="preserve"> </w:t>
-      </w:r>
-      <w:r>
-        <w:t xml:space="preserve">1. Log in to</w:t>
-      </w:r>
-      <w:r>
-        <w:t xml:space="preserve"> </w:t>
-      </w:r>
-      <w:r>
-        <w:rPr>
-          <w:bCs/>
-          <w:b/>
-        </w:rPr>
-        <w:t xml:space="preserve">Kit</w:t>
-      </w:r>
-      <w:r>
-        <w:t xml:space="preserve"> </w:t>
-      </w:r>
-      <w:r>
-        <w:t xml:space="preserve">(https://app.kit.com) with the Boxborough News account. (Ask the site administrator for the login.)</w:t>
-      </w:r>
-      <w:r>
-        <w:t xml:space="preserve"> </w:t>
-      </w:r>
-      <w:r>
-        <w:t xml:space="preserve">2. Click</w:t>
-      </w:r>
-      <w:r>
-        <w:t xml:space="preserve"> </w:t>
-      </w:r>
-      <w:r>
-        <w:rPr>
-          <w:bCs/>
-          <w:b/>
-        </w:rPr>
-        <w:t xml:space="preserve">Broadcasts</w:t>
-      </w:r>
-      <w:r>
-        <w:t xml:space="preserve"> </w:t>
-      </w:r>
-      <w:r>
-        <w:t xml:space="preserve">in the menu on the left. This week’s draft is at the top, titled like</w:t>
-      </w:r>
-      <w:r>
-        <w:t xml:space="preserve"> </w:t>
-      </w:r>
-      <w:r>
-        <w:rPr>
-          <w:iCs/>
-          <w:i/>
-        </w:rPr>
-        <w:t xml:space="preserve">“</w:t>
-      </w:r>
-      <w:r>
-        <w:rPr>
-          <w:iCs/>
-          <w:i/>
-        </w:rPr>
-        <w:t xml:space="preserve">Boxborough News – September 18, 2026</w:t>
-      </w:r>
-      <w:r>
-        <w:rPr>
-          <w:iCs/>
-          <w:i/>
-        </w:rPr>
-        <w:t xml:space="preserve">”</w:t>
-      </w:r>
-      <w:r>
-        <w:t xml:space="preserve">.</w:t>
-      </w:r>
-      <w:r>
-        <w:t xml:space="preserve"> </w:t>
-      </w:r>
-      <w:r>
-        <w:t xml:space="preserve">3. Click it and read it through. You can make small edits there if needed.</w:t>
-      </w:r>
-      <w:r>
-        <w:t xml:space="preserve"> </w:t>
-      </w:r>
-      <w:r>
-        <w:t xml:space="preserve">4. Click</w:t>
-      </w:r>
-      <w:r>
-        <w:t xml:space="preserve"> </w:t>
-      </w:r>
-      <w:r>
-        <w:rPr>
-          <w:bCs/>
-          <w:b/>
-        </w:rPr>
-        <w:t xml:space="preserve">Send</w:t>
-      </w:r>
-      <w:r>
-        <w:t xml:space="preserve">. (You can also schedule it for a particular time.)</w:t>
-      </w:r>
-    </w:p>
-    <w:p>
-      <w:pPr>
-        <w:pStyle w:val="BodyText"/>
-      </w:pPr>
-      <w:r>
-        <w:rPr>
-          <w:bCs/>
-          <w:b/>
-        </w:rPr>
-        <w:t xml:space="preserve">Want to preview the email before Friday?</w:t>
-      </w:r>
-      <w:r>
-        <w:t xml:space="preserve"> </w:t>
-      </w:r>
-      <w:r>
-        <w:t xml:space="preserve">Open the</w:t>
-      </w:r>
-      <w:r>
-        <w:t xml:space="preserve"> </w:t>
-      </w:r>
-      <w:r>
-        <w:rPr>
-          <w:bCs/>
-          <w:b/>
-        </w:rPr>
-        <w:t xml:space="preserve">Preview</w:t>
-      </w:r>
-      <w:r>
-        <w:t xml:space="preserve"> </w:t>
-      </w:r>
-      <w:r>
-        <w:t xml:space="preserve">page (see</w:t>
-      </w:r>
-      <w:r>
-        <w:t xml:space="preserve"> </w:t>
-      </w:r>
-      <w:r>
-        <w:rPr>
-          <w:iCs/>
-          <w:i/>
-        </w:rPr>
-        <w:t xml:space="preserve">Previewing before it goes live</w:t>
-      </w:r>
-      <w:r>
-        <w:t xml:space="preserve">) and click</w:t>
-      </w:r>
-      <w:r>
-        <w:t xml:space="preserve"> </w:t>
-      </w:r>
-      <w:r>
-        <w:rPr>
-          <w:bCs/>
-          <w:b/>
-        </w:rPr>
-        <w:t xml:space="preserve">Preview the coming Friday’s email</w:t>
-      </w:r>
-      <w:r>
-        <w:t xml:space="preserve">. It shows the coming issue as it stands, including the stories scheduled for Friday. (The Subscribe page links to a different page,</w:t>
-      </w:r>
-      <w:r>
-        <w:t xml:space="preserve"> </w:t>
-      </w:r>
-      <w:r>
-        <w:rPr>
-          <w:bCs/>
-          <w:b/>
-        </w:rPr>
-        <w:t xml:space="preserve">/newsletter/latest/</w:t>
-      </w:r>
-      <w:r>
-        <w:t xml:space="preserve">, which shows the most recent email already sent, so new readers always see a complete issue.)</w:t>
-      </w:r>
-    </w:p>
-    <w:p>
-      <w:pPr>
-        <w:pStyle w:val="BodyText"/>
-      </w:pPr>
-      <w:r>
-        <w:rPr>
-          <w:bCs/>
-          <w:b/>
-        </w:rPr>
-        <w:t xml:space="preserve">Added or fixed an article after the draft was made?</w:t>
-      </w:r>
-      <w:r>
-        <w:t xml:space="preserve"> </w:t>
-      </w:r>
-      <w:r>
-        <w:t xml:space="preserve">In Pages CMS, look for the action button labeled</w:t>
-      </w:r>
-      <w:r>
-        <w:t xml:space="preserve"> </w:t>
-      </w:r>
-      <w:r>
-        <w:rPr>
-          <w:bCs/>
-          <w:b/>
-        </w:rPr>
-        <w:t xml:space="preserve">Create this week’s email draft now</w:t>
-      </w:r>
-      <w:r>
-        <w:t xml:space="preserve"> </w:t>
-      </w:r>
-      <w:r>
-        <w:t xml:space="preserve">and click it. This refreshes the existing draft rather than making a second one. If you don’t see the button, just edit the draft directly in Kit.</w:t>
-      </w:r>
-    </w:p>
-    <w:p>
-      <w:pPr>
-        <w:pStyle w:val="BodyText"/>
-      </w:pPr>
-      <w:r>
-        <w:rPr>
-          <w:bCs/>
-          <w:b/>
-        </w:rPr>
-        <w:t xml:space="preserve">To add the editors’ note at the top of an issue</w:t>
-      </w:r>
-      <w:r>
-        <w:t xml:space="preserve"> </w:t>
-      </w:r>
-      <w:r>
-        <w:t xml:space="preserve">(a few friendly lines pointing readers to the week’s stories, like the note in the old newsletter): open</w:t>
-      </w:r>
-      <w:r>
-        <w:t xml:space="preserve"> </w:t>
-      </w:r>
-      <w:r>
-        <w:rPr>
-          <w:bCs/>
-          <w:b/>
-        </w:rPr>
-        <w:t xml:space="preserve">Weekly email settings</w:t>
-      </w:r>
-      <w:r>
-        <w:t xml:space="preserve">, write it in</w:t>
-      </w:r>
-      <w:r>
-        <w:t xml:space="preserve"> </w:t>
-      </w:r>
-      <w:r>
-        <w:rPr>
-          <w:bCs/>
-          <w:b/>
-        </w:rPr>
-        <w:t xml:space="preserve">Editors’ note</w:t>
-      </w:r>
-      <w:r>
-        <w:t xml:space="preserve">, set</w:t>
-      </w:r>
-      <w:r>
-        <w:t xml:space="preserve"> </w:t>
-      </w:r>
-      <w:r>
-        <w:rPr>
-          <w:bCs/>
-          <w:b/>
-        </w:rPr>
-        <w:t xml:space="preserve">The note is for the issue dated</w:t>
-      </w:r>
-      <w:r>
-        <w:t xml:space="preserve"> </w:t>
-      </w:r>
-      <w:r>
-        <w:t xml:space="preserve">to that Friday, and save before Friday morning. To link to a story, select the words, click the link button and paste the story’s web address: open the story on the new website and copy the address from your browser’s address bar. (Don’t copy links out of an old newsletter; those go through the old email service.) The note is signed with the name in</w:t>
-      </w:r>
-      <w:r>
-        <w:t xml:space="preserve"> </w:t>
-      </w:r>
-      <w:r>
-        <w:rPr>
-          <w:bCs/>
-          <w:b/>
-        </w:rPr>
-        <w:t xml:space="preserve">Signed by</w:t>
-      </w:r>
-      <w:r>
-        <w:t xml:space="preserve">. Because it’s tied to that Friday, it won’t appear again the following week, so there’s nothing to clear. If you add or change the note after the draft has been made, click</w:t>
-      </w:r>
-      <w:r>
-        <w:t xml:space="preserve"> </w:t>
-      </w:r>
-      <w:r>
-        <w:rPr>
-          <w:bCs/>
-          <w:b/>
-        </w:rPr>
-        <w:t xml:space="preserve">Create this week’s email draft now</w:t>
-      </w:r>
-      <w:r>
-        <w:t xml:space="preserve"> </w:t>
-      </w:r>
-      <w:r>
-        <w:t xml:space="preserve">to refresh the draft.</w:t>
-      </w:r>
-    </w:p>
-    <w:p>
-      <w:r>
-        <w:pict>
-          <v:rect style="width:0;height:1.5pt" o:hralign="center" o:hrstd="t" o:hr="t"/>
-        </w:pict>
-      </w:r>
-    </w:p>
-    <w:bookmarkEnd w:id="31"/>
-    <w:bookmarkStart w:id="32" w:name="other-pages-and-settings"/>
-    <w:p>
-      <w:pPr>
-        <w:pStyle w:val="Heading2"/>
-      </w:pPr>
-      <w:r>
-        <w:t xml:space="preserve">Other pages and settings</w:t>
       </w:r>
     </w:p>
     <w:p>
@@ -2966,33 +2795,23 @@
         <w:pStyle w:val="Compact"/>
       </w:pPr>
       <w:r>
+        <w:t xml:space="preserve">Click</w:t>
+      </w:r>
+      <w:r>
+        <w:t xml:space="preserve"> </w:t>
+      </w:r>
+      <w:r>
         <w:rPr>
           <w:bCs/>
           <w:b/>
         </w:rPr>
-        <w:t xml:space="preserve">Pages</w:t>
-      </w:r>
-      <w:r>
-        <w:t xml:space="preserve"> </w:t>
-      </w:r>
-      <w:r>
-        <w:t xml:space="preserve">contains About Us, Contact and Outside the Box. Edit them like articles. Tick</w:t>
-      </w:r>
-      <w:r>
-        <w:t xml:space="preserve"> </w:t>
-      </w:r>
-      <w:r>
-        <w:rPr>
-          <w:bCs/>
-          <w:b/>
-        </w:rPr>
-        <w:t xml:space="preserve">Show in the menu bar</w:t>
-      </w:r>
-      <w:r>
-        <w:t xml:space="preserve"> </w:t>
-      </w:r>
-      <w:r>
-        <w:t xml:space="preserve">to list a page in the site’s top menu (only About Us is there now; the others are in the footer).</w:t>
+        <w:t xml:space="preserve">Town meetings note</w:t>
+      </w:r>
+      <w:r>
+        <w:t xml:space="preserve"> </w:t>
+      </w:r>
+      <w:r>
+        <w:t xml:space="preserve">in the left menu.</w:t>
       </w:r>
     </w:p>
     <w:p>
@@ -3004,17 +2823,23 @@
         <w:pStyle w:val="Compact"/>
       </w:pPr>
       <w:r>
+        <w:t xml:space="preserve">Tick</w:t>
+      </w:r>
+      <w:r>
+        <w:t xml:space="preserve"> </w:t>
+      </w:r>
+      <w:r>
         <w:rPr>
           <w:bCs/>
           <w:b/>
         </w:rPr>
-        <w:t xml:space="preserve">Events &amp; Notices page text</w:t>
-      </w:r>
-      <w:r>
-        <w:t xml:space="preserve"> </w:t>
-      </w:r>
-      <w:r>
-        <w:t xml:space="preserve">holds the one-line submission policy shown on those pages.</w:t>
+        <w:t xml:space="preserve">Show a note above the town meetings list</w:t>
+      </w:r>
+      <w:r>
+        <w:t xml:space="preserve"> </w:t>
+      </w:r>
+      <w:r>
+        <w:t xml:space="preserve">and write a sentence or two.</w:t>
       </w:r>
     </w:p>
     <w:p>
@@ -3026,35 +2851,35 @@
         <w:pStyle w:val="Compact"/>
       </w:pPr>
       <w:r>
+        <w:t xml:space="preserve">Set</w:t>
+      </w:r>
+      <w:r>
+        <w:t xml:space="preserve"> </w:t>
+      </w:r>
+      <w:r>
         <w:rPr>
           <w:bCs/>
           <w:b/>
         </w:rPr>
-        <w:t xml:space="preserve">Site settings</w:t>
-      </w:r>
-      <w:r>
-        <w:t xml:space="preserve"> </w:t>
-      </w:r>
-      <w:r>
-        <w:t xml:space="preserve">holds the contact email, social media links, the newsletter sign-up link, the submission form link, the old website’s address and the</w:t>
-      </w:r>
-      <w:r>
-        <w:t xml:space="preserve"> </w:t>
-      </w:r>
-      <w:r>
-        <w:t xml:space="preserve">“</w:t>
-      </w:r>
-      <w:r>
-        <w:t xml:space="preserve">Town resources</w:t>
-      </w:r>
-      <w:r>
-        <w:t xml:space="preserve">”</w:t>
-      </w:r>
-      <w:r>
-        <w:t xml:space="preserve"> </w:t>
-      </w:r>
-      <w:r>
-        <w:t xml:space="preserve">links in the footer. Change these rarely.</w:t>
+        <w:t xml:space="preserve">Hide automatically after</w:t>
+      </w:r>
+      <w:r>
+        <w:t xml:space="preserve"> </w:t>
+      </w:r>
+      <w:r>
+        <w:t xml:space="preserve">to the last day it applies, usually the next Saturday. The note then disappears by itself, so it never shows out-of-date information.</w:t>
+      </w:r>
+    </w:p>
+    <w:p>
+      <w:pPr>
+        <w:numPr>
+          <w:ilvl w:val="0"/>
+          <w:numId w:val="1007"/>
+        </w:numPr>
+        <w:pStyle w:val="Compact"/>
+      </w:pPr>
+      <w:r>
+        <w:t xml:space="preserve">Leave the two calendar settings at the bottom as they are. The website tidies up the town’s titles (for example, a joint meeting listed separately by three boards appears once).</w:t>
       </w:r>
     </w:p>
     <w:p>
@@ -3064,8 +2889,517 @@
         </w:pict>
       </w:r>
     </w:p>
+    <w:bookmarkEnd w:id="31"/>
+    <w:bookmarkStart w:id="32" w:name="the-friday-email"/>
+    <w:p>
+      <w:pPr>
+        <w:pStyle w:val="Heading2"/>
+      </w:pPr>
+      <w:r>
+        <w:t xml:space="preserve">The Friday email</w:t>
+      </w:r>
+    </w:p>
+    <w:p>
+      <w:pPr>
+        <w:pStyle w:val="FirstParagraph"/>
+      </w:pPr>
+      <w:r>
+        <w:rPr>
+          <w:bCs/>
+          <w:b/>
+        </w:rPr>
+        <w:t xml:space="preserve">Every Friday shortly after 6 a.m.</w:t>
+      </w:r>
+      <w:r>
+        <w:t xml:space="preserve"> </w:t>
+      </w:r>
+      <w:r>
+        <w:t xml:space="preserve">(once the issue has gone live), the system gathers everything published in the past seven days into a formatted email, in the same order as the home page: the</w:t>
+      </w:r>
+      <w:r>
+        <w:t xml:space="preserve"> </w:t>
+      </w:r>
+      <w:r>
+        <w:rPr>
+          <w:bCs/>
+          <w:b/>
+        </w:rPr>
+        <w:t xml:space="preserve">Top story</w:t>
+      </w:r>
+      <w:r>
+        <w:t xml:space="preserve"> </w:t>
+      </w:r>
+      <w:r>
+        <w:t xml:space="preserve">with a large photo, then the week’s News and Features (headline, photo, opening sentences and a</w:t>
+      </w:r>
+      <w:r>
+        <w:t xml:space="preserve"> </w:t>
+      </w:r>
+      <w:r>
+        <w:t xml:space="preserve">“</w:t>
+      </w:r>
+      <w:r>
+        <w:t xml:space="preserve">Read more</w:t>
+      </w:r>
+      <w:r>
+        <w:t xml:space="preserve">”</w:t>
+      </w:r>
+      <w:r>
+        <w:t xml:space="preserve"> </w:t>
+      </w:r>
+      <w:r>
+        <w:t xml:space="preserve">link), then a short list of the coming week’s events (Boxborough first, then nearby towns, plus events newly announced for later dates), the headlines of new community notices, and finally the town meetings note (if any) and upcoming town meetings. It saves the email as a</w:t>
+      </w:r>
+      <w:r>
+        <w:t xml:space="preserve"> </w:t>
+      </w:r>
+      <w:r>
+        <w:rPr>
+          <w:bCs/>
+          <w:b/>
+        </w:rPr>
+        <w:t xml:space="preserve">draft in Kit</w:t>
+      </w:r>
+      <w:r>
+        <w:t xml:space="preserve">, our email service.</w:t>
+      </w:r>
+      <w:r>
+        <w:t xml:space="preserve"> </w:t>
+      </w:r>
+      <w:r>
+        <w:rPr>
+          <w:bCs/>
+          <w:b/>
+        </w:rPr>
+        <w:t xml:space="preserve">Nothing is sent until an editor sends it.</w:t>
+      </w:r>
+    </w:p>
+    <w:p>
+      <w:pPr>
+        <w:pStyle w:val="BodyText"/>
+      </w:pPr>
+      <w:r>
+        <w:t xml:space="preserve">To send it:</w:t>
+      </w:r>
+      <w:r>
+        <w:t xml:space="preserve"> </w:t>
+      </w:r>
+      <w:r>
+        <w:t xml:space="preserve">1. Log in to</w:t>
+      </w:r>
+      <w:r>
+        <w:t xml:space="preserve"> </w:t>
+      </w:r>
+      <w:r>
+        <w:rPr>
+          <w:bCs/>
+          <w:b/>
+        </w:rPr>
+        <w:t xml:space="preserve">Kit</w:t>
+      </w:r>
+      <w:r>
+        <w:t xml:space="preserve"> </w:t>
+      </w:r>
+      <w:r>
+        <w:t xml:space="preserve">(https://app.kit.com) with the Boxborough News account. (Ask the site administrator for the login.)</w:t>
+      </w:r>
+      <w:r>
+        <w:t xml:space="preserve"> </w:t>
+      </w:r>
+      <w:r>
+        <w:t xml:space="preserve">2. Click</w:t>
+      </w:r>
+      <w:r>
+        <w:t xml:space="preserve"> </w:t>
+      </w:r>
+      <w:r>
+        <w:rPr>
+          <w:bCs/>
+          <w:b/>
+        </w:rPr>
+        <w:t xml:space="preserve">Broadcasts</w:t>
+      </w:r>
+      <w:r>
+        <w:t xml:space="preserve"> </w:t>
+      </w:r>
+      <w:r>
+        <w:t xml:space="preserve">in the menu on the left. This week’s draft is at the top, titled like</w:t>
+      </w:r>
+      <w:r>
+        <w:t xml:space="preserve"> </w:t>
+      </w:r>
+      <w:r>
+        <w:rPr>
+          <w:iCs/>
+          <w:i/>
+        </w:rPr>
+        <w:t xml:space="preserve">“</w:t>
+      </w:r>
+      <w:r>
+        <w:rPr>
+          <w:iCs/>
+          <w:i/>
+        </w:rPr>
+        <w:t xml:space="preserve">Boxborough News – September 18, 2026</w:t>
+      </w:r>
+      <w:r>
+        <w:rPr>
+          <w:iCs/>
+          <w:i/>
+        </w:rPr>
+        <w:t xml:space="preserve">”</w:t>
+      </w:r>
+      <w:r>
+        <w:t xml:space="preserve">.</w:t>
+      </w:r>
+      <w:r>
+        <w:t xml:space="preserve"> </w:t>
+      </w:r>
+      <w:r>
+        <w:t xml:space="preserve">3. Click it and read it through. You can make small edits there if needed.</w:t>
+      </w:r>
+      <w:r>
+        <w:t xml:space="preserve"> </w:t>
+      </w:r>
+      <w:r>
+        <w:t xml:space="preserve">4. Click</w:t>
+      </w:r>
+      <w:r>
+        <w:t xml:space="preserve"> </w:t>
+      </w:r>
+      <w:r>
+        <w:rPr>
+          <w:bCs/>
+          <w:b/>
+        </w:rPr>
+        <w:t xml:space="preserve">Send</w:t>
+      </w:r>
+      <w:r>
+        <w:t xml:space="preserve">. (You can also schedule it for a particular time.)</w:t>
+      </w:r>
+    </w:p>
+    <w:p>
+      <w:pPr>
+        <w:pStyle w:val="BodyText"/>
+      </w:pPr>
+      <w:r>
+        <w:rPr>
+          <w:bCs/>
+          <w:b/>
+        </w:rPr>
+        <w:t xml:space="preserve">Want to preview the email before Friday?</w:t>
+      </w:r>
+      <w:r>
+        <w:t xml:space="preserve"> </w:t>
+      </w:r>
+      <w:r>
+        <w:t xml:space="preserve">Open the</w:t>
+      </w:r>
+      <w:r>
+        <w:t xml:space="preserve"> </w:t>
+      </w:r>
+      <w:r>
+        <w:rPr>
+          <w:bCs/>
+          <w:b/>
+        </w:rPr>
+        <w:t xml:space="preserve">Preview</w:t>
+      </w:r>
+      <w:r>
+        <w:t xml:space="preserve"> </w:t>
+      </w:r>
+      <w:r>
+        <w:t xml:space="preserve">page (see</w:t>
+      </w:r>
+      <w:r>
+        <w:t xml:space="preserve"> </w:t>
+      </w:r>
+      <w:r>
+        <w:rPr>
+          <w:iCs/>
+          <w:i/>
+        </w:rPr>
+        <w:t xml:space="preserve">Previewing before it goes live</w:t>
+      </w:r>
+      <w:r>
+        <w:t xml:space="preserve">) and click</w:t>
+      </w:r>
+      <w:r>
+        <w:t xml:space="preserve"> </w:t>
+      </w:r>
+      <w:r>
+        <w:rPr>
+          <w:bCs/>
+          <w:b/>
+        </w:rPr>
+        <w:t xml:space="preserve">Preview the coming Friday’s email</w:t>
+      </w:r>
+      <w:r>
+        <w:t xml:space="preserve">. It shows the coming issue as it stands, including the stories scheduled for Friday. (The Subscribe page links to a different page,</w:t>
+      </w:r>
+      <w:r>
+        <w:t xml:space="preserve"> </w:t>
+      </w:r>
+      <w:r>
+        <w:rPr>
+          <w:bCs/>
+          <w:b/>
+        </w:rPr>
+        <w:t xml:space="preserve">/newsletter/latest/</w:t>
+      </w:r>
+      <w:r>
+        <w:t xml:space="preserve">, which shows the most recent email already sent, so new readers always see a complete issue.)</w:t>
+      </w:r>
+    </w:p>
+    <w:p>
+      <w:pPr>
+        <w:pStyle w:val="BodyText"/>
+      </w:pPr>
+      <w:r>
+        <w:rPr>
+          <w:bCs/>
+          <w:b/>
+        </w:rPr>
+        <w:t xml:space="preserve">Added or fixed an article after the draft was made?</w:t>
+      </w:r>
+      <w:r>
+        <w:t xml:space="preserve"> </w:t>
+      </w:r>
+      <w:r>
+        <w:t xml:space="preserve">In Pages CMS, look for the action button labeled</w:t>
+      </w:r>
+      <w:r>
+        <w:t xml:space="preserve"> </w:t>
+      </w:r>
+      <w:r>
+        <w:rPr>
+          <w:bCs/>
+          <w:b/>
+        </w:rPr>
+        <w:t xml:space="preserve">Create this week’s email draft now</w:t>
+      </w:r>
+      <w:r>
+        <w:t xml:space="preserve"> </w:t>
+      </w:r>
+      <w:r>
+        <w:t xml:space="preserve">and click it. This refreshes the existing draft rather than making a second one. If you don’t see the button, just edit the draft directly in Kit.</w:t>
+      </w:r>
+    </w:p>
+    <w:p>
+      <w:pPr>
+        <w:pStyle w:val="BodyText"/>
+      </w:pPr>
+      <w:r>
+        <w:rPr>
+          <w:bCs/>
+          <w:b/>
+        </w:rPr>
+        <w:t xml:space="preserve">To add the editors’ note at the top of an issue</w:t>
+      </w:r>
+      <w:r>
+        <w:t xml:space="preserve"> </w:t>
+      </w:r>
+      <w:r>
+        <w:t xml:space="preserve">(a few friendly lines pointing readers to the week’s stories, like the note in the old newsletter): open</w:t>
+      </w:r>
+      <w:r>
+        <w:t xml:space="preserve"> </w:t>
+      </w:r>
+      <w:r>
+        <w:rPr>
+          <w:bCs/>
+          <w:b/>
+        </w:rPr>
+        <w:t xml:space="preserve">Weekly email settings</w:t>
+      </w:r>
+      <w:r>
+        <w:t xml:space="preserve">, write it in</w:t>
+      </w:r>
+      <w:r>
+        <w:t xml:space="preserve"> </w:t>
+      </w:r>
+      <w:r>
+        <w:rPr>
+          <w:bCs/>
+          <w:b/>
+        </w:rPr>
+        <w:t xml:space="preserve">Editors’ note</w:t>
+      </w:r>
+      <w:r>
+        <w:t xml:space="preserve">, set</w:t>
+      </w:r>
+      <w:r>
+        <w:t xml:space="preserve"> </w:t>
+      </w:r>
+      <w:r>
+        <w:rPr>
+          <w:bCs/>
+          <w:b/>
+        </w:rPr>
+        <w:t xml:space="preserve">The note is for the issue dated</w:t>
+      </w:r>
+      <w:r>
+        <w:t xml:space="preserve"> </w:t>
+      </w:r>
+      <w:r>
+        <w:t xml:space="preserve">to that Friday, and save before Friday morning. To link to a story, select the words, click the link button and paste the story’s web address: open the story on the new website and copy the address from your browser’s address bar. (Don’t copy links out of an old newsletter; those go through the old email service.) The note is signed with the name in</w:t>
+      </w:r>
+      <w:r>
+        <w:t xml:space="preserve"> </w:t>
+      </w:r>
+      <w:r>
+        <w:rPr>
+          <w:bCs/>
+          <w:b/>
+        </w:rPr>
+        <w:t xml:space="preserve">Signed by</w:t>
+      </w:r>
+      <w:r>
+        <w:t xml:space="preserve">. Because it’s tied to that Friday, it won’t appear again the following week, so there’s nothing to clear. If you add or change the note after the draft has been made, click</w:t>
+      </w:r>
+      <w:r>
+        <w:t xml:space="preserve"> </w:t>
+      </w:r>
+      <w:r>
+        <w:rPr>
+          <w:bCs/>
+          <w:b/>
+        </w:rPr>
+        <w:t xml:space="preserve">Create this week’s email draft now</w:t>
+      </w:r>
+      <w:r>
+        <w:t xml:space="preserve"> </w:t>
+      </w:r>
+      <w:r>
+        <w:t xml:space="preserve">to refresh the draft.</w:t>
+      </w:r>
+    </w:p>
+    <w:p>
+      <w:r>
+        <w:pict>
+          <v:rect style="width:0;height:1.5pt" o:hralign="center" o:hrstd="t" o:hr="t"/>
+        </w:pict>
+      </w:r>
+    </w:p>
     <w:bookmarkEnd w:id="32"/>
-    <w:bookmarkStart w:id="33" w:name="if-something-doesnt-look-right"/>
+    <w:bookmarkStart w:id="33" w:name="other-pages-and-settings"/>
+    <w:p>
+      <w:pPr>
+        <w:pStyle w:val="Heading2"/>
+      </w:pPr>
+      <w:r>
+        <w:t xml:space="preserve">Other pages and settings</w:t>
+      </w:r>
+    </w:p>
+    <w:p>
+      <w:pPr>
+        <w:numPr>
+          <w:ilvl w:val="0"/>
+          <w:numId w:val="1008"/>
+        </w:numPr>
+        <w:pStyle w:val="Compact"/>
+      </w:pPr>
+      <w:r>
+        <w:rPr>
+          <w:bCs/>
+          <w:b/>
+        </w:rPr>
+        <w:t xml:space="preserve">Pages</w:t>
+      </w:r>
+      <w:r>
+        <w:t xml:space="preserve"> </w:t>
+      </w:r>
+      <w:r>
+        <w:t xml:space="preserve">contains About Us, Contact and Outside the Box. Edit them like articles. Tick</w:t>
+      </w:r>
+      <w:r>
+        <w:t xml:space="preserve"> </w:t>
+      </w:r>
+      <w:r>
+        <w:rPr>
+          <w:bCs/>
+          <w:b/>
+        </w:rPr>
+        <w:t xml:space="preserve">Show in the menu bar</w:t>
+      </w:r>
+      <w:r>
+        <w:t xml:space="preserve"> </w:t>
+      </w:r>
+      <w:r>
+        <w:t xml:space="preserve">to list a page in the site’s top menu (only About Us is there now; the others are in the footer).</w:t>
+      </w:r>
+    </w:p>
+    <w:p>
+      <w:pPr>
+        <w:numPr>
+          <w:ilvl w:val="0"/>
+          <w:numId w:val="1008"/>
+        </w:numPr>
+        <w:pStyle w:val="Compact"/>
+      </w:pPr>
+      <w:r>
+        <w:rPr>
+          <w:bCs/>
+          <w:b/>
+        </w:rPr>
+        <w:t xml:space="preserve">Events &amp; Notices page text</w:t>
+      </w:r>
+      <w:r>
+        <w:t xml:space="preserve"> </w:t>
+      </w:r>
+      <w:r>
+        <w:t xml:space="preserve">holds the one-line submission policy shown on those pages.</w:t>
+      </w:r>
+    </w:p>
+    <w:p>
+      <w:pPr>
+        <w:numPr>
+          <w:ilvl w:val="0"/>
+          <w:numId w:val="1008"/>
+        </w:numPr>
+        <w:pStyle w:val="Compact"/>
+      </w:pPr>
+      <w:r>
+        <w:rPr>
+          <w:bCs/>
+          <w:b/>
+        </w:rPr>
+        <w:t xml:space="preserve">Site settings</w:t>
+      </w:r>
+      <w:r>
+        <w:t xml:space="preserve"> </w:t>
+      </w:r>
+      <w:r>
+        <w:t xml:space="preserve">holds the contact email, social media links, the newsletter sign-up link, the submission form link, the old website’s address and the</w:t>
+      </w:r>
+      <w:r>
+        <w:t xml:space="preserve"> </w:t>
+      </w:r>
+      <w:r>
+        <w:t xml:space="preserve">“</w:t>
+      </w:r>
+      <w:r>
+        <w:t xml:space="preserve">Town resources</w:t>
+      </w:r>
+      <w:r>
+        <w:t xml:space="preserve">”</w:t>
+      </w:r>
+      <w:r>
+        <w:t xml:space="preserve"> </w:t>
+      </w:r>
+      <w:r>
+        <w:t xml:space="preserve">links in the footer. Change these rarely.</w:t>
+      </w:r>
+    </w:p>
+    <w:p>
+      <w:r>
+        <w:pict>
+          <v:rect style="width:0;height:1.5pt" o:hralign="center" o:hrstd="t" o:hr="t"/>
+        </w:pict>
+      </w:r>
+    </w:p>
+    <w:bookmarkEnd w:id="33"/>
+    <w:bookmarkStart w:id="34" w:name="if-something-doesnt-look-right"/>
     <w:p>
       <w:pPr>
         <w:pStyle w:val="Heading2"/>
@@ -3419,8 +3753,8 @@
         </w:tc>
       </w:tr>
     </w:tbl>
-    <w:bookmarkEnd w:id="33"/>
     <w:bookmarkEnd w:id="34"/>
+    <w:bookmarkEnd w:id="35"/>
     <w:sectPr>
       <w:footerReference r:id="rId9" w:type="default"/>
       <w:pgSz w:h="15840" w:orient="portrait" w:w="12240"/>
@@ -4122,6 +4456,36 @@
     </w:lvlOverride>
   </w:num>
   <w:num w:numId="1003">
+    <w:abstractNumId w:val="99411"/>
+    <w:lvlOverride w:ilvl="0">
+      <w:startOverride w:val="1"/>
+    </w:lvlOverride>
+    <w:lvlOverride w:ilvl="1">
+      <w:startOverride w:val="1"/>
+    </w:lvlOverride>
+    <w:lvlOverride w:ilvl="2">
+      <w:startOverride w:val="1"/>
+    </w:lvlOverride>
+    <w:lvlOverride w:ilvl="3">
+      <w:startOverride w:val="1"/>
+    </w:lvlOverride>
+    <w:lvlOverride w:ilvl="4">
+      <w:startOverride w:val="1"/>
+    </w:lvlOverride>
+    <w:lvlOverride w:ilvl="5">
+      <w:startOverride w:val="1"/>
+    </w:lvlOverride>
+    <w:lvlOverride w:ilvl="6">
+      <w:startOverride w:val="1"/>
+    </w:lvlOverride>
+    <w:lvlOverride w:ilvl="7">
+      <w:startOverride w:val="1"/>
+    </w:lvlOverride>
+    <w:lvlOverride w:ilvl="8">
+      <w:startOverride w:val="1"/>
+    </w:lvlOverride>
+  </w:num>
+  <w:num w:numId="1004">
     <w:abstractNumId w:val="99414"/>
     <w:lvlOverride w:ilvl="0">
       <w:startOverride w:val="4"/>
@@ -4151,13 +4515,13 @@
       <w:startOverride w:val="4"/>
     </w:lvlOverride>
   </w:num>
-  <w:num w:numId="1004">
-    <w:abstractNumId w:val="991"/>
-  </w:num>
   <w:num w:numId="1005">
     <w:abstractNumId w:val="991"/>
   </w:num>
   <w:num w:numId="1006">
+    <w:abstractNumId w:val="991"/>
+  </w:num>
+  <w:num w:numId="1007">
     <w:abstractNumId w:val="99411"/>
     <w:lvlOverride w:ilvl="0">
       <w:startOverride w:val="1"/>
@@ -4187,7 +4551,7 @@
       <w:startOverride w:val="1"/>
     </w:lvlOverride>
   </w:num>
-  <w:num w:numId="1007">
+  <w:num w:numId="1008">
     <w:abstractNumId w:val="991"/>
   </w:num>
 </w:numbering>
@@ -4438,6 +4802,240 @@
       <w:sz w:val="25"/>
       <w:szCs w:val="25"/>
     </w:rPr>
+  </w:style>
+  <w:style w:customStyle="1" w:styleId="SourceCode" w:type="paragraph">
+    <w:name w:val="Source Code"/>
+    <w:basedOn w:val="Normal"/>
+    <w:link w:val="VerbatimChar"/>
+    <w:pPr>
+      <w:wordWrap w:val="off"/>
+    </w:pPr>
+  </w:style>
+  <w:style w:customStyle="1" w:styleId="KeywordTok" w:type="character">
+    <w:name w:val="KeywordTok"/>
+    <w:basedOn w:val="VerbatimChar"/>
+    <w:rPr>
+      <w:color w:val="007020"/>
+      <w:b/>
+    </w:rPr>
+  </w:style>
+  <w:style w:customStyle="1" w:styleId="DataTypeTok" w:type="character">
+    <w:name w:val="DataTypeTok"/>
+    <w:basedOn w:val="VerbatimChar"/>
+    <w:rPr>
+      <w:color w:val="902000"/>
+    </w:rPr>
+  </w:style>
+  <w:style w:customStyle="1" w:styleId="DecValTok" w:type="character">
+    <w:name w:val="DecValTok"/>
+    <w:basedOn w:val="VerbatimChar"/>
+    <w:rPr>
+      <w:color w:val="40a070"/>
+    </w:rPr>
+  </w:style>
+  <w:style w:customStyle="1" w:styleId="BaseNTok" w:type="character">
+    <w:name w:val="BaseNTok"/>
+    <w:basedOn w:val="VerbatimChar"/>
+    <w:rPr>
+      <w:color w:val="40a070"/>
+    </w:rPr>
+  </w:style>
+  <w:style w:customStyle="1" w:styleId="FloatTok" w:type="character">
+    <w:name w:val="FloatTok"/>
+    <w:basedOn w:val="VerbatimChar"/>
+    <w:rPr>
+      <w:color w:val="40a070"/>
+    </w:rPr>
+  </w:style>
+  <w:style w:customStyle="1" w:styleId="ConstantTok" w:type="character">
+    <w:name w:val="ConstantTok"/>
+    <w:basedOn w:val="VerbatimChar"/>
+    <w:rPr>
+      <w:color w:val="880000"/>
+    </w:rPr>
+  </w:style>
+  <w:style w:customStyle="1" w:styleId="CharTok" w:type="character">
+    <w:name w:val="CharTok"/>
+    <w:basedOn w:val="VerbatimChar"/>
+    <w:rPr>
+      <w:color w:val="4070a0"/>
+    </w:rPr>
+  </w:style>
+  <w:style w:customStyle="1" w:styleId="SpecialCharTok" w:type="character">
+    <w:name w:val="SpecialCharTok"/>
+    <w:basedOn w:val="VerbatimChar"/>
+    <w:rPr>
+      <w:color w:val="4070a0"/>
+    </w:rPr>
+  </w:style>
+  <w:style w:customStyle="1" w:styleId="StringTok" w:type="character">
+    <w:name w:val="StringTok"/>
+    <w:basedOn w:val="VerbatimChar"/>
+    <w:rPr>
+      <w:color w:val="4070a0"/>
+    </w:rPr>
+  </w:style>
+  <w:style w:customStyle="1" w:styleId="VerbatimStringTok" w:type="character">
+    <w:name w:val="VerbatimStringTok"/>
+    <w:basedOn w:val="VerbatimChar"/>
+    <w:rPr>
+      <w:color w:val="4070a0"/>
+    </w:rPr>
+  </w:style>
+  <w:style w:customStyle="1" w:styleId="SpecialStringTok" w:type="character">
+    <w:name w:val="SpecialStringTok"/>
+    <w:basedOn w:val="VerbatimChar"/>
+    <w:rPr>
+      <w:color w:val="bb6688"/>
+    </w:rPr>
+  </w:style>
+  <w:style w:customStyle="1" w:styleId="ImportTok" w:type="character">
+    <w:name w:val="ImportTok"/>
+    <w:basedOn w:val="VerbatimChar"/>
+    <w:rPr>
+      <w:color w:val="008000"/>
+      <w:b/>
+    </w:rPr>
+  </w:style>
+  <w:style w:customStyle="1" w:styleId="CommentTok" w:type="character">
+    <w:name w:val="CommentTok"/>
+    <w:basedOn w:val="VerbatimChar"/>
+    <w:rPr>
+      <w:color w:val="60a0b0"/>
+      <w:i/>
+    </w:rPr>
+  </w:style>
+  <w:style w:customStyle="1" w:styleId="DocumentationTok" w:type="character">
+    <w:name w:val="DocumentationTok"/>
+    <w:basedOn w:val="VerbatimChar"/>
+    <w:rPr>
+      <w:color w:val="ba2121"/>
+      <w:i/>
+    </w:rPr>
+  </w:style>
+  <w:style w:customStyle="1" w:styleId="AnnotationTok" w:type="character">
+    <w:name w:val="AnnotationTok"/>
+    <w:basedOn w:val="VerbatimChar"/>
+    <w:rPr>
+      <w:color w:val="60a0b0"/>
+      <w:b/>
+      <w:i/>
+    </w:rPr>
+  </w:style>
+  <w:style w:customStyle="1" w:styleId="CommentVarTok" w:type="character">
+    <w:name w:val="CommentVarTok"/>
+    <w:basedOn w:val="VerbatimChar"/>
+    <w:rPr>
+      <w:color w:val="60a0b0"/>
+      <w:b/>
+      <w:i/>
+    </w:rPr>
+  </w:style>
+  <w:style w:customStyle="1" w:styleId="OtherTok" w:type="character">
+    <w:name w:val="OtherTok"/>
+    <w:basedOn w:val="VerbatimChar"/>
+    <w:rPr>
+      <w:color w:val="007020"/>
+    </w:rPr>
+  </w:style>
+  <w:style w:customStyle="1" w:styleId="FunctionTok" w:type="character">
+    <w:name w:val="FunctionTok"/>
+    <w:basedOn w:val="VerbatimChar"/>
+    <w:rPr>
+      <w:color w:val="06287e"/>
+    </w:rPr>
+  </w:style>
+  <w:style w:customStyle="1" w:styleId="VariableTok" w:type="character">
+    <w:name w:val="VariableTok"/>
+    <w:basedOn w:val="VerbatimChar"/>
+    <w:rPr>
+      <w:color w:val="19177c"/>
+    </w:rPr>
+  </w:style>
+  <w:style w:customStyle="1" w:styleId="ControlFlowTok" w:type="character">
+    <w:name w:val="ControlFlowTok"/>
+    <w:basedOn w:val="VerbatimChar"/>
+    <w:rPr>
+      <w:color w:val="007020"/>
+      <w:b/>
+    </w:rPr>
+  </w:style>
+  <w:style w:customStyle="1" w:styleId="OperatorTok" w:type="character">
+    <w:name w:val="OperatorTok"/>
+    <w:basedOn w:val="VerbatimChar"/>
+    <w:rPr>
+      <w:color w:val="666666"/>
+    </w:rPr>
+  </w:style>
+  <w:style w:customStyle="1" w:styleId="BuiltInTok" w:type="character">
+    <w:name w:val="BuiltInTok"/>
+    <w:basedOn w:val="VerbatimChar"/>
+    <w:rPr>
+      <w:color w:val="008000"/>
+    </w:rPr>
+  </w:style>
+  <w:style w:customStyle="1" w:styleId="ExtensionTok" w:type="character">
+    <w:name w:val="ExtensionTok"/>
+    <w:basedOn w:val="VerbatimChar"/>
+    <w:rPr/>
+  </w:style>
+  <w:style w:customStyle="1" w:styleId="PreprocessorTok" w:type="character">
+    <w:name w:val="PreprocessorTok"/>
+    <w:basedOn w:val="VerbatimChar"/>
+    <w:rPr>
+      <w:color w:val="bc7a00"/>
+    </w:rPr>
+  </w:style>
+  <w:style w:customStyle="1" w:styleId="AttributeTok" w:type="character">
+    <w:name w:val="AttributeTok"/>
+    <w:basedOn w:val="VerbatimChar"/>
+    <w:rPr>
+      <w:color w:val="7d9029"/>
+    </w:rPr>
+  </w:style>
+  <w:style w:customStyle="1" w:styleId="RegionMarkerTok" w:type="character">
+    <w:name w:val="RegionMarkerTok"/>
+    <w:basedOn w:val="VerbatimChar"/>
+    <w:rPr/>
+  </w:style>
+  <w:style w:customStyle="1" w:styleId="InformationTok" w:type="character">
+    <w:name w:val="InformationTok"/>
+    <w:basedOn w:val="VerbatimChar"/>
+    <w:rPr>
+      <w:color w:val="60a0b0"/>
+      <w:b/>
+      <w:i/>
+    </w:rPr>
+  </w:style>
+  <w:style w:customStyle="1" w:styleId="WarningTok" w:type="character">
+    <w:name w:val="WarningTok"/>
+    <w:basedOn w:val="VerbatimChar"/>
+    <w:rPr>
+      <w:color w:val="60a0b0"/>
+      <w:b/>
+      <w:i/>
+    </w:rPr>
+  </w:style>
+  <w:style w:customStyle="1" w:styleId="AlertTok" w:type="character">
+    <w:name w:val="AlertTok"/>
+    <w:basedOn w:val="VerbatimChar"/>
+    <w:rPr>
+      <w:color w:val="ff0000"/>
+      <w:b/>
+    </w:rPr>
+  </w:style>
+  <w:style w:customStyle="1" w:styleId="ErrorTok" w:type="character">
+    <w:name w:val="ErrorTok"/>
+    <w:basedOn w:val="VerbatimChar"/>
+    <w:rPr>
+      <w:color w:val="ff0000"/>
+      <w:b/>
+    </w:rPr>
+  </w:style>
+  <w:style w:customStyle="1" w:styleId="NormalTok" w:type="character">
+    <w:name w:val="NormalTok"/>
+    <w:basedOn w:val="VerbatimChar"/>
+    <w:rPr/>
   </w:style>
   <w:style w:customStyle="1" w:styleId="SourceCode" w:type="paragraph">
     <w:name w:val="Source Code"/>

--- a/docs/Boxborough News - Editor's Guide.docx
+++ b/docs/Boxborough News - Editor's Guide.docx
@@ -692,7 +692,75 @@
         <w:t xml:space="preserve"> </w:t>
       </w:r>
       <w:r>
-        <w:t xml:space="preserve">(or the first photo) is the main photo, and any others go at the end of the article with their labels as captions. Docs, Word files and photos must be shared so that anyone with the link can view them, as they are now. iPhone HEIC photos can’t be read; save them as JPG.</w:t>
+        <w:t xml:space="preserve">(or the first photo) is the main photo.</w:t>
+      </w:r>
+    </w:p>
+    <w:p>
+      <w:pPr>
+        <w:pStyle w:val="BodyText"/>
+      </w:pPr>
+      <w:r>
+        <w:t xml:space="preserve">Other photos are placed in the text. A photo labeled with a name in the photo cell (for example</w:t>
+      </w:r>
+      <w:r>
+        <w:t xml:space="preserve"> </w:t>
+      </w:r>
+      <w:r>
+        <w:rPr>
+          <w:iCs/>
+          <w:i/>
+        </w:rPr>
+        <w:t xml:space="preserve">Nathan Soule: https://drive…</w:t>
+      </w:r>
+      <w:r>
+        <w:t xml:space="preserve">) goes just above the first short or bold line in the Doc that contains that name, such as</w:t>
+      </w:r>
+      <w:r>
+        <w:t xml:space="preserve"> </w:t>
+      </w:r>
+      <w:r>
+        <w:t xml:space="preserve">“</w:t>
+      </w:r>
+      <w:r>
+        <w:t xml:space="preserve">Lieutenant Nathan Soule:</w:t>
+      </w:r>
+      <w:r>
+        <w:t xml:space="preserve">”</w:t>
+      </w:r>
+      <w:r>
+        <w:t xml:space="preserve">. To put a photo somewhere specific, type a line like</w:t>
+      </w:r>
+      <w:r>
+        <w:t xml:space="preserve"> </w:t>
+      </w:r>
+      <w:r>
+        <w:rPr>
+          <w:bCs/>
+          <w:b/>
+        </w:rPr>
+        <w:t xml:space="preserve">[Photo: Nathan Soule]</w:t>
+      </w:r>
+      <w:r>
+        <w:t xml:space="preserve"> </w:t>
+      </w:r>
+      <w:r>
+        <w:t xml:space="preserve">(using the photo’s label) or</w:t>
+      </w:r>
+      <w:r>
+        <w:t xml:space="preserve"> </w:t>
+      </w:r>
+      <w:r>
+        <w:rPr>
+          <w:bCs/>
+          <w:b/>
+        </w:rPr>
+        <w:t xml:space="preserve">[Photo 2]</w:t>
+      </w:r>
+      <w:r>
+        <w:t xml:space="preserve"> </w:t>
+      </w:r>
+      <w:r>
+        <w:t xml:space="preserve">(its place in the photo cell) on its own line in the Doc, where the photo should go. A photo that can’t be placed goes at the end of the article, and the Preview page’s summary says so. Docs, Word files and photos must be shared so that anyone with the link can view them, as they are now. iPhone HEIC photos can’t be read; save them as JPG.</w:t>
       </w:r>
     </w:p>
     <w:p>

--- a/docs/Boxborough News - Editor's Guide.docx
+++ b/docs/Boxborough News - Editor's Guide.docx
@@ -1607,7 +1607,23 @@
         <w:t xml:space="preserve">boxborough-news.github.io/website/preview/</w:t>
       </w:r>
       <w:r>
-        <w:t xml:space="preserve">). It lists everything that isn’t live yet, with a link to each item’s preview, and a preview of the coming Friday’s email. It updates about two minutes after you click</w:t>
+        <w:t xml:space="preserve">). It lists everything that isn’t live yet, with a link to each item’s preview. It also has a preview of the</w:t>
+      </w:r>
+      <w:r>
+        <w:t xml:space="preserve"> </w:t>
+      </w:r>
+      <w:r>
+        <w:rPr>
+          <w:bCs/>
+          <w:b/>
+        </w:rPr>
+        <w:t xml:space="preserve">home page</w:t>
+      </w:r>
+      <w:r>
+        <w:t xml:space="preserve"> </w:t>
+      </w:r>
+      <w:r>
+        <w:t xml:space="preserve">as it will look at 6 a.m. on the coming Friday (the Top story, the photos and their trimming, and the order of the stories), and of the coming Friday’s email. It updates about two minutes after you click</w:t>
       </w:r>
       <w:r>
         <w:t xml:space="preserve"> </w:t>
@@ -4870,6 +4886,240 @@
       <w:sz w:val="25"/>
       <w:szCs w:val="25"/>
     </w:rPr>
+  </w:style>
+  <w:style w:customStyle="1" w:styleId="SourceCode" w:type="paragraph">
+    <w:name w:val="Source Code"/>
+    <w:basedOn w:val="Normal"/>
+    <w:link w:val="VerbatimChar"/>
+    <w:pPr>
+      <w:wordWrap w:val="off"/>
+    </w:pPr>
+  </w:style>
+  <w:style w:customStyle="1" w:styleId="KeywordTok" w:type="character">
+    <w:name w:val="KeywordTok"/>
+    <w:basedOn w:val="VerbatimChar"/>
+    <w:rPr>
+      <w:color w:val="007020"/>
+      <w:b/>
+    </w:rPr>
+  </w:style>
+  <w:style w:customStyle="1" w:styleId="DataTypeTok" w:type="character">
+    <w:name w:val="DataTypeTok"/>
+    <w:basedOn w:val="VerbatimChar"/>
+    <w:rPr>
+      <w:color w:val="902000"/>
+    </w:rPr>
+  </w:style>
+  <w:style w:customStyle="1" w:styleId="DecValTok" w:type="character">
+    <w:name w:val="DecValTok"/>
+    <w:basedOn w:val="VerbatimChar"/>
+    <w:rPr>
+      <w:color w:val="40a070"/>
+    </w:rPr>
+  </w:style>
+  <w:style w:customStyle="1" w:styleId="BaseNTok" w:type="character">
+    <w:name w:val="BaseNTok"/>
+    <w:basedOn w:val="VerbatimChar"/>
+    <w:rPr>
+      <w:color w:val="40a070"/>
+    </w:rPr>
+  </w:style>
+  <w:style w:customStyle="1" w:styleId="FloatTok" w:type="character">
+    <w:name w:val="FloatTok"/>
+    <w:basedOn w:val="VerbatimChar"/>
+    <w:rPr>
+      <w:color w:val="40a070"/>
+    </w:rPr>
+  </w:style>
+  <w:style w:customStyle="1" w:styleId="ConstantTok" w:type="character">
+    <w:name w:val="ConstantTok"/>
+    <w:basedOn w:val="VerbatimChar"/>
+    <w:rPr>
+      <w:color w:val="880000"/>
+    </w:rPr>
+  </w:style>
+  <w:style w:customStyle="1" w:styleId="CharTok" w:type="character">
+    <w:name w:val="CharTok"/>
+    <w:basedOn w:val="VerbatimChar"/>
+    <w:rPr>
+      <w:color w:val="4070a0"/>
+    </w:rPr>
+  </w:style>
+  <w:style w:customStyle="1" w:styleId="SpecialCharTok" w:type="character">
+    <w:name w:val="SpecialCharTok"/>
+    <w:basedOn w:val="VerbatimChar"/>
+    <w:rPr>
+      <w:color w:val="4070a0"/>
+    </w:rPr>
+  </w:style>
+  <w:style w:customStyle="1" w:styleId="StringTok" w:type="character">
+    <w:name w:val="StringTok"/>
+    <w:basedOn w:val="VerbatimChar"/>
+    <w:rPr>
+      <w:color w:val="4070a0"/>
+    </w:rPr>
+  </w:style>
+  <w:style w:customStyle="1" w:styleId="VerbatimStringTok" w:type="character">
+    <w:name w:val="VerbatimStringTok"/>
+    <w:basedOn w:val="VerbatimChar"/>
+    <w:rPr>
+      <w:color w:val="4070a0"/>
+    </w:rPr>
+  </w:style>
+  <w:style w:customStyle="1" w:styleId="SpecialStringTok" w:type="character">
+    <w:name w:val="SpecialStringTok"/>
+    <w:basedOn w:val="VerbatimChar"/>
+    <w:rPr>
+      <w:color w:val="bb6688"/>
+    </w:rPr>
+  </w:style>
+  <w:style w:customStyle="1" w:styleId="ImportTok" w:type="character">
+    <w:name w:val="ImportTok"/>
+    <w:basedOn w:val="VerbatimChar"/>
+    <w:rPr>
+      <w:color w:val="008000"/>
+      <w:b/>
+    </w:rPr>
+  </w:style>
+  <w:style w:customStyle="1" w:styleId="CommentTok" w:type="character">
+    <w:name w:val="CommentTok"/>
+    <w:basedOn w:val="VerbatimChar"/>
+    <w:rPr>
+      <w:color w:val="60a0b0"/>
+      <w:i/>
+    </w:rPr>
+  </w:style>
+  <w:style w:customStyle="1" w:styleId="DocumentationTok" w:type="character">
+    <w:name w:val="DocumentationTok"/>
+    <w:basedOn w:val="VerbatimChar"/>
+    <w:rPr>
+      <w:color w:val="ba2121"/>
+      <w:i/>
+    </w:rPr>
+  </w:style>
+  <w:style w:customStyle="1" w:styleId="AnnotationTok" w:type="character">
+    <w:name w:val="AnnotationTok"/>
+    <w:basedOn w:val="VerbatimChar"/>
+    <w:rPr>
+      <w:color w:val="60a0b0"/>
+      <w:b/>
+      <w:i/>
+    </w:rPr>
+  </w:style>
+  <w:style w:customStyle="1" w:styleId="CommentVarTok" w:type="character">
+    <w:name w:val="CommentVarTok"/>
+    <w:basedOn w:val="VerbatimChar"/>
+    <w:rPr>
+      <w:color w:val="60a0b0"/>
+      <w:b/>
+      <w:i/>
+    </w:rPr>
+  </w:style>
+  <w:style w:customStyle="1" w:styleId="OtherTok" w:type="character">
+    <w:name w:val="OtherTok"/>
+    <w:basedOn w:val="VerbatimChar"/>
+    <w:rPr>
+      <w:color w:val="007020"/>
+    </w:rPr>
+  </w:style>
+  <w:style w:customStyle="1" w:styleId="FunctionTok" w:type="character">
+    <w:name w:val="FunctionTok"/>
+    <w:basedOn w:val="VerbatimChar"/>
+    <w:rPr>
+      <w:color w:val="06287e"/>
+    </w:rPr>
+  </w:style>
+  <w:style w:customStyle="1" w:styleId="VariableTok" w:type="character">
+    <w:name w:val="VariableTok"/>
+    <w:basedOn w:val="VerbatimChar"/>
+    <w:rPr>
+      <w:color w:val="19177c"/>
+    </w:rPr>
+  </w:style>
+  <w:style w:customStyle="1" w:styleId="ControlFlowTok" w:type="character">
+    <w:name w:val="ControlFlowTok"/>
+    <w:basedOn w:val="VerbatimChar"/>
+    <w:rPr>
+      <w:color w:val="007020"/>
+      <w:b/>
+    </w:rPr>
+  </w:style>
+  <w:style w:customStyle="1" w:styleId="OperatorTok" w:type="character">
+    <w:name w:val="OperatorTok"/>
+    <w:basedOn w:val="VerbatimChar"/>
+    <w:rPr>
+      <w:color w:val="666666"/>
+    </w:rPr>
+  </w:style>
+  <w:style w:customStyle="1" w:styleId="BuiltInTok" w:type="character">
+    <w:name w:val="BuiltInTok"/>
+    <w:basedOn w:val="VerbatimChar"/>
+    <w:rPr>
+      <w:color w:val="008000"/>
+    </w:rPr>
+  </w:style>
+  <w:style w:customStyle="1" w:styleId="ExtensionTok" w:type="character">
+    <w:name w:val="ExtensionTok"/>
+    <w:basedOn w:val="VerbatimChar"/>
+    <w:rPr/>
+  </w:style>
+  <w:style w:customStyle="1" w:styleId="PreprocessorTok" w:type="character">
+    <w:name w:val="PreprocessorTok"/>
+    <w:basedOn w:val="VerbatimChar"/>
+    <w:rPr>
+      <w:color w:val="bc7a00"/>
+    </w:rPr>
+  </w:style>
+  <w:style w:customStyle="1" w:styleId="AttributeTok" w:type="character">
+    <w:name w:val="AttributeTok"/>
+    <w:basedOn w:val="VerbatimChar"/>
+    <w:rPr>
+      <w:color w:val="7d9029"/>
+    </w:rPr>
+  </w:style>
+  <w:style w:customStyle="1" w:styleId="RegionMarkerTok" w:type="character">
+    <w:name w:val="RegionMarkerTok"/>
+    <w:basedOn w:val="VerbatimChar"/>
+    <w:rPr/>
+  </w:style>
+  <w:style w:customStyle="1" w:styleId="InformationTok" w:type="character">
+    <w:name w:val="InformationTok"/>
+    <w:basedOn w:val="VerbatimChar"/>
+    <w:rPr>
+      <w:color w:val="60a0b0"/>
+      <w:b/>
+      <w:i/>
+    </w:rPr>
+  </w:style>
+  <w:style w:customStyle="1" w:styleId="WarningTok" w:type="character">
+    <w:name w:val="WarningTok"/>
+    <w:basedOn w:val="VerbatimChar"/>
+    <w:rPr>
+      <w:color w:val="60a0b0"/>
+      <w:b/>
+      <w:i/>
+    </w:rPr>
+  </w:style>
+  <w:style w:customStyle="1" w:styleId="AlertTok" w:type="character">
+    <w:name w:val="AlertTok"/>
+    <w:basedOn w:val="VerbatimChar"/>
+    <w:rPr>
+      <w:color w:val="ff0000"/>
+      <w:b/>
+    </w:rPr>
+  </w:style>
+  <w:style w:customStyle="1" w:styleId="ErrorTok" w:type="character">
+    <w:name w:val="ErrorTok"/>
+    <w:basedOn w:val="VerbatimChar"/>
+    <w:rPr>
+      <w:color w:val="ff0000"/>
+      <w:b/>
+    </w:rPr>
+  </w:style>
+  <w:style w:customStyle="1" w:styleId="NormalTok" w:type="character">
+    <w:name w:val="NormalTok"/>
+    <w:basedOn w:val="VerbatimChar"/>
+    <w:rPr/>
   </w:style>
   <w:style w:customStyle="1" w:styleId="SourceCode" w:type="paragraph">
     <w:name w:val="Source Code"/>

--- a/docs/Boxborough News - Editor's Guide.docx
+++ b/docs/Boxborough News - Editor's Guide.docx
@@ -760,7 +760,94 @@
         <w:t xml:space="preserve"> </w:t>
       </w:r>
       <w:r>
-        <w:t xml:space="preserve">(its place in the photo cell) on its own line in the Doc, where the photo should go. A photo that can’t be placed goes at the end of the article, and the Preview page’s summary says so. Docs, Word files and photos must be shared so that anyone with the link can view them, as they are now. iPhone HEIC photos can’t be read; save them as JPG.</w:t>
+        <w:t xml:space="preserve">(its place in the photo cell) on its own line in the Doc, where the photo should go. These [Photo] lines are typed in the</w:t>
+      </w:r>
+      <w:r>
+        <w:t xml:space="preserve"> </w:t>
+      </w:r>
+      <w:r>
+        <w:rPr>
+          <w:bCs/>
+          <w:b/>
+        </w:rPr>
+        <w:t xml:space="preserve">Google Doc</w:t>
+      </w:r>
+      <w:r>
+        <w:t xml:space="preserve"> </w:t>
+      </w:r>
+      <w:r>
+        <w:t xml:space="preserve">only; in Pages CMS you place photos as described under</w:t>
+      </w:r>
+      <w:r>
+        <w:t xml:space="preserve"> </w:t>
+      </w:r>
+      <w:r>
+        <w:rPr>
+          <w:iCs/>
+          <w:i/>
+        </w:rPr>
+        <w:t xml:space="preserve">Photos</w:t>
+      </w:r>
+      <w:r>
+        <w:t xml:space="preserve"> </w:t>
+      </w:r>
+      <w:r>
+        <w:t xml:space="preserve">below. Photo lines typed one right after another (with nothing between them but an optional caption line in italics) show</w:t>
+      </w:r>
+      <w:r>
+        <w:t xml:space="preserve"> </w:t>
+      </w:r>
+      <w:r>
+        <w:rPr>
+          <w:bCs/>
+          <w:b/>
+        </w:rPr>
+        <w:t xml:space="preserve">side by side</w:t>
+      </w:r>
+      <w:r>
+        <w:t xml:space="preserve"> </w:t>
+      </w:r>
+      <w:r>
+        <w:t xml:space="preserve">on the website. A photo that can’t be placed goes at the end of the article, and the Preview page’s summary says so. Docs, Word files and photos must be shared so that anyone with the link can view them, as they are now. iPhone HEIC photos can’t be read; save them as JPG.</w:t>
+      </w:r>
+    </w:p>
+    <w:p>
+      <w:pPr>
+        <w:pStyle w:val="BodyText"/>
+      </w:pPr>
+      <w:r>
+        <w:t xml:space="preserve">If the photo cell has words but no link (for example</w:t>
+      </w:r>
+      <w:r>
+        <w:t xml:space="preserve"> </w:t>
+      </w:r>
+      <w:r>
+        <w:t xml:space="preserve">“</w:t>
+      </w:r>
+      <w:r>
+        <w:t xml:space="preserve">use firestation</w:t>
+      </w:r>
+      <w:r>
+        <w:t xml:space="preserve">”</w:t>
+      </w:r>
+      <w:r>
+        <w:t xml:space="preserve">), the story comes in without a photo, and the Preview page’s summary quotes the note and suggests photos already on the site whose names or stories match. Open the article in Pages CMS, click</w:t>
+      </w:r>
+      <w:r>
+        <w:t xml:space="preserve"> </w:t>
+      </w:r>
+      <w:r>
+        <w:rPr>
+          <w:bCs/>
+          <w:b/>
+        </w:rPr>
+        <w:t xml:space="preserve">Main photo</w:t>
+      </w:r>
+      <w:r>
+        <w:t xml:space="preserve"> </w:t>
+      </w:r>
+      <w:r>
+        <w:t xml:space="preserve">and pick one. (The import always saves a fresh copy of each linked photo, named after the story, even if the same picture is already in the photo library. Importing the same story again replaces its own copy, so copies don’t pile up.)</w:t>
       </w:r>
     </w:p>
     <w:p>
@@ -1473,7 +1560,7 @@
               <w:jc w:val="left"/>
             </w:pPr>
             <w:r>
-              <w:t xml:space="preserve">Type or paste the article. Pasting from Word or Google Docs works. Use the toolbar for</w:t>
+              <w:t xml:space="preserve">Type or paste the article. Pasting from Word or Google Docs works. Select words to see buttons for</w:t>
             </w:r>
             <w:r>
               <w:t xml:space="preserve"> </w:t>
@@ -1499,7 +1586,55 @@
               <w:t xml:space="preserve">italics</w:t>
             </w:r>
             <w:r>
-              <w:t xml:space="preserve">, headings, lists and links.</w:t>
+              <w:t xml:space="preserve"> </w:t>
+            </w:r>
+            <w:r>
+              <w:t xml:space="preserve">and links. On an empty line, type</w:t>
+            </w:r>
+            <w:r>
+              <w:t xml:space="preserve"> </w:t>
+            </w:r>
+            <w:r>
+              <w:rPr>
+                <w:bCs/>
+                <w:b/>
+              </w:rPr>
+              <w:t xml:space="preserve">/</w:t>
+            </w:r>
+            <w:r>
+              <w:t xml:space="preserve"> </w:t>
+            </w:r>
+            <w:r>
+              <w:t xml:space="preserve">for headings, lists and photos. Leave the switch above the box on</w:t>
+            </w:r>
+            <w:r>
+              <w:t xml:space="preserve"> </w:t>
+            </w:r>
+            <w:r>
+              <w:rPr>
+                <w:bCs/>
+                <w:b/>
+              </w:rPr>
+              <w:t xml:space="preserve">Editor</w:t>
+            </w:r>
+            <w:r>
+              <w:t xml:space="preserve">;</w:t>
+            </w:r>
+            <w:r>
+              <w:t xml:space="preserve"> </w:t>
+            </w:r>
+            <w:r>
+              <w:rPr>
+                <w:bCs/>
+                <w:b/>
+              </w:rPr>
+              <w:t xml:space="preserve">Source</w:t>
+            </w:r>
+            <w:r>
+              <w:t xml:space="preserve"> </w:t>
+            </w:r>
+            <w:r>
+              <w:t xml:space="preserve">shows the same text as code.</w:t>
             </w:r>
           </w:p>
         </w:tc>
@@ -1545,7 +1680,7 @@
         <w:t xml:space="preserve"> </w:t>
       </w:r>
       <w:r>
-        <w:t xml:space="preserve">to link to a town document or agenda, highlight the words, click the link button, and paste the web address.</w:t>
+        <w:t xml:space="preserve">to link to a town document or agenda, highlight the words, click the link button, and paste the web address. Links to other websites open in a new tab automatically, so readers keep our page open.</w:t>
       </w:r>
     </w:p>
     <w:bookmarkStart w:id="23" w:name="previewing-before-it-goes-live"/>
@@ -1694,23 +1829,135 @@
         <w:pStyle w:val="Compact"/>
       </w:pPr>
       <w:r>
-        <w:t xml:space="preserve">To add a photo</w:t>
-      </w:r>
-      <w:r>
-        <w:t xml:space="preserve"> </w:t>
-      </w:r>
-      <w:r>
-        <w:rPr>
-          <w:iCs/>
-          <w:i/>
-        </w:rPr>
-        <w:t xml:space="preserve">inside</w:t>
-      </w:r>
-      <w:r>
-        <w:t xml:space="preserve"> </w:t>
-      </w:r>
-      <w:r>
-        <w:t xml:space="preserve">the article text, click the image button in the toolbar.</w:t>
+        <w:rPr>
+          <w:bCs/>
+          <w:b/>
+        </w:rPr>
+        <w:t xml:space="preserve">Photos inside the article text:</w:t>
+      </w:r>
+      <w:r>
+        <w:t xml:space="preserve"> </w:t>
+      </w:r>
+      <w:r>
+        <w:t xml:space="preserve">click at the start of an empty line where the photo should go, type</w:t>
+      </w:r>
+      <w:r>
+        <w:t xml:space="preserve"> </w:t>
+      </w:r>
+      <w:r>
+        <w:rPr>
+          <w:bCs/>
+          <w:b/>
+        </w:rPr>
+        <w:t xml:space="preserve">/</w:t>
+      </w:r>
+      <w:r>
+        <w:t xml:space="preserve"> </w:t>
+      </w:r>
+      <w:r>
+        <w:t xml:space="preserve">and choose</w:t>
+      </w:r>
+      <w:r>
+        <w:t xml:space="preserve"> </w:t>
+      </w:r>
+      <w:r>
+        <w:rPr>
+          <w:bCs/>
+          <w:b/>
+        </w:rPr>
+        <w:t xml:space="preserve">Image</w:t>
+      </w:r>
+      <w:r>
+        <w:t xml:space="preserve">, then pick a photo from the library or upload one. You can also drag a photo file from your computer into the text. To add a caption, type it on the next line in italics.</w:t>
+      </w:r>
+    </w:p>
+    <w:p>
+      <w:pPr>
+        <w:numPr>
+          <w:ilvl w:val="0"/>
+          <w:numId w:val="1005"/>
+        </w:numPr>
+        <w:pStyle w:val="Compact"/>
+      </w:pPr>
+      <w:r>
+        <w:rPr>
+          <w:bCs/>
+          <w:b/>
+        </w:rPr>
+        <w:t xml:space="preserve">Several photos side by side:</w:t>
+      </w:r>
+      <w:r>
+        <w:t xml:space="preserve"> </w:t>
+      </w:r>
+      <w:r>
+        <w:t xml:space="preserve">put the photos right after one another, each on its own line, with nothing between them except an optional italic caption line. On a computer they show side by side (up to three in a row, more rows if needed), all the same height and never trimmed; on a phone they stack. A single photo is shown on its own, full width. For a true collage, make it as one picture (in Canva or Google Photos, for example) and add it as one photo.</w:t>
+      </w:r>
+    </w:p>
+    <w:p>
+      <w:pPr>
+        <w:numPr>
+          <w:ilvl w:val="0"/>
+          <w:numId w:val="1005"/>
+        </w:numPr>
+        <w:pStyle w:val="Compact"/>
+      </w:pPr>
+      <w:r>
+        <w:rPr>
+          <w:bCs/>
+          <w:b/>
+        </w:rPr>
+        <w:t xml:space="preserve">The photo library:</w:t>
+      </w:r>
+      <w:r>
+        <w:t xml:space="preserve"> </w:t>
+      </w:r>
+      <w:r>
+        <w:rPr>
+          <w:bCs/>
+          <w:b/>
+        </w:rPr>
+        <w:t xml:space="preserve">Media</w:t>
+      </w:r>
+      <w:r>
+        <w:t xml:space="preserve"> </w:t>
+      </w:r>
+      <w:r>
+        <w:t xml:space="preserve">in the left menu of Pages CMS lists every stored photo. There you can upload photos without writing an article (they’re then ready to pick for any article), and make folders to keep new photos organized. Don’t rename, move or delete a photo that’s already used in an article: the article would lose its picture.</w:t>
+      </w:r>
+    </w:p>
+    <w:p>
+      <w:pPr>
+        <w:numPr>
+          <w:ilvl w:val="0"/>
+          <w:numId w:val="1005"/>
+        </w:numPr>
+        <w:pStyle w:val="Compact"/>
+      </w:pPr>
+      <w:r>
+        <w:rPr>
+          <w:bCs/>
+          <w:b/>
+        </w:rPr>
+        <w:t xml:space="preserve">Photos from Google Drive or Google Photos:</w:t>
+      </w:r>
+      <w:r>
+        <w:t xml:space="preserve"> </w:t>
+      </w:r>
+      <w:r>
+        <w:t xml:space="preserve">Pages CMS uploads from your computer, so download the photo first (in Drive or Photos, use</w:t>
+      </w:r>
+      <w:r>
+        <w:t xml:space="preserve"> </w:t>
+      </w:r>
+      <w:r>
+        <w:rPr>
+          <w:bCs/>
+          <w:b/>
+        </w:rPr>
+        <w:t xml:space="preserve">Download</w:t>
+      </w:r>
+      <w:r>
+        <w:t xml:space="preserve">), then upload it. With the tracker sheet import, Drive links are read automatically, so this step isn’t needed there.</w:t>
       </w:r>
     </w:p>
     <w:bookmarkEnd w:id="24"/>
@@ -4886,6 +5133,240 @@
       <w:sz w:val="25"/>
       <w:szCs w:val="25"/>
     </w:rPr>
+  </w:style>
+  <w:style w:customStyle="1" w:styleId="SourceCode" w:type="paragraph">
+    <w:name w:val="Source Code"/>
+    <w:basedOn w:val="Normal"/>
+    <w:link w:val="VerbatimChar"/>
+    <w:pPr>
+      <w:wordWrap w:val="off"/>
+    </w:pPr>
+  </w:style>
+  <w:style w:customStyle="1" w:styleId="KeywordTok" w:type="character">
+    <w:name w:val="KeywordTok"/>
+    <w:basedOn w:val="VerbatimChar"/>
+    <w:rPr>
+      <w:color w:val="007020"/>
+      <w:b/>
+    </w:rPr>
+  </w:style>
+  <w:style w:customStyle="1" w:styleId="DataTypeTok" w:type="character">
+    <w:name w:val="DataTypeTok"/>
+    <w:basedOn w:val="VerbatimChar"/>
+    <w:rPr>
+      <w:color w:val="902000"/>
+    </w:rPr>
+  </w:style>
+  <w:style w:customStyle="1" w:styleId="DecValTok" w:type="character">
+    <w:name w:val="DecValTok"/>
+    <w:basedOn w:val="VerbatimChar"/>
+    <w:rPr>
+      <w:color w:val="40a070"/>
+    </w:rPr>
+  </w:style>
+  <w:style w:customStyle="1" w:styleId="BaseNTok" w:type="character">
+    <w:name w:val="BaseNTok"/>
+    <w:basedOn w:val="VerbatimChar"/>
+    <w:rPr>
+      <w:color w:val="40a070"/>
+    </w:rPr>
+  </w:style>
+  <w:style w:customStyle="1" w:styleId="FloatTok" w:type="character">
+    <w:name w:val="FloatTok"/>
+    <w:basedOn w:val="VerbatimChar"/>
+    <w:rPr>
+      <w:color w:val="40a070"/>
+    </w:rPr>
+  </w:style>
+  <w:style w:customStyle="1" w:styleId="ConstantTok" w:type="character">
+    <w:name w:val="ConstantTok"/>
+    <w:basedOn w:val="VerbatimChar"/>
+    <w:rPr>
+      <w:color w:val="880000"/>
+    </w:rPr>
+  </w:style>
+  <w:style w:customStyle="1" w:styleId="CharTok" w:type="character">
+    <w:name w:val="CharTok"/>
+    <w:basedOn w:val="VerbatimChar"/>
+    <w:rPr>
+      <w:color w:val="4070a0"/>
+    </w:rPr>
+  </w:style>
+  <w:style w:customStyle="1" w:styleId="SpecialCharTok" w:type="character">
+    <w:name w:val="SpecialCharTok"/>
+    <w:basedOn w:val="VerbatimChar"/>
+    <w:rPr>
+      <w:color w:val="4070a0"/>
+    </w:rPr>
+  </w:style>
+  <w:style w:customStyle="1" w:styleId="StringTok" w:type="character">
+    <w:name w:val="StringTok"/>
+    <w:basedOn w:val="VerbatimChar"/>
+    <w:rPr>
+      <w:color w:val="4070a0"/>
+    </w:rPr>
+  </w:style>
+  <w:style w:customStyle="1" w:styleId="VerbatimStringTok" w:type="character">
+    <w:name w:val="VerbatimStringTok"/>
+    <w:basedOn w:val="VerbatimChar"/>
+    <w:rPr>
+      <w:color w:val="4070a0"/>
+    </w:rPr>
+  </w:style>
+  <w:style w:customStyle="1" w:styleId="SpecialStringTok" w:type="character">
+    <w:name w:val="SpecialStringTok"/>
+    <w:basedOn w:val="VerbatimChar"/>
+    <w:rPr>
+      <w:color w:val="bb6688"/>
+    </w:rPr>
+  </w:style>
+  <w:style w:customStyle="1" w:styleId="ImportTok" w:type="character">
+    <w:name w:val="ImportTok"/>
+    <w:basedOn w:val="VerbatimChar"/>
+    <w:rPr>
+      <w:color w:val="008000"/>
+      <w:b/>
+    </w:rPr>
+  </w:style>
+  <w:style w:customStyle="1" w:styleId="CommentTok" w:type="character">
+    <w:name w:val="CommentTok"/>
+    <w:basedOn w:val="VerbatimChar"/>
+    <w:rPr>
+      <w:color w:val="60a0b0"/>
+      <w:i/>
+    </w:rPr>
+  </w:style>
+  <w:style w:customStyle="1" w:styleId="DocumentationTok" w:type="character">
+    <w:name w:val="DocumentationTok"/>
+    <w:basedOn w:val="VerbatimChar"/>
+    <w:rPr>
+      <w:color w:val="ba2121"/>
+      <w:i/>
+    </w:rPr>
+  </w:style>
+  <w:style w:customStyle="1" w:styleId="AnnotationTok" w:type="character">
+    <w:name w:val="AnnotationTok"/>
+    <w:basedOn w:val="VerbatimChar"/>
+    <w:rPr>
+      <w:color w:val="60a0b0"/>
+      <w:b/>
+      <w:i/>
+    </w:rPr>
+  </w:style>
+  <w:style w:customStyle="1" w:styleId="CommentVarTok" w:type="character">
+    <w:name w:val="CommentVarTok"/>
+    <w:basedOn w:val="VerbatimChar"/>
+    <w:rPr>
+      <w:color w:val="60a0b0"/>
+      <w:b/>
+      <w:i/>
+    </w:rPr>
+  </w:style>
+  <w:style w:customStyle="1" w:styleId="OtherTok" w:type="character">
+    <w:name w:val="OtherTok"/>
+    <w:basedOn w:val="VerbatimChar"/>
+    <w:rPr>
+      <w:color w:val="007020"/>
+    </w:rPr>
+  </w:style>
+  <w:style w:customStyle="1" w:styleId="FunctionTok" w:type="character">
+    <w:name w:val="FunctionTok"/>
+    <w:basedOn w:val="VerbatimChar"/>
+    <w:rPr>
+      <w:color w:val="06287e"/>
+    </w:rPr>
+  </w:style>
+  <w:style w:customStyle="1" w:styleId="VariableTok" w:type="character">
+    <w:name w:val="VariableTok"/>
+    <w:basedOn w:val="VerbatimChar"/>
+    <w:rPr>
+      <w:color w:val="19177c"/>
+    </w:rPr>
+  </w:style>
+  <w:style w:customStyle="1" w:styleId="ControlFlowTok" w:type="character">
+    <w:name w:val="ControlFlowTok"/>
+    <w:basedOn w:val="VerbatimChar"/>
+    <w:rPr>
+      <w:color w:val="007020"/>
+      <w:b/>
+    </w:rPr>
+  </w:style>
+  <w:style w:customStyle="1" w:styleId="OperatorTok" w:type="character">
+    <w:name w:val="OperatorTok"/>
+    <w:basedOn w:val="VerbatimChar"/>
+    <w:rPr>
+      <w:color w:val="666666"/>
+    </w:rPr>
+  </w:style>
+  <w:style w:customStyle="1" w:styleId="BuiltInTok" w:type="character">
+    <w:name w:val="BuiltInTok"/>
+    <w:basedOn w:val="VerbatimChar"/>
+    <w:rPr>
+      <w:color w:val="008000"/>
+    </w:rPr>
+  </w:style>
+  <w:style w:customStyle="1" w:styleId="ExtensionTok" w:type="character">
+    <w:name w:val="ExtensionTok"/>
+    <w:basedOn w:val="VerbatimChar"/>
+    <w:rPr/>
+  </w:style>
+  <w:style w:customStyle="1" w:styleId="PreprocessorTok" w:type="character">
+    <w:name w:val="PreprocessorTok"/>
+    <w:basedOn w:val="VerbatimChar"/>
+    <w:rPr>
+      <w:color w:val="bc7a00"/>
+    </w:rPr>
+  </w:style>
+  <w:style w:customStyle="1" w:styleId="AttributeTok" w:type="character">
+    <w:name w:val="AttributeTok"/>
+    <w:basedOn w:val="VerbatimChar"/>
+    <w:rPr>
+      <w:color w:val="7d9029"/>
+    </w:rPr>
+  </w:style>
+  <w:style w:customStyle="1" w:styleId="RegionMarkerTok" w:type="character">
+    <w:name w:val="RegionMarkerTok"/>
+    <w:basedOn w:val="VerbatimChar"/>
+    <w:rPr/>
+  </w:style>
+  <w:style w:customStyle="1" w:styleId="InformationTok" w:type="character">
+    <w:name w:val="InformationTok"/>
+    <w:basedOn w:val="VerbatimChar"/>
+    <w:rPr>
+      <w:color w:val="60a0b0"/>
+      <w:b/>
+      <w:i/>
+    </w:rPr>
+  </w:style>
+  <w:style w:customStyle="1" w:styleId="WarningTok" w:type="character">
+    <w:name w:val="WarningTok"/>
+    <w:basedOn w:val="VerbatimChar"/>
+    <w:rPr>
+      <w:color w:val="60a0b0"/>
+      <w:b/>
+      <w:i/>
+    </w:rPr>
+  </w:style>
+  <w:style w:customStyle="1" w:styleId="AlertTok" w:type="character">
+    <w:name w:val="AlertTok"/>
+    <w:basedOn w:val="VerbatimChar"/>
+    <w:rPr>
+      <w:color w:val="ff0000"/>
+      <w:b/>
+    </w:rPr>
+  </w:style>
+  <w:style w:customStyle="1" w:styleId="ErrorTok" w:type="character">
+    <w:name w:val="ErrorTok"/>
+    <w:basedOn w:val="VerbatimChar"/>
+    <w:rPr>
+      <w:color w:val="ff0000"/>
+      <w:b/>
+    </w:rPr>
+  </w:style>
+  <w:style w:customStyle="1" w:styleId="NormalTok" w:type="character">
+    <w:name w:val="NormalTok"/>
+    <w:basedOn w:val="VerbatimChar"/>
+    <w:rPr/>
   </w:style>
   <w:style w:customStyle="1" w:styleId="SourceCode" w:type="paragraph">
     <w:name w:val="Source Code"/>
